--- a/legend-dynamics/site/exlaw/ExLAW_Players_Guide.docx
+++ b/legend-dynamics/site/exlaw/ExLAW_Players_Guide.docx
@@ -6401,7 +6401,7 @@
               <w:rPr>
                 <w:sz w:val="19"/>
               </w:rPr>
-              <w:t xml:space="preserve">Fifteen rounds. Class I: hits mark 1 box.</w:t>
+              <w:t xml:space="preserve">Fifteen rounds. Class I; hits mark 2 boxes.</w:t>
             </w:r>
           </w:p>
         </w:tc>
@@ -6434,7 +6434,7 @@
               <w:rPr>
                 <w:sz w:val="19"/>
               </w:rPr>
-              <w:t xml:space="preserve">Six shells. Class I; at close range a hit marks 2 boxes.</w:t>
+              <w:t xml:space="preserve">Six shells. Class I. Within a few paces a hit marks 3 boxes and leaves the target Dying; farther away, 1 box.</w:t>
             </w:r>
           </w:p>
         </w:tc>
@@ -6467,7 +6467,7 @@
               <w:rPr>
                 <w:sz w:val="19"/>
               </w:rPr>
-              <w:t xml:space="preserve">Thirty rounds; can fire bursts. Class I.</w:t>
+              <w:t xml:space="preserve">Thirty rounds; can fire bursts. Class I; hits mark 2 boxes.</w:t>
             </w:r>
           </w:p>
         </w:tc>
@@ -6500,7 +6500,7 @@
               <w:rPr>
                 <w:sz w:val="19"/>
               </w:rPr>
-              <w:t xml:space="preserve">Twenty rounds; long range. Class I; a hit by 5 or more marks 2 boxes.</w:t>
+              <w:t xml:space="preserve">Twenty rounds; long range. Class I; hits mark 2 boxes.</w:t>
             </w:r>
           </w:p>
         </w:tc>
@@ -6599,7 +6599,7 @@
               <w:rPr>
                 <w:sz w:val="19"/>
               </w:rPr>
-              <w:t xml:space="preserve">Once per fight, a Class I hit marks no box.</w:t>
+              <w:t xml:space="preserve">Once per fight, a Class I hit marks one box fewer.</w:t>
             </w:r>
           </w:p>
         </w:tc>
@@ -7963,7 +7963,7 @@
         <w:pStyle w:val="BodyText"/>
       </w:pPr>
       <w:r>
-        <w:t xml:space="preserve">In ExLAW every attack has a</w:t>
+        <w:t xml:space="preserve">Ordinary weapons are as deadly here as anywhere: a gunshot is a gunshot. Every attack also has a</w:t>
       </w:r>
       <w:r>
         <w:t xml:space="preserve"> </w:t>
@@ -7976,23 +7976,55 @@
         <w:t xml:space="preserve">Class</w:t>
       </w:r>
       <w:r>
-        <w:t xml:space="preserve">, and the Class sets the damage:</w:t>
-      </w:r>
-      <w:r>
-        <w:t xml:space="preserve"> </w:t>
-      </w:r>
-      <w:r>
-        <w:rPr>
-          <w:bCs/>
-          <w:b/>
-        </w:rPr>
-        <w:t xml:space="preserve">Class I marks 1 box, Class II marks 2, Class III marks 2 and knocks the target down, Class IV and above mark 3.</w:t>
-      </w:r>
-      <w:r>
-        <w:t xml:space="preserve"> </w:t>
-      </w:r>
-      <w:r>
-        <w:t xml:space="preserve">Ordinary weapons are Class I; powers and heavy weapons go higher (see</w:t>
+        <w:t xml:space="preserve">, which matters against an Operant’s</w:t>
+      </w:r>
+      <w:r>
+        <w:t xml:space="preserve"> </w:t>
+      </w:r>
+      <w:r>
+        <w:rPr>
+          <w:bCs/>
+          <w:b/>
+        </w:rPr>
+        <w:t xml:space="preserve">Defense</w:t>
+      </w:r>
+      <w:r>
+        <w:t xml:space="preserve"> </w:t>
+      </w:r>
+      <w:r>
+        <w:t xml:space="preserve">(see below).</w:t>
+      </w:r>
+      <w:r>
+        <w:t xml:space="preserve"> </w:t>
+      </w:r>
+      <w:r>
+        <w:rPr>
+          <w:bCs/>
+          <w:b/>
+        </w:rPr>
+        <w:t xml:space="preserve">Powers</w:t>
+      </w:r>
+      <w:r>
+        <w:t xml:space="preserve"> </w:t>
+      </w:r>
+      <w:r>
+        <w:t xml:space="preserve">mark boxes by their Class:</w:t>
+      </w:r>
+      <w:r>
+        <w:t xml:space="preserve"> </w:t>
+      </w:r>
+      <w:r>
+        <w:rPr>
+          <w:bCs/>
+          <w:b/>
+        </w:rPr>
+        <w:t xml:space="preserve">Class I marks 1 box, Class II marks 2, Class III marks 2 and knocks the target down, Class IV and above mark 3</w:t>
+      </w:r>
+      <w:r>
+        <w:t xml:space="preserve"> </w:t>
+      </w:r>
+      <w:r>
+        <w:t xml:space="preserve">(see</w:t>
       </w:r>
       <w:r>
         <w:t xml:space="preserve"> </w:t>
@@ -8101,25 +8133,25 @@
                 <w:b/>
                 <w:sz w:val="19"/>
               </w:rPr>
-              <w:t xml:space="preserve">Notes</w:t>
-            </w:r>
-          </w:p>
-        </w:tc>
-      </w:tr>
-      <w:tr>
-        <w:tc>
-          <w:tcPr/>
-          <w:p>
-            <w:pPr>
-              <w:pStyle w:val="Compact"/>
-              <w:jc w:val="left"/>
-            </w:pPr>
-            <w:r>
-              <w:rPr>
-                <w:b/>
-                <w:sz w:val="19"/>
-              </w:rPr>
-              <w:t xml:space="preserve">Fists, kicks, a baton or knife</w:t>
+              <w:t xml:space="preserve">What the injury looks like</w:t>
+            </w:r>
+          </w:p>
+        </w:tc>
+      </w:tr>
+      <w:tr>
+        <w:tc>
+          <w:tcPr/>
+          <w:p>
+            <w:pPr>
+              <w:pStyle w:val="Compact"/>
+              <w:jc w:val="left"/>
+            </w:pPr>
+            <w:r>
+              <w:rPr>
+                <w:b/>
+                <w:sz w:val="19"/>
+              </w:rPr>
+              <w:t xml:space="preserve">Fists, kicks, a baton</w:t>
             </w:r>
           </w:p>
         </w:tc>
@@ -8164,25 +8196,25 @@
               <w:rPr>
                 <w:sz w:val="19"/>
               </w:rPr>
-              <w:t xml:space="preserve">Powers such as Strength and Natural Weapons raise the Class</w:t>
-            </w:r>
-          </w:p>
-        </w:tc>
-      </w:tr>
-      <w:tr>
-        <w:tc>
-          <w:tcPr/>
-          <w:p>
-            <w:pPr>
-              <w:pStyle w:val="Compact"/>
-              <w:jc w:val="left"/>
-            </w:pPr>
-            <w:r>
-              <w:rPr>
-                <w:b/>
-                <w:sz w:val="19"/>
-              </w:rPr>
-              <w:t xml:space="preserve">Pistol, submachine gun</w:t>
+              <w:t xml:space="preserve">Bruises, a cracked rib, a concussion</w:t>
+            </w:r>
+          </w:p>
+        </w:tc>
+      </w:tr>
+      <w:tr>
+        <w:tc>
+          <w:tcPr/>
+          <w:p>
+            <w:pPr>
+              <w:pStyle w:val="Compact"/>
+              <w:jc w:val="left"/>
+            </w:pPr>
+            <w:r>
+              <w:rPr>
+                <w:b/>
+                <w:sz w:val="19"/>
+              </w:rPr>
+              <w:t xml:space="preserve">Knife</w:t>
             </w:r>
           </w:p>
         </w:tc>
@@ -8227,25 +8259,25 @@
               <w:rPr>
                 <w:sz w:val="19"/>
               </w:rPr>
-              <w:t xml:space="preserve">A burst (SMG, three rounds) gives +1 to hit</w:t>
-            </w:r>
-          </w:p>
-        </w:tc>
-      </w:tr>
-      <w:tr>
-        <w:tc>
-          <w:tcPr/>
-          <w:p>
-            <w:pPr>
-              <w:pStyle w:val="Compact"/>
-              <w:jc w:val="left"/>
-            </w:pPr>
-            <w:r>
-              <w:rPr>
-                <w:b/>
-                <w:sz w:val="19"/>
-              </w:rPr>
-              <w:t xml:space="preserve">Shotgun</w:t>
+              <w:t xml:space="preserve">A cut or stab wound</w:t>
+            </w:r>
+          </w:p>
+        </w:tc>
+      </w:tr>
+      <w:tr>
+        <w:tc>
+          <w:tcPr/>
+          <w:p>
+            <w:pPr>
+              <w:pStyle w:val="Compact"/>
+              <w:jc w:val="left"/>
+            </w:pPr>
+            <w:r>
+              <w:rPr>
+                <w:b/>
+                <w:sz w:val="19"/>
+              </w:rPr>
+              <w:t xml:space="preserve">Pistol, submachine gun or rifle</w:t>
             </w:r>
           </w:p>
         </w:tc>
@@ -8275,33 +8307,40 @@
               <w:rPr>
                 <w:sz w:val="19"/>
               </w:rPr>
-              <w:t xml:space="preserve">1, or 2 at close range</w:t>
-            </w:r>
-          </w:p>
-        </w:tc>
-        <w:tc>
-          <w:tcPr/>
-          <w:p>
-            <w:pPr>
-              <w:pStyle w:val="Compact"/>
-            </w:pPr>
-          </w:p>
-        </w:tc>
-      </w:tr>
-      <w:tr>
-        <w:tc>
-          <w:tcPr/>
-          <w:p>
-            <w:pPr>
-              <w:pStyle w:val="Compact"/>
-              <w:jc w:val="left"/>
-            </w:pPr>
-            <w:r>
-              <w:rPr>
-                <w:b/>
-                <w:sz w:val="19"/>
-              </w:rPr>
-              <w:t xml:space="preserve">Rifle</w:t>
+              <w:t xml:space="preserve">2</w:t>
+            </w:r>
+          </w:p>
+        </w:tc>
+        <w:tc>
+          <w:tcPr/>
+          <w:p>
+            <w:pPr>
+              <w:pStyle w:val="Compact"/>
+              <w:jc w:val="left"/>
+            </w:pPr>
+            <w:r>
+              <w:rPr>
+                <w:sz w:val="19"/>
+              </w:rPr>
+              <w:t xml:space="preserve">A gunshot wound</w:t>
+            </w:r>
+          </w:p>
+        </w:tc>
+      </w:tr>
+      <w:tr>
+        <w:tc>
+          <w:tcPr/>
+          <w:p>
+            <w:pPr>
+              <w:pStyle w:val="Compact"/>
+              <w:jc w:val="left"/>
+            </w:pPr>
+            <w:r>
+              <w:rPr>
+                <w:b/>
+                <w:sz w:val="19"/>
+              </w:rPr>
+              <w:t xml:space="preserve">Shotgun, within a few paces</w:t>
             </w:r>
           </w:p>
         </w:tc>
@@ -8331,22 +8370,148 @@
               <w:rPr>
                 <w:sz w:val="19"/>
               </w:rPr>
-              <w:t xml:space="preserve">1, or 2 on a hit by 5 or more</w:t>
-            </w:r>
-          </w:p>
-        </w:tc>
-        <w:tc>
-          <w:tcPr/>
-          <w:p>
-            <w:pPr>
-              <w:pStyle w:val="Compact"/>
-              <w:jc w:val="left"/>
-            </w:pPr>
-            <w:r>
-              <w:rPr>
-                <w:sz w:val="19"/>
-              </w:rPr>
-              <w:t xml:space="preserve">Long range</w:t>
+              <w:t xml:space="preserve">3, and Dying</w:t>
+            </w:r>
+          </w:p>
+        </w:tc>
+        <w:tc>
+          <w:tcPr/>
+          <w:p>
+            <w:pPr>
+              <w:pStyle w:val="Compact"/>
+              <w:jc w:val="left"/>
+            </w:pPr>
+            <w:r>
+              <w:rPr>
+                <w:sz w:val="19"/>
+              </w:rPr>
+              <w:t xml:space="preserve">A ruinous wound</w:t>
+            </w:r>
+          </w:p>
+        </w:tc>
+      </w:tr>
+      <w:tr>
+        <w:tc>
+          <w:tcPr/>
+          <w:p>
+            <w:pPr>
+              <w:pStyle w:val="Compact"/>
+              <w:jc w:val="left"/>
+            </w:pPr>
+            <w:r>
+              <w:rPr>
+                <w:b/>
+                <w:sz w:val="19"/>
+              </w:rPr>
+              <w:t xml:space="preserve">Shotgun, farther away</w:t>
+            </w:r>
+          </w:p>
+        </w:tc>
+        <w:tc>
+          <w:tcPr/>
+          <w:p>
+            <w:pPr>
+              <w:pStyle w:val="Compact"/>
+              <w:jc w:val="left"/>
+            </w:pPr>
+            <w:r>
+              <w:rPr>
+                <w:sz w:val="19"/>
+              </w:rPr>
+              <w:t xml:space="preserve">I</w:t>
+            </w:r>
+          </w:p>
+        </w:tc>
+        <w:tc>
+          <w:tcPr/>
+          <w:p>
+            <w:pPr>
+              <w:pStyle w:val="Compact"/>
+              <w:jc w:val="left"/>
+            </w:pPr>
+            <w:r>
+              <w:rPr>
+                <w:sz w:val="19"/>
+              </w:rPr>
+              <w:t xml:space="preserve">1</w:t>
+            </w:r>
+          </w:p>
+        </w:tc>
+        <w:tc>
+          <w:tcPr/>
+          <w:p>
+            <w:pPr>
+              <w:pStyle w:val="Compact"/>
+              <w:jc w:val="left"/>
+            </w:pPr>
+            <w:r>
+              <w:rPr>
+                <w:sz w:val="19"/>
+              </w:rPr>
+              <w:t xml:space="preserve">Scattered pellets</w:t>
+            </w:r>
+          </w:p>
+        </w:tc>
+      </w:tr>
+      <w:tr>
+        <w:tc>
+          <w:tcPr/>
+          <w:p>
+            <w:pPr>
+              <w:pStyle w:val="Compact"/>
+              <w:jc w:val="left"/>
+            </w:pPr>
+            <w:r>
+              <w:rPr>
+                <w:b/>
+                <w:sz w:val="19"/>
+              </w:rPr>
+              <w:t xml:space="preserve">Sniper or heavy rifle</w:t>
+            </w:r>
+          </w:p>
+        </w:tc>
+        <w:tc>
+          <w:tcPr/>
+          <w:p>
+            <w:pPr>
+              <w:pStyle w:val="Compact"/>
+              <w:jc w:val="left"/>
+            </w:pPr>
+            <w:r>
+              <w:rPr>
+                <w:sz w:val="19"/>
+              </w:rPr>
+              <w:t xml:space="preserve">II</w:t>
+            </w:r>
+          </w:p>
+        </w:tc>
+        <w:tc>
+          <w:tcPr/>
+          <w:p>
+            <w:pPr>
+              <w:pStyle w:val="Compact"/>
+              <w:jc w:val="left"/>
+            </w:pPr>
+            <w:r>
+              <w:rPr>
+                <w:sz w:val="19"/>
+              </w:rPr>
+              <w:t xml:space="preserve">3, and Dying</w:t>
+            </w:r>
+          </w:p>
+        </w:tc>
+        <w:tc>
+          <w:tcPr/>
+          <w:p>
+            <w:pPr>
+              <w:pStyle w:val="Compact"/>
+              <w:jc w:val="left"/>
+            </w:pPr>
+            <w:r>
+              <w:rPr>
+                <w:sz w:val="19"/>
+              </w:rPr>
+              <w:t xml:space="preserve">A ruinous wound</w:t>
             </w:r>
           </w:p>
         </w:tc>
@@ -8409,7 +8574,7 @@
               <w:rPr>
                 <w:sz w:val="19"/>
               </w:rPr>
-              <w:t xml:space="preserve">Two shots</w:t>
+              <w:t xml:space="preserve">Twitching, then unconsciousness</w:t>
             </w:r>
           </w:p>
         </w:tc>
@@ -8513,22 +8678,22 @@
               <w:rPr>
                 <w:sz w:val="19"/>
               </w:rPr>
-              <w:t xml:space="preserve">2 and knocked down</w:t>
-            </w:r>
-          </w:p>
-        </w:tc>
-        <w:tc>
-          <w:tcPr/>
-          <w:p>
-            <w:pPr>
-              <w:pStyle w:val="Compact"/>
-              <w:jc w:val="left"/>
-            </w:pPr>
-            <w:r>
-              <w:rPr>
-                <w:sz w:val="19"/>
-              </w:rPr>
-              <w:t xml:space="preserve">Everyone nearby takes 1 box</w:t>
+              <w:t xml:space="preserve">3 and Dying at the center; 1 to everyone nearby</w:t>
+            </w:r>
+          </w:p>
+        </w:tc>
+        <w:tc>
+          <w:tcPr/>
+          <w:p>
+            <w:pPr>
+              <w:pStyle w:val="Compact"/>
+              <w:jc w:val="left"/>
+            </w:pPr>
+            <w:r>
+              <w:rPr>
+                <w:sz w:val="19"/>
+              </w:rPr>
+              <w:t xml:space="preserve">Blast and shrapnel; Dodge means diving clear</w:t>
             </w:r>
           </w:p>
         </w:tc>
@@ -8591,7 +8756,7 @@
               <w:rPr>
                 <w:sz w:val="19"/>
               </w:rPr>
-              <w:t xml:space="preserve">Toughness doesn’t help with falls from orbit</w:t>
+              <w:t xml:space="preserve">A sprain or a fracture</w:t>
             </w:r>
           </w:p>
         </w:tc>
@@ -8648,7 +8813,14 @@
           <w:p>
             <w:pPr>
               <w:pStyle w:val="Compact"/>
-            </w:pPr>
+              <w:jc w:val="left"/>
+            </w:pPr>
+            <w:r>
+              <w:rPr>
+                <w:sz w:val="19"/>
+              </w:rPr>
+              <w:t xml:space="preserve">Burns</w:t>
+            </w:r>
           </w:p>
         </w:tc>
       </w:tr>
@@ -8684,7 +8856,7 @@
         <w:t xml:space="preserve"> </w:t>
       </w:r>
       <w:r>
-        <w:t xml:space="preserve">Class. An attack</w:t>
+        <w:t xml:space="preserve">Class. An attack whose Class is</w:t>
       </w:r>
       <w:r>
         <w:t xml:space="preserve"> </w:t>
@@ -8700,7 +8872,7 @@
         <w:t xml:space="preserve"> </w:t>
       </w:r>
       <w:r>
-        <w:t xml:space="preserve">your Defense hits in full; an attack</w:t>
+        <w:t xml:space="preserve">your Defense hits in full; one</w:t>
       </w:r>
       <w:r>
         <w:t xml:space="preserve"> </w:t>
@@ -8716,7 +8888,7 @@
         <w:t xml:space="preserve"> </w:t>
       </w:r>
       <w:r>
-        <w:t xml:space="preserve">to it marks one box fewer; an attack</w:t>
+        <w:t xml:space="preserve">to it marks one box fewer; one</w:t>
       </w:r>
       <w:r>
         <w:t xml:space="preserve"> </w:t>
@@ -8732,7 +8904,7 @@
         <w:t xml:space="preserve"> </w:t>
       </w:r>
       <w:r>
-        <w:t xml:space="preserve">it does nothing. A bulletproof Operant (Defense II) ignores pistols, and an Aegis cannon still bruises them.</w:t>
+        <w:t xml:space="preserve">it does nothing. A bulletproof Operant (Defense II) ignores pistols and rifles, and an Aegis cannon still marks a box.</w:t>
       </w:r>
     </w:p>
     <w:p>
@@ -8750,7 +8922,7 @@
         <w:t xml:space="preserve"> </w:t>
       </w:r>
       <w:r>
-        <w:t xml:space="preserve">a gang member’s pistol shot hits Sheriff Wade Collier. It’s Class I against his Toughness II: it does nothing, and the gang member starts to run. A White Hand soldier’s Class II Blast is equal to his Defense, so it marks one box instead of two.</w:t>
+        <w:t xml:space="preserve">a gang member’s pistol shot hits Sheriff Wade Collier. It’s Class I against his Toughness II: it does nothing, and the gang member starts to run. The same shot would have marked two boxes on his deputy. A White Hand soldier’s Class II Blast is equal to his Defense, so it marks one box instead of two.</w:t>
       </w:r>
     </w:p>
     <w:p>
@@ -8758,7 +8930,23 @@
         <w:pStyle w:val="BodyText"/>
       </w:pPr>
       <w:r>
-        <w:t xml:space="preserve">Firearms jam on a natural 18. To take someone down without killing them, use fists, a taser, dampening cuffs, or a power used with care.</w:t>
+        <w:t xml:space="preserve">A submachine gun can fire a</w:t>
+      </w:r>
+      <w:r>
+        <w:t xml:space="preserve"> </w:t>
+      </w:r>
+      <w:r>
+        <w:rPr>
+          <w:bCs/>
+          <w:b/>
+        </w:rPr>
+        <w:t xml:space="preserve">burst</w:t>
+      </w:r>
+      <w:r>
+        <w:t xml:space="preserve"> </w:t>
+      </w:r>
+      <w:r>
+        <w:t xml:space="preserve">(three rounds, +1 to hit). Firearms jam on a natural 18. To take someone down without killing them, use fists, a taser, dampening cuffs, or a power used with care.</w:t>
       </w:r>
     </w:p>
     <w:bookmarkEnd w:id="54"/>
@@ -13104,7 +13292,7 @@
         <w:t xml:space="preserve">Johnny Vanroy</w:t>
       </w:r>
       <w:r>
-        <w:t xml:space="preserve">, Wonder Man, was arrested for the murder of heiress Lita Weston. He was cleared, but left ExLAW in 1978, and the EPAOC never stopped accusing Hamilton of favoritism. By</w:t>
+        <w:t xml:space="preserve">, Mr. Power, was arrested for the murder of heiress Lita Weston. He was cleared, but left ExLAW in 1978, and the EPAOC never stopped accusing Hamilton of favoritism. By</w:t>
       </w:r>
       <w:r>
         <w:t xml:space="preserve"> </w:t>
@@ -15294,7 +15482,20 @@
         <w:t xml:space="preserve"> </w:t>
       </w:r>
       <w:r>
-        <w:t xml:space="preserve">Class I marks 1 box, Class II marks 2, Class III marks 2 and knocks the target down, Class IV and above mark 3.</w:t>
+        <w:t xml:space="preserve">A power marks boxes by its Class: Class I marks 1 box, Class II marks 2, Class III marks 2 and knocks the target down, Class IV and above mark 3. Ordinary weapons mark the boxes in their table (see</w:t>
+      </w:r>
+      <w:r>
+        <w:t xml:space="preserve"> </w:t>
+      </w:r>
+      <w:r>
+        <w:rPr>
+          <w:iCs/>
+          <w:i/>
+        </w:rPr>
+        <w:t xml:space="preserve">Personal combat</w:t>
+      </w:r>
+      <w:r>
+        <w:t xml:space="preserve">).</w:t>
       </w:r>
     </w:p>
     <w:p>
@@ -21674,7 +21875,7 @@
           <w:bCs/>
           <w:b/>
         </w:rPr>
-        <w:t xml:space="preserve">Helios (David Marcus Mars), 44.</w:t>
+        <w:t xml:space="preserve">Helios (David Carlysle Jones), 44.</w:t>
       </w:r>
       <w:r>
         <w:t xml:space="preserve"> </w:t>

--- a/legend-dynamics/site/exlaw/ExLAW_Players_Guide.docx
+++ b/legend-dynamics/site/exlaw/ExLAW_Players_Guide.docx
@@ -32776,7 +32776,7 @@
       </w:tr>
     </w:tbl>
     <w:bookmarkEnd w:id="128"/>
-    <w:bookmarkStart w:id="129" w:name="quick-reference"/>
+    <w:bookmarkStart w:id="130" w:name="quick-reference"/>
     <w:p>
       <w:pPr>
         <w:pStyle w:val="Heading1"/>
@@ -32956,10 +32956,30 @@
           <w:iCs/>
           <w:i/>
         </w:rPr>
-        <w:t xml:space="preserve">Legend Dynamics RPG system. The core rules and this setting are original works.</w:t>
-      </w:r>
-    </w:p>
-    <w:bookmarkEnd w:id="129"/>
+        <w:t xml:space="preserve">Legend Dynamics RPG system.</w:t>
+      </w:r>
+      <w:r>
+        <w:t xml:space="preserve"> </w:t>
+      </w:r>
+      <w:r>
+        <w:t xml:space="preserve">This RPG is released under the</w:t>
+      </w:r>
+      <w:r>
+        <w:t xml:space="preserve"> </w:t>
+      </w:r>
+      <w:hyperlink r:id="rId129">
+        <w:r>
+          <w:rPr>
+            <w:rStyle w:val="Hyperlink"/>
+          </w:rPr>
+          <w:t xml:space="preserve">Creative Commons Attribution 4.0 International License</w:t>
+        </w:r>
+      </w:hyperlink>
+      <w:r>
+        <w:t xml:space="preserve">. You may share, adapt, and use it for any purpose, including commercially, as long as you give appropriate credit to the author.</w:t>
+      </w:r>
+    </w:p>
+    <w:bookmarkEnd w:id="130"/>
     <w:sectPr/>
   </w:body>
 </w:document>

--- a/legend-dynamics/site/exlaw/ExLAW_Players_Guide.docx
+++ b/legend-dynamics/site/exlaw/ExLAW_Players_Guide.docx
@@ -106,6 +106,20 @@
       </w:r>
       <w:r>
         <w:t xml:space="preserve">system</w:t>
+      </w:r>
+    </w:p>
+    <w:p>
+      <w:pPr>
+        <w:pStyle w:val="Author"/>
+      </w:pPr>
+      <w:r>
+        <w:t xml:space="preserve">Don</w:t>
+      </w:r>
+      <w:r>
+        <w:t xml:space="preserve"> </w:t>
+      </w:r>
+      <w:r>
+        <w:t xml:space="preserve">Smallwood</w:t>
       </w:r>
     </w:p>
     <w:p>
@@ -32956,7 +32970,7 @@
           <w:iCs/>
           <w:i/>
         </w:rPr>
-        <w:t xml:space="preserve">Legend Dynamics RPG system.</w:t>
+        <w:t xml:space="preserve">Legend Dynamics RPG system, created by Don Smallwood.</w:t>
       </w:r>
       <w:r>
         <w:t xml:space="preserve"> </w:t>

--- a/legend-dynamics/site/exlaw/ExLAW_Players_Guide.docx
+++ b/legend-dynamics/site/exlaw/ExLAW_Players_Guide.docx
@@ -15349,7 +15349,7 @@
     </w:p>
     <w:bookmarkEnd w:id="80"/>
     <w:bookmarkEnd w:id="81"/>
-    <w:bookmarkStart w:id="92" w:name="powers"/>
+    <w:bookmarkStart w:id="93" w:name="powers"/>
     <w:p>
       <w:pPr>
         <w:pStyle w:val="Heading1"/>
@@ -17102,37 +17102,37 @@
               <w:rPr>
                 <w:sz w:val="19"/>
               </w:rPr>
-              <w:t xml:space="preserve">Run as fast as a car; act first in any round.</w:t>
-            </w:r>
-          </w:p>
-        </w:tc>
-        <w:tc>
-          <w:tcPr/>
-          <w:p>
-            <w:pPr>
-              <w:pStyle w:val="Compact"/>
-              <w:jc w:val="left"/>
-            </w:pPr>
-            <w:r>
-              <w:rPr>
-                <w:sz w:val="19"/>
-              </w:rPr>
-              <w:t xml:space="preserve">Highway speeds and across water; two moves a round.</w:t>
-            </w:r>
-          </w:p>
-        </w:tc>
-        <w:tc>
-          <w:tcPr/>
-          <w:p>
-            <w:pPr>
-              <w:pStyle w:val="Compact"/>
-              <w:jc w:val="left"/>
-            </w:pPr>
-            <w:r>
-              <w:rPr>
-                <w:sz w:val="19"/>
-              </w:rPr>
-              <w:t xml:space="preserve">Near the speed of sound; once a scene, two actions in a round.</w:t>
+              <w:t xml:space="preserve">Up to 70 mph, as fast as a car; act first in any round.</w:t>
+            </w:r>
+          </w:p>
+        </w:tc>
+        <w:tc>
+          <w:tcPr/>
+          <w:p>
+            <w:pPr>
+              <w:pStyle w:val="Compact"/>
+              <w:jc w:val="left"/>
+            </w:pPr>
+            <w:r>
+              <w:rPr>
+                <w:sz w:val="19"/>
+              </w:rPr>
+              <w:t xml:space="preserve">Up to 200 mph; run across water and up walls; two moves a round.</w:t>
+            </w:r>
+          </w:p>
+        </w:tc>
+        <w:tc>
+          <w:tcPr/>
+          <w:p>
+            <w:pPr>
+              <w:pStyle w:val="Compact"/>
+              <w:jc w:val="left"/>
+            </w:pPr>
+            <w:r>
+              <w:rPr>
+                <w:sz w:val="19"/>
+              </w:rPr>
+              <w:t xml:space="preserve">Mach 1 (about 760 mph); once a scene, two actions in a round.</w:t>
             </w:r>
           </w:p>
         </w:tc>
@@ -17166,37 +17166,37 @@
               <w:rPr>
                 <w:sz w:val="19"/>
               </w:rPr>
-              <w:t xml:space="preserve">Fly at running speed.</w:t>
-            </w:r>
-          </w:p>
-        </w:tc>
-        <w:tc>
-          <w:tcPr/>
-          <w:p>
-            <w:pPr>
-              <w:pStyle w:val="Compact"/>
-              <w:jc w:val="left"/>
-            </w:pPr>
-            <w:r>
-              <w:rPr>
-                <w:sz w:val="19"/>
-              </w:rPr>
-              <w:t xml:space="preserve">Fly at car speed.</w:t>
-            </w:r>
-          </w:p>
-        </w:tc>
-        <w:tc>
-          <w:tcPr/>
-          <w:p>
-            <w:pPr>
-              <w:pStyle w:val="Compact"/>
-              <w:jc w:val="left"/>
-            </w:pPr>
-            <w:r>
-              <w:rPr>
-                <w:sz w:val="19"/>
-              </w:rPr>
-              <w:t xml:space="preserve">Fly beside jets.</w:t>
+              <w:t xml:space="preserve">Fly up to 70 mph, as fast as a car.</w:t>
+            </w:r>
+          </w:p>
+        </w:tc>
+        <w:tc>
+          <w:tcPr/>
+          <w:p>
+            <w:pPr>
+              <w:pStyle w:val="Compact"/>
+              <w:jc w:val="left"/>
+            </w:pPr>
+            <w:r>
+              <w:rPr>
+                <w:sz w:val="19"/>
+              </w:rPr>
+              <w:t xml:space="preserve">Fly up to 300 mph, as fast as a light plane.</w:t>
+            </w:r>
+          </w:p>
+        </w:tc>
+        <w:tc>
+          <w:tcPr/>
+          <w:p>
+            <w:pPr>
+              <w:pStyle w:val="Compact"/>
+              <w:jc w:val="left"/>
+            </w:pPr>
+            <w:r>
+              <w:rPr>
+                <w:sz w:val="19"/>
+              </w:rPr>
+              <w:t xml:space="preserve">Mach 2 (about 1,500 mph): keep up with fighter jets.</w:t>
             </w:r>
           </w:p>
         </w:tc>
@@ -19915,13 +19915,13 @@
       </w:tr>
     </w:tbl>
     <w:bookmarkEnd w:id="88"/>
-    <w:bookmarkStart w:id="89" w:name="rituals"/>
+    <w:bookmarkStart w:id="89" w:name="escalated-classes"/>
     <w:p>
       <w:pPr>
         <w:pStyle w:val="Heading2"/>
       </w:pPr>
       <w:r>
-        <w:t xml:space="preserve">Rituals</w:t>
+        <w:t xml:space="preserve">Escalated Classes</w:t>
       </w:r>
     </w:p>
     <w:p>
@@ -19929,414 +19929,7 @@
         <w:pStyle w:val="FirstParagraph"/>
       </w:pPr>
       <w:r>
-        <w:t xml:space="preserve">Adepts can</w:t>
-      </w:r>
-      <w:r>
-        <w:t xml:space="preserve"> </w:t>
-      </w:r>
-      <w:r>
-        <w:rPr>
-          <w:bCs/>
-          <w:b/>
-        </w:rPr>
-        <w:t xml:space="preserve">emulate any power by ritual</w:t>
-      </w:r>
-      <w:r>
-        <w:t xml:space="preserve">, at any Class up to their own highest.</w:t>
-      </w:r>
-    </w:p>
-    <w:p>
-      <w:pPr>
-        <w:numPr>
-          <w:ilvl w:val="0"/>
-          <w:numId w:val="1017"/>
-        </w:numPr>
-        <w:pStyle w:val="Compact"/>
-      </w:pPr>
-      <w:r>
-        <w:rPr>
-          <w:bCs/>
-          <w:b/>
-        </w:rPr>
-        <w:t xml:space="preserve">Time:</w:t>
-      </w:r>
-      <w:r>
-        <w:t xml:space="preserve"> </w:t>
-      </w:r>
-      <w:r>
-        <w:t xml:space="preserve">Class I takes ten minutes, Class II an hour, Class III a night. A ritual can’t be done in the middle of a fight.</w:t>
-      </w:r>
-    </w:p>
-    <w:p>
-      <w:pPr>
-        <w:numPr>
-          <w:ilvl w:val="0"/>
-          <w:numId w:val="1017"/>
-        </w:numPr>
-        <w:pStyle w:val="Compact"/>
-      </w:pPr>
-      <w:r>
-        <w:rPr>
-          <w:bCs/>
-          <w:b/>
-        </w:rPr>
-        <w:t xml:space="preserve">The roll:</w:t>
-      </w:r>
-      <w:r>
-        <w:t xml:space="preserve"> </w:t>
-      </w:r>
-      <w:r>
-        <w:t xml:space="preserve">Powers, at −2 for Class II and −4 for Class III.</w:t>
-      </w:r>
-    </w:p>
-    <w:p>
-      <w:pPr>
-        <w:numPr>
-          <w:ilvl w:val="0"/>
-          <w:numId w:val="1017"/>
-        </w:numPr>
-        <w:pStyle w:val="Compact"/>
-      </w:pPr>
-      <w:r>
-        <w:rPr>
-          <w:bCs/>
-          <w:b/>
-        </w:rPr>
-        <w:t xml:space="preserve">Effect:</w:t>
-      </w:r>
-      <w:r>
-        <w:t xml:space="preserve"> </w:t>
-      </w:r>
-      <w:r>
-        <w:t xml:space="preserve">the power works once, or for one scene, as the GM judges, and can be cast on someone else.</w:t>
-      </w:r>
-    </w:p>
-    <w:p>
-      <w:pPr>
-        <w:numPr>
-          <w:ilvl w:val="0"/>
-          <w:numId w:val="1017"/>
-        </w:numPr>
-        <w:pStyle w:val="Compact"/>
-      </w:pPr>
-      <w:r>
-        <w:rPr>
-          <w:bCs/>
-          <w:b/>
-        </w:rPr>
-        <w:t xml:space="preserve">Cost:</w:t>
-      </w:r>
-      <w:r>
-        <w:t xml:space="preserve"> </w:t>
-      </w:r>
-      <w:r>
-        <w:t xml:space="preserve">a failed ritual marks a box of Strain. A natural 18 means something answered that shouldn’t have.</w:t>
-      </w:r>
-    </w:p>
-    <w:p>
-      <w:pPr>
-        <w:numPr>
-          <w:ilvl w:val="0"/>
-          <w:numId w:val="1017"/>
-        </w:numPr>
-        <w:pStyle w:val="Compact"/>
-      </w:pPr>
-      <w:r>
-        <w:t xml:space="preserve">Rituals for (GM) powers still need the GM’s approval.</w:t>
-      </w:r>
-    </w:p>
-    <w:p>
-      <w:pPr>
-        <w:pStyle w:val="FirstParagraph"/>
-      </w:pPr>
-      <w:r>
-        <w:rPr>
-          <w:bCs/>
-          <w:b/>
-        </w:rPr>
-        <w:t xml:space="preserve">Materials.</w:t>
-      </w:r>
-      <w:r>
-        <w:t xml:space="preserve"> </w:t>
-      </w:r>
-      <w:r>
-        <w:t xml:space="preserve">Every ritual needs specialized materials, matched to the power: a hawk’s feather and storm water for Flight, a mirror silvered with mercury for Illusion, grave dirt for Summoning.</w:t>
-      </w:r>
-    </w:p>
-    <w:tbl>
-      <w:tblPr>
-        <w:tblStyle w:val="Table"/>
-        <w:tblW w:type="pct" w:w="5000"/>
-        <w:tblLook w:firstRow="1" w:lastRow="0" w:firstColumn="0" w:lastColumn="0" w:noHBand="0" w:noVBand="0" w:val="0020"/>
-        <w:jc w:val="start"/>
-        <w:tblBorders>
-          <w:top w:val="single" w:sz="4" w:color="B8C2D3"/>
-          <w:left w:val="single" w:sz="4" w:color="B8C2D3"/>
-          <w:bottom w:val="single" w:sz="4" w:color="B8C2D3"/>
-          <w:right w:val="single" w:sz="4" w:color="B8C2D3"/>
-          <w:insideH w:val="single" w:sz="4" w:color="B8C2D3"/>
-          <w:insideV w:val="single" w:sz="4" w:color="B8C2D3"/>
-        </w:tblBorders>
-      </w:tblPr>
-      <w:tblGrid>
-        <w:gridCol w:w="2640"/>
-        <w:gridCol w:w="2640"/>
-        <w:gridCol w:w="2640"/>
-      </w:tblGrid>
-      <w:tr>
-        <w:trPr>
-          <w:tblHeader w:val="true"/>
-        </w:trPr>
-        <w:tc>
-          <w:tcPr>
-            <w:shd w:val="clear" w:fill="E8EEF8"/>
-          </w:tcPr>
-          <w:p>
-            <w:pPr>
-              <w:pStyle w:val="Compact"/>
-              <w:jc w:val="left"/>
-            </w:pPr>
-            <w:r>
-              <w:rPr>
-                <w:b/>
-                <w:sz w:val="19"/>
-              </w:rPr>
-              <w:t xml:space="preserve">Class</w:t>
-            </w:r>
-          </w:p>
-        </w:tc>
-        <w:tc>
-          <w:tcPr>
-            <w:shd w:val="clear" w:fill="E8EEF8"/>
-          </w:tcPr>
-          <w:p>
-            <w:pPr>
-              <w:pStyle w:val="Compact"/>
-              <w:jc w:val="left"/>
-            </w:pPr>
-            <w:r>
-              <w:rPr>
-                <w:b/>
-                <w:sz w:val="19"/>
-              </w:rPr>
-              <w:t xml:space="preserve">Materials</w:t>
-            </w:r>
-          </w:p>
-        </w:tc>
-        <w:tc>
-          <w:tcPr>
-            <w:shd w:val="clear" w:fill="E8EEF8"/>
-          </w:tcPr>
-          <w:p>
-            <w:pPr>
-              <w:pStyle w:val="Compact"/>
-              <w:jc w:val="left"/>
-            </w:pPr>
-            <w:r>
-              <w:rPr>
-                <w:b/>
-                <w:sz w:val="19"/>
-              </w:rPr>
-              <w:t xml:space="preserve">Getting them</w:t>
-            </w:r>
-          </w:p>
-        </w:tc>
-      </w:tr>
-      <w:tr>
-        <w:tc>
-          <w:tcPr/>
-          <w:p>
-            <w:pPr>
-              <w:pStyle w:val="Compact"/>
-              <w:jc w:val="left"/>
-            </w:pPr>
-            <w:r>
-              <w:rPr>
-                <w:b/>
-                <w:sz w:val="19"/>
-              </w:rPr>
-              <w:t xml:space="preserve">I</w:t>
-            </w:r>
-          </w:p>
-        </w:tc>
-        <w:tc>
-          <w:tcPr/>
-          <w:p>
-            <w:pPr>
-              <w:pStyle w:val="Compact"/>
-              <w:jc w:val="left"/>
-            </w:pPr>
-            <w:r>
-              <w:rPr>
-                <w:sz w:val="19"/>
-              </w:rPr>
-              <w:t xml:space="preserve">Common occult supplies: chalk, salt, candles, herbs, incense</w:t>
-            </w:r>
-          </w:p>
-        </w:tc>
-        <w:tc>
-          <w:tcPr/>
-          <w:p>
-            <w:pPr>
-              <w:pStyle w:val="Compact"/>
-              <w:jc w:val="left"/>
-            </w:pPr>
-            <w:r>
-              <w:rPr>
-                <w:sz w:val="19"/>
-              </w:rPr>
-              <w:t xml:space="preserve">A</w:t>
-            </w:r>
-            <w:r>
-              <w:rPr>
-                <w:sz w:val="19"/>
-              </w:rPr>
-              <w:t xml:space="preserve"> </w:t>
-            </w:r>
-            <w:r>
-              <w:rPr>
-                <w:bCs/>
-                <w:b/>
-                <w:sz w:val="19"/>
-              </w:rPr>
-              <w:t xml:space="preserve">ritual kit</w:t>
-            </w:r>
-            <w:r>
-              <w:rPr>
-                <w:sz w:val="19"/>
-              </w:rPr>
-              <w:t xml:space="preserve"> </w:t>
-            </w:r>
-            <w:r>
-              <w:rPr>
-                <w:sz w:val="19"/>
-              </w:rPr>
-              <w:t xml:space="preserve">holds enough for a few workings; restocking takes a day and a shop that knows what you’re asking for</w:t>
-            </w:r>
-          </w:p>
-        </w:tc>
-      </w:tr>
-      <w:tr>
-        <w:tc>
-          <w:tcPr/>
-          <w:p>
-            <w:pPr>
-              <w:pStyle w:val="Compact"/>
-              <w:jc w:val="left"/>
-            </w:pPr>
-            <w:r>
-              <w:rPr>
-                <w:b/>
-                <w:sz w:val="19"/>
-              </w:rPr>
-              <w:t xml:space="preserve">II</w:t>
-            </w:r>
-          </w:p>
-        </w:tc>
-        <w:tc>
-          <w:tcPr/>
-          <w:p>
-            <w:pPr>
-              <w:pStyle w:val="Compact"/>
-              <w:jc w:val="left"/>
-            </w:pPr>
-            <w:r>
-              <w:rPr>
-                <w:sz w:val="19"/>
-              </w:rPr>
-              <w:t xml:space="preserve">Rare components, used up in the working: meteorite iron, relic dust, water from a spring that never freezes</w:t>
-            </w:r>
-          </w:p>
-        </w:tc>
-        <w:tc>
-          <w:tcPr/>
-          <w:p>
-            <w:pPr>
-              <w:pStyle w:val="Compact"/>
-              <w:jc w:val="left"/>
-            </w:pPr>
-            <w:r>
-              <w:rPr>
-                <w:sz w:val="19"/>
-              </w:rPr>
-              <w:t xml:space="preserve">A lead to follow (a dealer, a collector, an Earth Wardens contact, a Morcain fence): usually a roll and a price</w:t>
-            </w:r>
-          </w:p>
-        </w:tc>
-      </w:tr>
-      <w:tr>
-        <w:tc>
-          <w:tcPr/>
-          <w:p>
-            <w:pPr>
-              <w:pStyle w:val="Compact"/>
-              <w:jc w:val="left"/>
-            </w:pPr>
-            <w:r>
-              <w:rPr>
-                <w:b/>
-                <w:sz w:val="19"/>
-              </w:rPr>
-              <w:t xml:space="preserve">III</w:t>
-            </w:r>
-          </w:p>
-        </w:tc>
-        <w:tc>
-          <w:tcPr/>
-          <w:p>
-            <w:pPr>
-              <w:pStyle w:val="Compact"/>
-              <w:jc w:val="left"/>
-            </w:pPr>
-            <w:r>
-              <w:rPr>
-                <w:sz w:val="19"/>
-              </w:rPr>
-              <w:t xml:space="preserve">One of a kind, often guarded, sometimes alive</w:t>
-            </w:r>
-          </w:p>
-        </w:tc>
-        <w:tc>
-          <w:tcPr/>
-          <w:p>
-            <w:pPr>
-              <w:pStyle w:val="Compact"/>
-              <w:jc w:val="left"/>
-            </w:pPr>
-            <w:r>
-              <w:rPr>
-                <w:sz w:val="19"/>
-              </w:rPr>
-              <w:t xml:space="preserve">An adventure of its own</w:t>
-            </w:r>
-          </w:p>
-        </w:tc>
-      </w:tr>
-    </w:tbl>
-    <w:p>
-      <w:pPr>
-        <w:pStyle w:val="BodyText"/>
-      </w:pPr>
-      <w:r>
-        <w:t xml:space="preserve">Missing materials can sometimes be improvised at −2; the GM may rule that a ritual can’t be done without the real thing.</w:t>
-      </w:r>
-    </w:p>
-    <w:p>
-      <w:pPr>
-        <w:pStyle w:val="BodyText"/>
-      </w:pPr>
-      <w:r>
-        <w:rPr>
-          <w:bCs/>
-          <w:b/>
-        </w:rPr>
-        <w:t xml:space="preserve">Fuel.</w:t>
-      </w:r>
-      <w:r>
-        <w:t xml:space="preserve"> </w:t>
-      </w:r>
-      <w:r>
-        <w:t xml:space="preserve">Every ritual must also be fueled. Choose one source:</w:t>
+        <w:t xml:space="preserve">Most powers simply go further at Classes IV to VI. Speed and Flight have set top speeds at every Class, measured in multiples of the speed of sound (Mach 1 is about 760 mph). Player characters reach these Classes only by pushing (one action, one box of Strain); the GM’s characters may have them outright.</w:t>
       </w:r>
     </w:p>
     <w:tbl>
@@ -20378,7 +19971,7 @@
                 <w:b/>
                 <w:sz w:val="19"/>
               </w:rPr>
-              <w:t xml:space="preserve">Fuel</w:t>
+              <w:t xml:space="preserve">Power</w:t>
             </w:r>
           </w:p>
         </w:tc>
@@ -20396,7 +19989,7 @@
                 <w:b/>
                 <w:sz w:val="19"/>
               </w:rPr>
-              <w:t xml:space="preserve">Class I</w:t>
+              <w:t xml:space="preserve">Class IV</w:t>
             </w:r>
           </w:p>
         </w:tc>
@@ -20414,7 +20007,7 @@
                 <w:b/>
                 <w:sz w:val="19"/>
               </w:rPr>
-              <w:t xml:space="preserve">Class II</w:t>
+              <w:t xml:space="preserve">Class V</w:t>
             </w:r>
           </w:p>
         </w:tc>
@@ -20432,6 +20025,658 @@
                 <w:b/>
                 <w:sz w:val="19"/>
               </w:rPr>
+              <w:t xml:space="preserve">Class VI</w:t>
+            </w:r>
+          </w:p>
+        </w:tc>
+      </w:tr>
+      <w:tr>
+        <w:tc>
+          <w:tcPr/>
+          <w:p>
+            <w:pPr>
+              <w:pStyle w:val="Compact"/>
+              <w:jc w:val="left"/>
+            </w:pPr>
+            <w:r>
+              <w:rPr>
+                <w:bCs/>
+                <w:b/>
+                <w:sz w:val="19"/>
+              </w:rPr>
+              <w:t xml:space="preserve">Speed</w:t>
+            </w:r>
+          </w:p>
+        </w:tc>
+        <w:tc>
+          <w:tcPr/>
+          <w:p>
+            <w:pPr>
+              <w:pStyle w:val="Compact"/>
+              <w:jc w:val="left"/>
+            </w:pPr>
+            <w:r>
+              <w:rPr>
+                <w:sz w:val="19"/>
+              </w:rPr>
+              <w:t xml:space="preserve">Mach 3: cross a city in seconds; two actions every round.</w:t>
+            </w:r>
+          </w:p>
+        </w:tc>
+        <w:tc>
+          <w:tcPr/>
+          <w:p>
+            <w:pPr>
+              <w:pStyle w:val="Compact"/>
+              <w:jc w:val="left"/>
+            </w:pPr>
+            <w:r>
+              <w:rPr>
+                <w:sz w:val="19"/>
+              </w:rPr>
+              <w:t xml:space="preserve">Mach 10: cross a continent in minutes; three actions a round.</w:t>
+            </w:r>
+          </w:p>
+        </w:tc>
+        <w:tc>
+          <w:tcPr/>
+          <w:p>
+            <w:pPr>
+              <w:pStyle w:val="Compact"/>
+              <w:jc w:val="left"/>
+            </w:pPr>
+            <w:r>
+              <w:rPr>
+                <w:sz w:val="19"/>
+              </w:rPr>
+              <w:t xml:space="preserve">Mach 25 and beyond: circle the Earth in under two hours; the world all but stands still.</w:t>
+            </w:r>
+          </w:p>
+        </w:tc>
+      </w:tr>
+      <w:tr>
+        <w:tc>
+          <w:tcPr/>
+          <w:p>
+            <w:pPr>
+              <w:pStyle w:val="Compact"/>
+              <w:jc w:val="left"/>
+            </w:pPr>
+            <w:r>
+              <w:rPr>
+                <w:bCs/>
+                <w:b/>
+                <w:sz w:val="19"/>
+              </w:rPr>
+              <w:t xml:space="preserve">Flight</w:t>
+            </w:r>
+          </w:p>
+        </w:tc>
+        <w:tc>
+          <w:tcPr/>
+          <w:p>
+            <w:pPr>
+              <w:pStyle w:val="Compact"/>
+              <w:jc w:val="left"/>
+            </w:pPr>
+            <w:r>
+              <w:rPr>
+                <w:sz w:val="19"/>
+              </w:rPr>
+              <w:t xml:space="preserve">Mach 5: outfly any jet; cross an ocean in an hour or two.</w:t>
+            </w:r>
+          </w:p>
+        </w:tc>
+        <w:tc>
+          <w:tcPr/>
+          <w:p>
+            <w:pPr>
+              <w:pStyle w:val="Compact"/>
+              <w:jc w:val="left"/>
+            </w:pPr>
+            <w:r>
+              <w:rPr>
+                <w:sz w:val="19"/>
+              </w:rPr>
+              <w:t xml:space="preserve">Mach 10: anywhere on Earth within a couple of hours.</w:t>
+            </w:r>
+          </w:p>
+        </w:tc>
+        <w:tc>
+          <w:tcPr/>
+          <w:p>
+            <w:pPr>
+              <w:pStyle w:val="Compact"/>
+              <w:jc w:val="left"/>
+            </w:pPr>
+            <w:r>
+              <w:rPr>
+                <w:sz w:val="19"/>
+              </w:rPr>
+              <w:t xml:space="preserve">Mach 25 and beyond: orbital speed; fly into space (with Adaptation to survive it).</w:t>
+            </w:r>
+          </w:p>
+        </w:tc>
+      </w:tr>
+    </w:tbl>
+    <w:bookmarkEnd w:id="89"/>
+    <w:bookmarkStart w:id="90" w:name="rituals"/>
+    <w:p>
+      <w:pPr>
+        <w:pStyle w:val="Heading2"/>
+      </w:pPr>
+      <w:r>
+        <w:t xml:space="preserve">Rituals</w:t>
+      </w:r>
+    </w:p>
+    <w:p>
+      <w:pPr>
+        <w:pStyle w:val="FirstParagraph"/>
+      </w:pPr>
+      <w:r>
+        <w:t xml:space="preserve">Adepts can</w:t>
+      </w:r>
+      <w:r>
+        <w:t xml:space="preserve"> </w:t>
+      </w:r>
+      <w:r>
+        <w:rPr>
+          <w:bCs/>
+          <w:b/>
+        </w:rPr>
+        <w:t xml:space="preserve">emulate any power by ritual</w:t>
+      </w:r>
+      <w:r>
+        <w:t xml:space="preserve">, at any Class up to their own highest.</w:t>
+      </w:r>
+    </w:p>
+    <w:p>
+      <w:pPr>
+        <w:numPr>
+          <w:ilvl w:val="0"/>
+          <w:numId w:val="1017"/>
+        </w:numPr>
+        <w:pStyle w:val="Compact"/>
+      </w:pPr>
+      <w:r>
+        <w:rPr>
+          <w:bCs/>
+          <w:b/>
+        </w:rPr>
+        <w:t xml:space="preserve">Time:</w:t>
+      </w:r>
+      <w:r>
+        <w:t xml:space="preserve"> </w:t>
+      </w:r>
+      <w:r>
+        <w:t xml:space="preserve">Class I takes ten minutes, Class II an hour, Class III a night. A ritual can’t be done in the middle of a fight.</w:t>
+      </w:r>
+    </w:p>
+    <w:p>
+      <w:pPr>
+        <w:numPr>
+          <w:ilvl w:val="0"/>
+          <w:numId w:val="1017"/>
+        </w:numPr>
+        <w:pStyle w:val="Compact"/>
+      </w:pPr>
+      <w:r>
+        <w:rPr>
+          <w:bCs/>
+          <w:b/>
+        </w:rPr>
+        <w:t xml:space="preserve">The roll:</w:t>
+      </w:r>
+      <w:r>
+        <w:t xml:space="preserve"> </w:t>
+      </w:r>
+      <w:r>
+        <w:t xml:space="preserve">Powers, at −2 for Class II and −4 for Class III.</w:t>
+      </w:r>
+    </w:p>
+    <w:p>
+      <w:pPr>
+        <w:numPr>
+          <w:ilvl w:val="0"/>
+          <w:numId w:val="1017"/>
+        </w:numPr>
+        <w:pStyle w:val="Compact"/>
+      </w:pPr>
+      <w:r>
+        <w:rPr>
+          <w:bCs/>
+          <w:b/>
+        </w:rPr>
+        <w:t xml:space="preserve">Effect:</w:t>
+      </w:r>
+      <w:r>
+        <w:t xml:space="preserve"> </w:t>
+      </w:r>
+      <w:r>
+        <w:t xml:space="preserve">the power works once, or for one scene, as the GM judges, and can be cast on someone else.</w:t>
+      </w:r>
+    </w:p>
+    <w:p>
+      <w:pPr>
+        <w:numPr>
+          <w:ilvl w:val="0"/>
+          <w:numId w:val="1017"/>
+        </w:numPr>
+        <w:pStyle w:val="Compact"/>
+      </w:pPr>
+      <w:r>
+        <w:rPr>
+          <w:bCs/>
+          <w:b/>
+        </w:rPr>
+        <w:t xml:space="preserve">Cost:</w:t>
+      </w:r>
+      <w:r>
+        <w:t xml:space="preserve"> </w:t>
+      </w:r>
+      <w:r>
+        <w:t xml:space="preserve">a failed ritual marks a box of Strain. A natural 18 means something answered that shouldn’t have.</w:t>
+      </w:r>
+    </w:p>
+    <w:p>
+      <w:pPr>
+        <w:numPr>
+          <w:ilvl w:val="0"/>
+          <w:numId w:val="1017"/>
+        </w:numPr>
+        <w:pStyle w:val="Compact"/>
+      </w:pPr>
+      <w:r>
+        <w:t xml:space="preserve">Rituals for (GM) powers still need the GM’s approval.</w:t>
+      </w:r>
+    </w:p>
+    <w:p>
+      <w:pPr>
+        <w:pStyle w:val="FirstParagraph"/>
+      </w:pPr>
+      <w:r>
+        <w:rPr>
+          <w:bCs/>
+          <w:b/>
+        </w:rPr>
+        <w:t xml:space="preserve">Materials.</w:t>
+      </w:r>
+      <w:r>
+        <w:t xml:space="preserve"> </w:t>
+      </w:r>
+      <w:r>
+        <w:t xml:space="preserve">Every ritual needs specialized materials, matched to the power: a hawk’s feather and storm water for Flight, a mirror silvered with mercury for Illusion, grave dirt for Summoning.</w:t>
+      </w:r>
+    </w:p>
+    <w:tbl>
+      <w:tblPr>
+        <w:tblStyle w:val="Table"/>
+        <w:tblW w:type="pct" w:w="5000"/>
+        <w:tblLook w:firstRow="1" w:lastRow="0" w:firstColumn="0" w:lastColumn="0" w:noHBand="0" w:noVBand="0" w:val="0020"/>
+        <w:jc w:val="start"/>
+        <w:tblBorders>
+          <w:top w:val="single" w:sz="4" w:color="B8C2D3"/>
+          <w:left w:val="single" w:sz="4" w:color="B8C2D3"/>
+          <w:bottom w:val="single" w:sz="4" w:color="B8C2D3"/>
+          <w:right w:val="single" w:sz="4" w:color="B8C2D3"/>
+          <w:insideH w:val="single" w:sz="4" w:color="B8C2D3"/>
+          <w:insideV w:val="single" w:sz="4" w:color="B8C2D3"/>
+        </w:tblBorders>
+      </w:tblPr>
+      <w:tblGrid>
+        <w:gridCol w:w="2640"/>
+        <w:gridCol w:w="2640"/>
+        <w:gridCol w:w="2640"/>
+      </w:tblGrid>
+      <w:tr>
+        <w:trPr>
+          <w:tblHeader w:val="true"/>
+        </w:trPr>
+        <w:tc>
+          <w:tcPr>
+            <w:shd w:val="clear" w:fill="E8EEF8"/>
+          </w:tcPr>
+          <w:p>
+            <w:pPr>
+              <w:pStyle w:val="Compact"/>
+              <w:jc w:val="left"/>
+            </w:pPr>
+            <w:r>
+              <w:rPr>
+                <w:b/>
+                <w:sz w:val="19"/>
+              </w:rPr>
+              <w:t xml:space="preserve">Class</w:t>
+            </w:r>
+          </w:p>
+        </w:tc>
+        <w:tc>
+          <w:tcPr>
+            <w:shd w:val="clear" w:fill="E8EEF8"/>
+          </w:tcPr>
+          <w:p>
+            <w:pPr>
+              <w:pStyle w:val="Compact"/>
+              <w:jc w:val="left"/>
+            </w:pPr>
+            <w:r>
+              <w:rPr>
+                <w:b/>
+                <w:sz w:val="19"/>
+              </w:rPr>
+              <w:t xml:space="preserve">Materials</w:t>
+            </w:r>
+          </w:p>
+        </w:tc>
+        <w:tc>
+          <w:tcPr>
+            <w:shd w:val="clear" w:fill="E8EEF8"/>
+          </w:tcPr>
+          <w:p>
+            <w:pPr>
+              <w:pStyle w:val="Compact"/>
+              <w:jc w:val="left"/>
+            </w:pPr>
+            <w:r>
+              <w:rPr>
+                <w:b/>
+                <w:sz w:val="19"/>
+              </w:rPr>
+              <w:t xml:space="preserve">Getting them</w:t>
+            </w:r>
+          </w:p>
+        </w:tc>
+      </w:tr>
+      <w:tr>
+        <w:tc>
+          <w:tcPr/>
+          <w:p>
+            <w:pPr>
+              <w:pStyle w:val="Compact"/>
+              <w:jc w:val="left"/>
+            </w:pPr>
+            <w:r>
+              <w:rPr>
+                <w:b/>
+                <w:sz w:val="19"/>
+              </w:rPr>
+              <w:t xml:space="preserve">I</w:t>
+            </w:r>
+          </w:p>
+        </w:tc>
+        <w:tc>
+          <w:tcPr/>
+          <w:p>
+            <w:pPr>
+              <w:pStyle w:val="Compact"/>
+              <w:jc w:val="left"/>
+            </w:pPr>
+            <w:r>
+              <w:rPr>
+                <w:sz w:val="19"/>
+              </w:rPr>
+              <w:t xml:space="preserve">Common occult supplies: chalk, salt, candles, herbs, incense</w:t>
+            </w:r>
+          </w:p>
+        </w:tc>
+        <w:tc>
+          <w:tcPr/>
+          <w:p>
+            <w:pPr>
+              <w:pStyle w:val="Compact"/>
+              <w:jc w:val="left"/>
+            </w:pPr>
+            <w:r>
+              <w:rPr>
+                <w:sz w:val="19"/>
+              </w:rPr>
+              <w:t xml:space="preserve">A</w:t>
+            </w:r>
+            <w:r>
+              <w:rPr>
+                <w:sz w:val="19"/>
+              </w:rPr>
+              <w:t xml:space="preserve"> </w:t>
+            </w:r>
+            <w:r>
+              <w:rPr>
+                <w:bCs/>
+                <w:b/>
+                <w:sz w:val="19"/>
+              </w:rPr>
+              <w:t xml:space="preserve">ritual kit</w:t>
+            </w:r>
+            <w:r>
+              <w:rPr>
+                <w:sz w:val="19"/>
+              </w:rPr>
+              <w:t xml:space="preserve"> </w:t>
+            </w:r>
+            <w:r>
+              <w:rPr>
+                <w:sz w:val="19"/>
+              </w:rPr>
+              <w:t xml:space="preserve">holds enough for a few workings; restocking takes a day and a shop that knows what you’re asking for</w:t>
+            </w:r>
+          </w:p>
+        </w:tc>
+      </w:tr>
+      <w:tr>
+        <w:tc>
+          <w:tcPr/>
+          <w:p>
+            <w:pPr>
+              <w:pStyle w:val="Compact"/>
+              <w:jc w:val="left"/>
+            </w:pPr>
+            <w:r>
+              <w:rPr>
+                <w:b/>
+                <w:sz w:val="19"/>
+              </w:rPr>
+              <w:t xml:space="preserve">II</w:t>
+            </w:r>
+          </w:p>
+        </w:tc>
+        <w:tc>
+          <w:tcPr/>
+          <w:p>
+            <w:pPr>
+              <w:pStyle w:val="Compact"/>
+              <w:jc w:val="left"/>
+            </w:pPr>
+            <w:r>
+              <w:rPr>
+                <w:sz w:val="19"/>
+              </w:rPr>
+              <w:t xml:space="preserve">Rare components, used up in the working: meteorite iron, relic dust, water from a spring that never freezes</w:t>
+            </w:r>
+          </w:p>
+        </w:tc>
+        <w:tc>
+          <w:tcPr/>
+          <w:p>
+            <w:pPr>
+              <w:pStyle w:val="Compact"/>
+              <w:jc w:val="left"/>
+            </w:pPr>
+            <w:r>
+              <w:rPr>
+                <w:sz w:val="19"/>
+              </w:rPr>
+              <w:t xml:space="preserve">A lead to follow (a dealer, a collector, an Earth Wardens contact, a Morcain fence): usually a roll and a price</w:t>
+            </w:r>
+          </w:p>
+        </w:tc>
+      </w:tr>
+      <w:tr>
+        <w:tc>
+          <w:tcPr/>
+          <w:p>
+            <w:pPr>
+              <w:pStyle w:val="Compact"/>
+              <w:jc w:val="left"/>
+            </w:pPr>
+            <w:r>
+              <w:rPr>
+                <w:b/>
+                <w:sz w:val="19"/>
+              </w:rPr>
+              <w:t xml:space="preserve">III</w:t>
+            </w:r>
+          </w:p>
+        </w:tc>
+        <w:tc>
+          <w:tcPr/>
+          <w:p>
+            <w:pPr>
+              <w:pStyle w:val="Compact"/>
+              <w:jc w:val="left"/>
+            </w:pPr>
+            <w:r>
+              <w:rPr>
+                <w:sz w:val="19"/>
+              </w:rPr>
+              <w:t xml:space="preserve">One of a kind, often guarded, sometimes alive</w:t>
+            </w:r>
+          </w:p>
+        </w:tc>
+        <w:tc>
+          <w:tcPr/>
+          <w:p>
+            <w:pPr>
+              <w:pStyle w:val="Compact"/>
+              <w:jc w:val="left"/>
+            </w:pPr>
+            <w:r>
+              <w:rPr>
+                <w:sz w:val="19"/>
+              </w:rPr>
+              <w:t xml:space="preserve">An adventure of its own</w:t>
+            </w:r>
+          </w:p>
+        </w:tc>
+      </w:tr>
+    </w:tbl>
+    <w:p>
+      <w:pPr>
+        <w:pStyle w:val="BodyText"/>
+      </w:pPr>
+      <w:r>
+        <w:t xml:space="preserve">Missing materials can sometimes be improvised at −2; the GM may rule that a ritual can’t be done without the real thing.</w:t>
+      </w:r>
+    </w:p>
+    <w:p>
+      <w:pPr>
+        <w:pStyle w:val="BodyText"/>
+      </w:pPr>
+      <w:r>
+        <w:rPr>
+          <w:bCs/>
+          <w:b/>
+        </w:rPr>
+        <w:t xml:space="preserve">Fuel.</w:t>
+      </w:r>
+      <w:r>
+        <w:t xml:space="preserve"> </w:t>
+      </w:r>
+      <w:r>
+        <w:t xml:space="preserve">Every ritual must also be fueled. Choose one source:</w:t>
+      </w:r>
+    </w:p>
+    <w:tbl>
+      <w:tblPr>
+        <w:tblStyle w:val="Table"/>
+        <w:tblW w:type="pct" w:w="5000"/>
+        <w:tblLook w:firstRow="1" w:lastRow="0" w:firstColumn="0" w:lastColumn="0" w:noHBand="0" w:noVBand="0" w:val="0020"/>
+        <w:jc w:val="start"/>
+        <w:tblBorders>
+          <w:top w:val="single" w:sz="4" w:color="B8C2D3"/>
+          <w:left w:val="single" w:sz="4" w:color="B8C2D3"/>
+          <w:bottom w:val="single" w:sz="4" w:color="B8C2D3"/>
+          <w:right w:val="single" w:sz="4" w:color="B8C2D3"/>
+          <w:insideH w:val="single" w:sz="4" w:color="B8C2D3"/>
+          <w:insideV w:val="single" w:sz="4" w:color="B8C2D3"/>
+        </w:tblBorders>
+      </w:tblPr>
+      <w:tblGrid>
+        <w:gridCol w:w="1980"/>
+        <w:gridCol w:w="1980"/>
+        <w:gridCol w:w="1980"/>
+        <w:gridCol w:w="1980"/>
+      </w:tblGrid>
+      <w:tr>
+        <w:trPr>
+          <w:tblHeader w:val="true"/>
+        </w:trPr>
+        <w:tc>
+          <w:tcPr>
+            <w:shd w:val="clear" w:fill="E8EEF8"/>
+          </w:tcPr>
+          <w:p>
+            <w:pPr>
+              <w:pStyle w:val="Compact"/>
+              <w:jc w:val="left"/>
+            </w:pPr>
+            <w:r>
+              <w:rPr>
+                <w:b/>
+                <w:sz w:val="19"/>
+              </w:rPr>
+              <w:t xml:space="preserve">Fuel</w:t>
+            </w:r>
+          </w:p>
+        </w:tc>
+        <w:tc>
+          <w:tcPr>
+            <w:shd w:val="clear" w:fill="E8EEF8"/>
+          </w:tcPr>
+          <w:p>
+            <w:pPr>
+              <w:pStyle w:val="Compact"/>
+              <w:jc w:val="left"/>
+            </w:pPr>
+            <w:r>
+              <w:rPr>
+                <w:b/>
+                <w:sz w:val="19"/>
+              </w:rPr>
+              <w:t xml:space="preserve">Class I</w:t>
+            </w:r>
+          </w:p>
+        </w:tc>
+        <w:tc>
+          <w:tcPr>
+            <w:shd w:val="clear" w:fill="E8EEF8"/>
+          </w:tcPr>
+          <w:p>
+            <w:pPr>
+              <w:pStyle w:val="Compact"/>
+              <w:jc w:val="left"/>
+            </w:pPr>
+            <w:r>
+              <w:rPr>
+                <w:b/>
+                <w:sz w:val="19"/>
+              </w:rPr>
+              <w:t xml:space="preserve">Class II</w:t>
+            </w:r>
+          </w:p>
+        </w:tc>
+        <w:tc>
+          <w:tcPr>
+            <w:shd w:val="clear" w:fill="E8EEF8"/>
+          </w:tcPr>
+          <w:p>
+            <w:pPr>
+              <w:pStyle w:val="Compact"/>
+              <w:jc w:val="left"/>
+            </w:pPr>
+            <w:r>
+              <w:rPr>
+                <w:b/>
+                <w:sz w:val="19"/>
+              </w:rPr>
               <w:t xml:space="preserve">Class III</w:t>
             </w:r>
           </w:p>
@@ -20824,8 +21069,8 @@
         <w:t xml:space="preserve">Without fuel, a ritual fails before it begins. Fuel taken from an unwilling person works, and is exactly how the Foundation and Raster Zero do it; for player characters it’s a crime under the EPA, and a black mark on any Adept.</w:t>
       </w:r>
     </w:p>
-    <w:bookmarkEnd w:id="89"/>
-    <w:bookmarkStart w:id="90" w:name="aegis-suits"/>
+    <w:bookmarkEnd w:id="90"/>
+    <w:bookmarkStart w:id="91" w:name="aegis-suits"/>
     <w:p>
       <w:pPr>
         <w:pStyle w:val="Heading2"/>
@@ -20903,8 +21148,8 @@
         <w:t xml:space="preserve">fired with Firearms. Suiting up takes a minute. A shot at the power pack (−2 to aim) that gets through shuts the suit down until it’s repaired with Engineering. The suits belong to ExLAW, or to whoever stole one.</w:t>
       </w:r>
     </w:p>
-    <w:bookmarkEnd w:id="90"/>
-    <w:bookmarkStart w:id="91" w:name="the-labs-want-you"/>
+    <w:bookmarkEnd w:id="91"/>
+    <w:bookmarkStart w:id="92" w:name="the-labs-want-you"/>
     <w:p>
       <w:pPr>
         <w:pStyle w:val="Heading2"/>
@@ -20921,9 +21166,9 @@
         <w:t xml:space="preserve">A character with a Class III power, or any (GM) power, draws interest from the Foundation and Raster Zero. That interest is a story hook, not a rule.</w:t>
       </w:r>
     </w:p>
-    <w:bookmarkEnd w:id="91"/>
     <w:bookmarkEnd w:id="92"/>
-    <w:bookmarkStart w:id="93" w:name="factions"/>
+    <w:bookmarkEnd w:id="93"/>
+    <w:bookmarkStart w:id="94" w:name="factions"/>
     <w:p>
       <w:pPr>
         <w:pStyle w:val="Heading1"/>
@@ -21375,8 +21620,8 @@
         <w:t xml:space="preserve">The dark reflection of our world, sending duplicates through the thinning walls.</w:t>
       </w:r>
     </w:p>
-    <w:bookmarkEnd w:id="93"/>
-    <w:bookmarkStart w:id="94" w:name="otherworld-and-shadow-earth"/>
+    <w:bookmarkEnd w:id="94"/>
+    <w:bookmarkStart w:id="95" w:name="otherworld-and-shadow-earth"/>
     <w:p>
       <w:pPr>
         <w:pStyle w:val="Heading1"/>
@@ -21553,8 +21798,8 @@
         <w:t xml:space="preserve">of our own people, who serve as the rulers’ minions. Since 2012 the walls have been thin, and more of them get through every year.</w:t>
       </w:r>
     </w:p>
-    <w:bookmarkEnd w:id="94"/>
-    <w:bookmarkStart w:id="95" w:name="notable-operants"/>
+    <w:bookmarkEnd w:id="95"/>
+    <w:bookmarkStart w:id="96" w:name="notable-operants"/>
     <w:p>
       <w:pPr>
         <w:pStyle w:val="Heading1"/>
@@ -22124,8 +22369,8 @@
         <w:t xml:space="preserve">Once an adjunct professor of comparative folklore in New York, obsessed with a single current of power he believed older than civilization. In a university archive he found untranslated manuscripts in a 19th-century occultist’s papers: a ritual encoded in language itself. He spoke the words aloud, and his mind opened for a few burning moments to the raw currents of Otherworld. It shattered him. He lost his job and his name, and wanders New York’s alleys and subway tunnels muttering. Yet his chalk sigils ward whole stations by accident, his ramblings predict murders and market crashes, pigeons land on his shoulders as if awaiting orders, and children sometimes see a crown of burning letters over his head. He is part prophet, part lunatic, part guardian and part danger.</w:t>
       </w:r>
     </w:p>
-    <w:bookmarkEnd w:id="95"/>
-    <w:bookmarkStart w:id="96" w:name="threats"/>
+    <w:bookmarkEnd w:id="96"/>
+    <w:bookmarkStart w:id="97" w:name="threats"/>
     <w:p>
       <w:pPr>
         <w:pStyle w:val="Heading1"/>
@@ -24363,8 +24608,8 @@
         <w:t xml:space="preserve">For a tougher version, add +1 to its targets and one box, or raise a power one Class; for a weaker one, subtract.</w:t>
       </w:r>
     </w:p>
-    <w:bookmarkEnd w:id="96"/>
-    <w:bookmarkStart w:id="104" w:name="ready-made-characters"/>
+    <w:bookmarkEnd w:id="97"/>
+    <w:bookmarkStart w:id="105" w:name="ready-made-characters"/>
     <w:p>
       <w:pPr>
         <w:pStyle w:val="Heading1"/>
@@ -24381,7 +24626,7 @@
         <w:t xml:space="preserve">Characters ready to play, for one-shots, new players, or a group in a hurry. Each follows the creation rules exactly, and their connections tie them together. In the creator, choose one from the ready-made list to open it and make it your own.</w:t>
       </w:r>
     </w:p>
-    <w:bookmarkStart w:id="97" w:name="rachel-kwan"/>
+    <w:bookmarkStart w:id="98" w:name="rachel-kwan"/>
     <w:p>
       <w:pPr>
         <w:pStyle w:val="Heading2"/>
@@ -24610,8 +24855,8 @@
         <w:t xml:space="preserve">Jess Calloway is the only reporter who asked about her missing partner. Kwan hasn’t decided whether to trust her.</w:t>
       </w:r>
     </w:p>
-    <w:bookmarkEnd w:id="97"/>
-    <w:bookmarkStart w:id="98" w:name="luis-bulldog-ortega"/>
+    <w:bookmarkEnd w:id="98"/>
+    <w:bookmarkStart w:id="99" w:name="luis-bulldog-ortega"/>
     <w:p>
       <w:pPr>
         <w:pStyle w:val="Heading2"/>
@@ -24836,8 +25081,8 @@
         <w:t xml:space="preserve">He flew cover for Rachel Kwan the night her partner vanished, and saw something he never put in the report.</w:t>
       </w:r>
     </w:p>
-    <w:bookmarkEnd w:id="98"/>
-    <w:bookmarkStart w:id="99" w:name="naomi-price"/>
+    <w:bookmarkEnd w:id="99"/>
+    <w:bookmarkStart w:id="100" w:name="naomi-price"/>
     <w:p>
       <w:pPr>
         <w:pStyle w:val="Heading2"/>
@@ -25044,8 +25289,8 @@
         <w:t xml:space="preserve">Static saved her from a Foundation snatch team on live TV, and vanished before the cameras turned.</w:t>
       </w:r>
     </w:p>
-    <w:bookmarkEnd w:id="99"/>
-    <w:bookmarkStart w:id="100" w:name="dr.-tobias-wren"/>
+    <w:bookmarkEnd w:id="100"/>
+    <w:bookmarkStart w:id="101" w:name="dr.-tobias-wren"/>
     <w:p>
       <w:pPr>
         <w:pStyle w:val="Heading2"/>
@@ -25274,8 +25519,8 @@
         <w:t xml:space="preserve">He taught Maeve Ashgrove’s handler, and was the one who recognized what Maeve really is.</w:t>
       </w:r>
     </w:p>
-    <w:bookmarkEnd w:id="100"/>
-    <w:bookmarkStart w:id="101" w:name="jess-calloway"/>
+    <w:bookmarkEnd w:id="101"/>
+    <w:bookmarkStart w:id="102" w:name="jess-calloway"/>
     <w:p>
       <w:pPr>
         <w:pStyle w:val="Heading2"/>
@@ -25504,8 +25749,8 @@
         <w:t xml:space="preserve">Rachel Kwan’s missing partner was her source. She hasn’t told Kwan yet.</w:t>
       </w:r>
     </w:p>
-    <w:bookmarkEnd w:id="101"/>
-    <w:bookmarkStart w:id="102" w:name="subject-19"/>
+    <w:bookmarkEnd w:id="102"/>
+    <w:bookmarkStart w:id="103" w:name="subject-19"/>
     <w:p>
       <w:pPr>
         <w:pStyle w:val="Heading2"/>
@@ -25755,8 +26000,8 @@
         <w:t xml:space="preserve">Saved Daybreak from a Foundation snatch team on live TV, and ran before the cameras turned.</w:t>
       </w:r>
     </w:p>
-    <w:bookmarkEnd w:id="102"/>
-    <w:bookmarkStart w:id="103" w:name="maeve-ashgrove"/>
+    <w:bookmarkEnd w:id="103"/>
+    <w:bookmarkStart w:id="104" w:name="maeve-ashgrove"/>
     <w:p>
       <w:pPr>
         <w:pStyle w:val="Heading2"/>
@@ -25985,9 +26230,9 @@
         <w:t xml:space="preserve">Dr. Tobias Wren saw through her glamour the first day. He’s kept her secret; she wonders what it’ll cost.</w:t>
       </w:r>
     </w:p>
-    <w:bookmarkEnd w:id="103"/>
     <w:bookmarkEnd w:id="104"/>
-    <w:bookmarkStart w:id="105" w:name="advantages"/>
+    <w:bookmarkEnd w:id="105"/>
+    <w:bookmarkStart w:id="106" w:name="advantages"/>
     <w:p>
       <w:pPr>
         <w:pStyle w:val="Heading1"/>
@@ -26841,8 +27086,8 @@
         <w:t xml:space="preserve">complication unless the GM agrees otherwise. Origin advantages (in each origin’s entry) are often the most flavorful choice for an Operant.</w:t>
       </w:r>
     </w:p>
-    <w:bookmarkEnd w:id="105"/>
-    <w:bookmarkStart w:id="116" w:name="origins"/>
+    <w:bookmarkEnd w:id="106"/>
+    <w:bookmarkStart w:id="117" w:name="origins"/>
     <w:p>
       <w:pPr>
         <w:pStyle w:val="Heading1"/>
@@ -27580,7 +27825,7 @@
         </w:tc>
       </w:tr>
     </w:tbl>
-    <w:bookmarkStart w:id="106" w:name="non-operant"/>
+    <w:bookmarkStart w:id="107" w:name="non-operant"/>
     <w:p>
       <w:pPr>
         <w:pStyle w:val="Heading2"/>
@@ -27929,8 +28174,8 @@
         </w:tc>
       </w:tr>
     </w:tbl>
-    <w:bookmarkEnd w:id="106"/>
-    <w:bookmarkStart w:id="107" w:name="adept"/>
+    <w:bookmarkEnd w:id="107"/>
+    <w:bookmarkStart w:id="108" w:name="adept"/>
     <w:p>
       <w:pPr>
         <w:pStyle w:val="Heading2"/>
@@ -28291,8 +28536,8 @@
         </w:tc>
       </w:tr>
     </w:tbl>
-    <w:bookmarkEnd w:id="107"/>
-    <w:bookmarkStart w:id="108" w:name="aurora-born"/>
+    <w:bookmarkEnd w:id="108"/>
+    <w:bookmarkStart w:id="109" w:name="aurora-born"/>
     <w:p>
       <w:pPr>
         <w:pStyle w:val="Heading2"/>
@@ -28641,8 +28886,8 @@
         </w:tc>
       </w:tr>
     </w:tbl>
-    <w:bookmarkEnd w:id="108"/>
-    <w:bookmarkStart w:id="109" w:name="bonded"/>
+    <w:bookmarkEnd w:id="109"/>
+    <w:bookmarkStart w:id="110" w:name="bonded"/>
     <w:p>
       <w:pPr>
         <w:pStyle w:val="Heading2"/>
@@ -29003,8 +29248,8 @@
         </w:tc>
       </w:tr>
     </w:tbl>
-    <w:bookmarkEnd w:id="109"/>
-    <w:bookmarkStart w:id="110" w:name="lab-made"/>
+    <w:bookmarkEnd w:id="110"/>
+    <w:bookmarkStart w:id="111" w:name="lab-made"/>
     <w:p>
       <w:pPr>
         <w:pStyle w:val="Heading2"/>
@@ -29353,8 +29598,8 @@
         </w:tc>
       </w:tr>
     </w:tbl>
-    <w:bookmarkEnd w:id="110"/>
-    <w:bookmarkStart w:id="111" w:name="otherworlder"/>
+    <w:bookmarkEnd w:id="111"/>
+    <w:bookmarkStart w:id="112" w:name="otherworlder"/>
     <w:p>
       <w:pPr>
         <w:pStyle w:val="Heading2"/>
@@ -29703,8 +29948,8 @@
         </w:tc>
       </w:tr>
     </w:tbl>
-    <w:bookmarkEnd w:id="111"/>
-    <w:bookmarkStart w:id="112" w:name="shadow-earth-defector"/>
+    <w:bookmarkEnd w:id="112"/>
+    <w:bookmarkStart w:id="113" w:name="shadow-earth-defector"/>
     <w:p>
       <w:pPr>
         <w:pStyle w:val="Heading2"/>
@@ -30065,8 +30310,8 @@
         </w:tc>
       </w:tr>
     </w:tbl>
-    <w:bookmarkEnd w:id="112"/>
-    <w:bookmarkStart w:id="113" w:name="touched"/>
+    <w:bookmarkEnd w:id="113"/>
+    <w:bookmarkStart w:id="114" w:name="touched"/>
     <w:p>
       <w:pPr>
         <w:pStyle w:val="Heading2"/>
@@ -30430,8 +30675,8 @@
         </w:tc>
       </w:tr>
     </w:tbl>
-    <w:bookmarkEnd w:id="113"/>
-    <w:bookmarkStart w:id="114" w:name="ambrosia"/>
+    <w:bookmarkEnd w:id="114"/>
+    <w:bookmarkStart w:id="115" w:name="ambrosia"/>
     <w:p>
       <w:pPr>
         <w:pStyle w:val="Heading2"/>
@@ -30792,8 +31037,8 @@
         </w:tc>
       </w:tr>
     </w:tbl>
-    <w:bookmarkEnd w:id="114"/>
-    <w:bookmarkStart w:id="115" w:name="mythic"/>
+    <w:bookmarkEnd w:id="115"/>
+    <w:bookmarkStart w:id="116" w:name="mythic"/>
     <w:p>
       <w:pPr>
         <w:pStyle w:val="Heading2"/>
@@ -31154,9 +31399,9 @@
         </w:tc>
       </w:tr>
     </w:tbl>
-    <w:bookmarkEnd w:id="115"/>
     <w:bookmarkEnd w:id="116"/>
-    <w:bookmarkStart w:id="127" w:name="making-your-own"/>
+    <w:bookmarkEnd w:id="117"/>
+    <w:bookmarkStart w:id="128" w:name="making-your-own"/>
     <w:p>
       <w:pPr>
         <w:pStyle w:val="Heading1"/>
@@ -31189,7 +31434,7 @@
         <w:t xml:space="preserve">option at the end of each list, and its checklist holds a custom choice to the same rules as everything else.</w:t>
       </w:r>
     </w:p>
-    <w:bookmarkStart w:id="117" w:name="a-custom-calling"/>
+    <w:bookmarkStart w:id="118" w:name="a-custom-calling"/>
     <w:p>
       <w:pPr>
         <w:pStyle w:val="Heading2"/>
@@ -31365,8 +31610,8 @@
         <w:t xml:space="preserve">.</w:t>
       </w:r>
     </w:p>
-    <w:bookmarkEnd w:id="117"/>
-    <w:bookmarkStart w:id="126" w:name="a-custom-origin"/>
+    <w:bookmarkEnd w:id="118"/>
+    <w:bookmarkStart w:id="127" w:name="a-custom-origin"/>
     <w:p>
       <w:pPr>
         <w:pStyle w:val="Heading2"/>
@@ -31383,7 +31628,7 @@
         <w:t xml:space="preserve">Build it with the GM, one step at a time.</w:t>
       </w:r>
     </w:p>
-    <w:bookmarkStart w:id="118" w:name="the-concept"/>
+    <w:bookmarkStart w:id="119" w:name="the-concept"/>
     <w:p>
       <w:pPr>
         <w:pStyle w:val="Heading3"/>
@@ -31400,8 +31645,8 @@
         <w:t xml:space="preserve">Two or three sentences: where they come from, what sets them apart, and how others see them. It should be something the origins in this book don’t already cover.</w:t>
       </w:r>
     </w:p>
-    <w:bookmarkEnd w:id="118"/>
-    <w:bookmarkStart w:id="119" w:name="the-tier"/>
+    <w:bookmarkEnd w:id="119"/>
+    <w:bookmarkStart w:id="120" w:name="the-tier"/>
     <w:p>
       <w:pPr>
         <w:pStyle w:val="Heading3"/>
@@ -31698,8 +31943,8 @@
         <w:t xml:space="preserve">When in doubt, choose the higher tier.</w:t>
       </w:r>
     </w:p>
-    <w:bookmarkEnd w:id="119"/>
-    <w:bookmarkStart w:id="120" w:name="attribute-adjustments"/>
+    <w:bookmarkEnd w:id="120"/>
+    <w:bookmarkStart w:id="121" w:name="attribute-adjustments"/>
     <w:p>
       <w:pPr>
         <w:pStyle w:val="Heading3"/>
@@ -31745,8 +31990,8 @@
         <w:t xml:space="preserve">: a +2 needs a −2 or two −1s. The adjustments move the attribute’s base (+1 starts it at 11) and raise its starting maximum (13 plus the bonus). Most origins change two to four attributes.</w:t>
       </w:r>
     </w:p>
-    <w:bookmarkEnd w:id="120"/>
-    <w:bookmarkStart w:id="121" w:name="core-rules-tier-1-and-up"/>
+    <w:bookmarkEnd w:id="121"/>
+    <w:bookmarkStart w:id="122" w:name="core-rules-tier-1-and-up"/>
     <w:p>
       <w:pPr>
         <w:pStyle w:val="Heading3"/>
@@ -31763,8 +32008,8 @@
         <w:t xml:space="preserve">One to three short rules that always apply: what they can do (see in the dark, resist cold, a free Trained skill) and what it costs (a weakness, a people’s distrust, a hazard they can’t abide). A strength with no drawback is worth more than it looks, so price it a tier higher.</w:t>
       </w:r>
     </w:p>
-    <w:bookmarkEnd w:id="121"/>
-    <w:bookmarkStart w:id="122" w:name="origin-advantages"/>
+    <w:bookmarkEnd w:id="122"/>
+    <w:bookmarkStart w:id="123" w:name="origin-advantages"/>
     <w:p>
       <w:pPr>
         <w:pStyle w:val="Heading3"/>
@@ -31819,8 +32064,8 @@
         <w:t xml:space="preserve">: a problem the trait causes, with a clear trigger and a real consequence, which earns a Spark point when it bites, like any complication. A character takes one advantage, general or origin, so make them distinct choices.</w:t>
       </w:r>
     </w:p>
-    <w:bookmarkEnd w:id="122"/>
-    <w:bookmarkStart w:id="123" w:name="an-alternate-form-optional-tier-2-or-3"/>
+    <w:bookmarkEnd w:id="123"/>
+    <w:bookmarkStart w:id="124" w:name="an-alternate-form-optional-tier-2-or-3"/>
     <w:p>
       <w:pPr>
         <w:pStyle w:val="Heading3"/>
@@ -31853,8 +32098,8 @@
         <w:t xml:space="preserve">apply.</w:t>
       </w:r>
     </w:p>
-    <w:bookmarkEnd w:id="123"/>
-    <w:bookmarkStart w:id="124" w:name="in-the-creator"/>
+    <w:bookmarkEnd w:id="124"/>
+    <w:bookmarkStart w:id="125" w:name="in-the-creator"/>
     <w:p>
       <w:pPr>
         <w:pStyle w:val="Heading3"/>
@@ -31959,8 +32204,8 @@
         <w:t xml:space="preserve">and enter the advantage and its companion complication.</w:t>
       </w:r>
     </w:p>
-    <w:bookmarkEnd w:id="124"/>
-    <w:bookmarkStart w:id="125" w:name="example"/>
+    <w:bookmarkEnd w:id="125"/>
+    <w:bookmarkStart w:id="126" w:name="example"/>
     <w:p>
       <w:pPr>
         <w:pStyle w:val="Heading3"/>
@@ -32081,10 +32326,10 @@
         <w:t xml:space="preserve">one at Class II, two at Class I.</w:t>
       </w:r>
     </w:p>
-    <w:bookmarkEnd w:id="125"/>
     <w:bookmarkEnd w:id="126"/>
     <w:bookmarkEnd w:id="127"/>
-    <w:bookmarkStart w:id="128" w:name="complications"/>
+    <w:bookmarkEnd w:id="128"/>
+    <w:bookmarkStart w:id="129" w:name="complications"/>
     <w:p>
       <w:pPr>
         <w:pStyle w:val="Heading1"/>
@@ -32789,8 +33034,8 @@
         </w:tc>
       </w:tr>
     </w:tbl>
-    <w:bookmarkEnd w:id="128"/>
-    <w:bookmarkStart w:id="130" w:name="quick-reference"/>
+    <w:bookmarkEnd w:id="129"/>
+    <w:bookmarkStart w:id="131" w:name="quick-reference"/>
     <w:p>
       <w:pPr>
         <w:pStyle w:val="Heading1"/>
@@ -32981,7 +33226,7 @@
       <w:r>
         <w:t xml:space="preserve"> </w:t>
       </w:r>
-      <w:hyperlink r:id="rId129">
+      <w:hyperlink r:id="rId130">
         <w:r>
           <w:rPr>
             <w:rStyle w:val="Hyperlink"/>
@@ -32993,7 +33238,7 @@
         <w:t xml:space="preserve">. You may share, adapt, and use it for any purpose, including commercially, as long as you give appropriate credit to the author.</w:t>
       </w:r>
     </w:p>
-    <w:bookmarkEnd w:id="130"/>
+    <w:bookmarkEnd w:id="131"/>
     <w:sectPr/>
   </w:body>
 </w:document>

--- a/legend-dynamics/site/exlaw/ExLAW_Players_Guide.docx
+++ b/legend-dynamics/site/exlaw/ExLAW_Players_Guide.docx
@@ -15349,7 +15349,7 @@
     </w:p>
     <w:bookmarkEnd w:id="80"/>
     <w:bookmarkEnd w:id="81"/>
-    <w:bookmarkStart w:id="93" w:name="powers"/>
+    <w:bookmarkStart w:id="94" w:name="powers"/>
     <w:p>
       <w:pPr>
         <w:pStyle w:val="Heading1"/>
@@ -16073,17 +16073,288 @@
       </w:r>
     </w:p>
     <w:bookmarkEnd w:id="83"/>
-    <w:bookmarkStart w:id="84" w:name="the-powers"/>
+    <w:bookmarkStart w:id="84" w:name="growing-your-powers"/>
     <w:p>
       <w:pPr>
         <w:pStyle w:val="Heading2"/>
       </w:pPr>
       <w:r>
+        <w:t xml:space="preserve">Growing your powers</w:t>
+      </w:r>
+    </w:p>
+    <w:p>
+      <w:pPr>
+        <w:pStyle w:val="FirstParagraph"/>
+      </w:pPr>
+      <w:r>
+        <w:t xml:space="preserve">After a significant case, the GM may allow one of these</w:t>
+      </w:r>
+      <w:r>
+        <w:t xml:space="preserve"> </w:t>
+      </w:r>
+      <w:r>
+        <w:rPr>
+          <w:bCs/>
+          <w:b/>
+        </w:rPr>
+        <w:t xml:space="preserve">instead of a skill step</w:t>
+      </w:r>
+      <w:r>
+        <w:t xml:space="preserve">:</w:t>
+      </w:r>
+    </w:p>
+    <w:tbl>
+      <w:tblPr>
+        <w:tblStyle w:val="Table"/>
+        <w:tblW w:type="pct" w:w="5000"/>
+        <w:tblLook w:firstRow="1" w:lastRow="0" w:firstColumn="0" w:lastColumn="0" w:noHBand="0" w:noVBand="0" w:val="0020"/>
+        <w:jc w:val="start"/>
+        <w:tblBorders>
+          <w:top w:val="single" w:sz="4" w:color="B8C2D3"/>
+          <w:left w:val="single" w:sz="4" w:color="B8C2D3"/>
+          <w:bottom w:val="single" w:sz="4" w:color="B8C2D3"/>
+          <w:right w:val="single" w:sz="4" w:color="B8C2D3"/>
+          <w:insideH w:val="single" w:sz="4" w:color="B8C2D3"/>
+          <w:insideV w:val="single" w:sz="4" w:color="B8C2D3"/>
+        </w:tblBorders>
+      </w:tblPr>
+      <w:tblGrid>
+        <w:gridCol w:w="3960"/>
+        <w:gridCol w:w="3960"/>
+      </w:tblGrid>
+      <w:tr>
+        <w:trPr>
+          <w:tblHeader w:val="true"/>
+        </w:trPr>
+        <w:tc>
+          <w:tcPr>
+            <w:shd w:val="clear" w:fill="E8EEF8"/>
+          </w:tcPr>
+          <w:p>
+            <w:pPr>
+              <w:pStyle w:val="Compact"/>
+              <w:jc w:val="left"/>
+            </w:pPr>
+            <w:r>
+              <w:rPr>
+                <w:b/>
+                <w:sz w:val="19"/>
+              </w:rPr>
+              <w:t xml:space="preserve">Advancement</w:t>
+            </w:r>
+          </w:p>
+        </w:tc>
+        <w:tc>
+          <w:tcPr>
+            <w:shd w:val="clear" w:fill="E8EEF8"/>
+          </w:tcPr>
+          <w:p>
+            <w:pPr>
+              <w:pStyle w:val="Compact"/>
+              <w:jc w:val="left"/>
+            </w:pPr>
+            <w:r>
+              <w:rPr>
+                <w:b/>
+                <w:sz w:val="19"/>
+              </w:rPr>
+              <w:t xml:space="preserve">Limit</w:t>
+            </w:r>
+          </w:p>
+        </w:tc>
+      </w:tr>
+      <w:tr>
+        <w:tc>
+          <w:tcPr/>
+          <w:p>
+            <w:pPr>
+              <w:pStyle w:val="Compact"/>
+              <w:jc w:val="left"/>
+            </w:pPr>
+            <w:r>
+              <w:rPr>
+                <w:b/>
+                <w:sz w:val="19"/>
+              </w:rPr>
+              <w:t xml:space="preserve">Raise one power by one Class</w:t>
+            </w:r>
+          </w:p>
+        </w:tc>
+        <w:tc>
+          <w:tcPr/>
+          <w:p>
+            <w:pPr>
+              <w:pStyle w:val="Compact"/>
+              <w:jc w:val="left"/>
+            </w:pPr>
+            <w:r>
+              <w:rPr>
+                <w:sz w:val="19"/>
+              </w:rPr>
+              <w:t xml:space="preserve">Up to Class III</w:t>
+            </w:r>
+          </w:p>
+        </w:tc>
+      </w:tr>
+      <w:tr>
+        <w:tc>
+          <w:tcPr/>
+          <w:p>
+            <w:pPr>
+              <w:pStyle w:val="Compact"/>
+              <w:jc w:val="left"/>
+            </w:pPr>
+            <w:r>
+              <w:rPr>
+                <w:b/>
+                <w:sz w:val="19"/>
+              </w:rPr>
+              <w:t xml:space="preserve">Learn a new power at Class I</w:t>
+            </w:r>
+          </w:p>
+        </w:tc>
+        <w:tc>
+          <w:tcPr/>
+          <w:p>
+            <w:pPr>
+              <w:pStyle w:val="Compact"/>
+              <w:jc w:val="left"/>
+            </w:pPr>
+            <w:r>
+              <w:rPr>
+                <w:sz w:val="19"/>
+              </w:rPr>
+              <w:t xml:space="preserve">Needs a story reason: a ritual, an exposure, Ambrosia, a bond that deepens</w:t>
+            </w:r>
+          </w:p>
+        </w:tc>
+      </w:tr>
+      <w:tr>
+        <w:tc>
+          <w:tcPr/>
+          <w:p>
+            <w:pPr>
+              <w:pStyle w:val="Compact"/>
+              <w:jc w:val="left"/>
+            </w:pPr>
+            <w:r>
+              <w:rPr>
+                <w:b/>
+                <w:sz w:val="19"/>
+              </w:rPr>
+              <w:t xml:space="preserve">Raise a Class III power to</w:t>
+            </w:r>
+            <w:r>
+              <w:rPr>
+                <w:b/>
+                <w:sz w:val="19"/>
+              </w:rPr>
+              <w:t xml:space="preserve"> </w:t>
+            </w:r>
+            <w:r>
+              <w:rPr>
+                <w:bCs/>
+                <w:b/>
+                <w:sz w:val="19"/>
+              </w:rPr>
+              <w:t xml:space="preserve">Class IV</w:t>
+            </w:r>
+          </w:p>
+        </w:tc>
+        <w:tc>
+          <w:tcPr/>
+          <w:p>
+            <w:pPr>
+              <w:pStyle w:val="Compact"/>
+              <w:jc w:val="left"/>
+            </w:pPr>
+            <w:r>
+              <w:rPr>
+                <w:sz w:val="19"/>
+              </w:rPr>
+              <w:t xml:space="preserve">Once per campaign, at a major story turning point, with the GM’s approval; costs two advancements</w:t>
+            </w:r>
+          </w:p>
+        </w:tc>
+      </w:tr>
+      <w:tr>
+        <w:tc>
+          <w:tcPr/>
+          <w:p>
+            <w:pPr>
+              <w:pStyle w:val="Compact"/>
+              <w:jc w:val="left"/>
+            </w:pPr>
+            <w:r>
+              <w:rPr>
+                <w:bCs/>
+                <w:b/>
+                <w:sz w:val="19"/>
+              </w:rPr>
+              <w:t xml:space="preserve">Class V</w:t>
+            </w:r>
+          </w:p>
+        </w:tc>
+        <w:tc>
+          <w:tcPr/>
+          <w:p>
+            <w:pPr>
+              <w:pStyle w:val="Compact"/>
+              <w:jc w:val="left"/>
+            </w:pPr>
+            <w:r>
+              <w:rPr>
+                <w:sz w:val="19"/>
+              </w:rPr>
+              <w:t xml:space="preserve">Only at the end of a long campaign, as the climax of a character’s story</w:t>
+            </w:r>
+          </w:p>
+        </w:tc>
+      </w:tr>
+    </w:tbl>
+    <w:p>
+      <w:pPr>
+        <w:pStyle w:val="BodyText"/>
+      </w:pPr>
+      <w:r>
+        <w:rPr>
+          <w:bCs/>
+          <w:b/>
+        </w:rPr>
+        <w:t xml:space="preserve">Class VI</w:t>
+      </w:r>
+      <w:r>
+        <w:t xml:space="preserve"> </w:t>
+      </w:r>
+      <w:r>
+        <w:t xml:space="preserve">stays with the GM’s characters. Until then, pushing (one action, one box of Strain) is how a character briefly reaches the Class above their own. Record grown and newly learned powers in the creator’s step 4, under</w:t>
+      </w:r>
+      <w:r>
+        <w:t xml:space="preserve"> </w:t>
+      </w:r>
+      <w:r>
+        <w:rPr>
+          <w:iCs/>
+          <w:i/>
+        </w:rPr>
+        <w:t xml:space="preserve">Powers grown in play</w:t>
+      </w:r>
+      <w:r>
+        <w:t xml:space="preserve">.</w:t>
+      </w:r>
+    </w:p>
+    <w:bookmarkEnd w:id="84"/>
+    <w:bookmarkStart w:id="85" w:name="the-powers"/>
+    <w:p>
+      <w:pPr>
+        <w:pStyle w:val="Heading2"/>
+      </w:pPr>
+      <w:r>
         <w:t xml:space="preserve">The powers</w:t>
       </w:r>
     </w:p>
-    <w:bookmarkEnd w:id="84"/>
-    <w:bookmarkStart w:id="85" w:name="energy-and-attack"/>
+    <w:bookmarkEnd w:id="85"/>
+    <w:bookmarkStart w:id="86" w:name="energy-and-attack"/>
     <w:p>
       <w:pPr>
         <w:pStyle w:val="Heading2"/>
@@ -16773,8 +17044,8 @@
         </w:tc>
       </w:tr>
     </w:tbl>
-    <w:bookmarkEnd w:id="85"/>
-    <w:bookmarkStart w:id="86" w:name="body-and-movement"/>
+    <w:bookmarkEnd w:id="86"/>
+    <w:bookmarkStart w:id="87" w:name="body-and-movement"/>
     <w:p>
       <w:pPr>
         <w:pStyle w:val="Heading2"/>
@@ -17952,8 +18223,8 @@
         </w:tc>
       </w:tr>
     </w:tbl>
-    <w:bookmarkEnd w:id="86"/>
-    <w:bookmarkStart w:id="87" w:name="mind-and-senses"/>
+    <w:bookmarkEnd w:id="87"/>
+    <w:bookmarkStart w:id="88" w:name="mind-and-senses"/>
     <w:p>
       <w:pPr>
         <w:pStyle w:val="Heading2"/>
@@ -18861,8 +19132,8 @@
         </w:tc>
       </w:tr>
     </w:tbl>
-    <w:bookmarkEnd w:id="87"/>
-    <w:bookmarkStart w:id="88" w:name="control-and-the-strange"/>
+    <w:bookmarkEnd w:id="88"/>
+    <w:bookmarkStart w:id="89" w:name="control-and-the-strange"/>
     <w:p>
       <w:pPr>
         <w:pStyle w:val="Heading2"/>
@@ -19914,8 +20185,8 @@
         </w:tc>
       </w:tr>
     </w:tbl>
-    <w:bookmarkEnd w:id="88"/>
-    <w:bookmarkStart w:id="89" w:name="escalated-classes"/>
+    <w:bookmarkEnd w:id="89"/>
+    <w:bookmarkStart w:id="90" w:name="escalated-classes"/>
     <w:p>
       <w:pPr>
         <w:pStyle w:val="Heading2"/>
@@ -20159,8 +20430,8 @@
         </w:tc>
       </w:tr>
     </w:tbl>
-    <w:bookmarkEnd w:id="89"/>
-    <w:bookmarkStart w:id="90" w:name="rituals"/>
+    <w:bookmarkEnd w:id="90"/>
+    <w:bookmarkStart w:id="91" w:name="rituals"/>
     <w:p>
       <w:pPr>
         <w:pStyle w:val="Heading2"/>
@@ -21069,8 +21340,8 @@
         <w:t xml:space="preserve">Without fuel, a ritual fails before it begins. Fuel taken from an unwilling person works, and is exactly how the Foundation and Raster Zero do it; for player characters it’s a crime under the EPA, and a black mark on any Adept.</w:t>
       </w:r>
     </w:p>
-    <w:bookmarkEnd w:id="90"/>
-    <w:bookmarkStart w:id="91" w:name="aegis-suits"/>
+    <w:bookmarkEnd w:id="91"/>
+    <w:bookmarkStart w:id="92" w:name="aegis-suits"/>
     <w:p>
       <w:pPr>
         <w:pStyle w:val="Heading2"/>
@@ -21148,8 +21419,8 @@
         <w:t xml:space="preserve">fired with Firearms. Suiting up takes a minute. A shot at the power pack (−2 to aim) that gets through shuts the suit down until it’s repaired with Engineering. The suits belong to ExLAW, or to whoever stole one.</w:t>
       </w:r>
     </w:p>
-    <w:bookmarkEnd w:id="91"/>
-    <w:bookmarkStart w:id="92" w:name="the-labs-want-you"/>
+    <w:bookmarkEnd w:id="92"/>
+    <w:bookmarkStart w:id="93" w:name="the-labs-want-you"/>
     <w:p>
       <w:pPr>
         <w:pStyle w:val="Heading2"/>
@@ -21166,9 +21437,9 @@
         <w:t xml:space="preserve">A character with a Class III power, or any (GM) power, draws interest from the Foundation and Raster Zero. That interest is a story hook, not a rule.</w:t>
       </w:r>
     </w:p>
-    <w:bookmarkEnd w:id="92"/>
     <w:bookmarkEnd w:id="93"/>
-    <w:bookmarkStart w:id="94" w:name="factions"/>
+    <w:bookmarkEnd w:id="94"/>
+    <w:bookmarkStart w:id="95" w:name="factions"/>
     <w:p>
       <w:pPr>
         <w:pStyle w:val="Heading1"/>
@@ -21620,8 +21891,8 @@
         <w:t xml:space="preserve">The dark reflection of our world, sending duplicates through the thinning walls.</w:t>
       </w:r>
     </w:p>
-    <w:bookmarkEnd w:id="94"/>
-    <w:bookmarkStart w:id="95" w:name="otherworld-and-shadow-earth"/>
+    <w:bookmarkEnd w:id="95"/>
+    <w:bookmarkStart w:id="96" w:name="otherworld-and-shadow-earth"/>
     <w:p>
       <w:pPr>
         <w:pStyle w:val="Heading1"/>
@@ -21798,8 +22069,8 @@
         <w:t xml:space="preserve">of our own people, who serve as the rulers’ minions. Since 2012 the walls have been thin, and more of them get through every year.</w:t>
       </w:r>
     </w:p>
-    <w:bookmarkEnd w:id="95"/>
-    <w:bookmarkStart w:id="96" w:name="notable-operants"/>
+    <w:bookmarkEnd w:id="96"/>
+    <w:bookmarkStart w:id="97" w:name="notable-operants"/>
     <w:p>
       <w:pPr>
         <w:pStyle w:val="Heading1"/>
@@ -22369,8 +22640,8 @@
         <w:t xml:space="preserve">Once an adjunct professor of comparative folklore in New York, obsessed with a single current of power he believed older than civilization. In a university archive he found untranslated manuscripts in a 19th-century occultist’s papers: a ritual encoded in language itself. He spoke the words aloud, and his mind opened for a few burning moments to the raw currents of Otherworld. It shattered him. He lost his job and his name, and wanders New York’s alleys and subway tunnels muttering. Yet his chalk sigils ward whole stations by accident, his ramblings predict murders and market crashes, pigeons land on his shoulders as if awaiting orders, and children sometimes see a crown of burning letters over his head. He is part prophet, part lunatic, part guardian and part danger.</w:t>
       </w:r>
     </w:p>
-    <w:bookmarkEnd w:id="96"/>
-    <w:bookmarkStart w:id="97" w:name="threats"/>
+    <w:bookmarkEnd w:id="97"/>
+    <w:bookmarkStart w:id="98" w:name="threats"/>
     <w:p>
       <w:pPr>
         <w:pStyle w:val="Heading1"/>
@@ -24608,8 +24879,8 @@
         <w:t xml:space="preserve">For a tougher version, add +1 to its targets and one box, or raise a power one Class; for a weaker one, subtract.</w:t>
       </w:r>
     </w:p>
-    <w:bookmarkEnd w:id="97"/>
-    <w:bookmarkStart w:id="105" w:name="ready-made-characters"/>
+    <w:bookmarkEnd w:id="98"/>
+    <w:bookmarkStart w:id="106" w:name="ready-made-characters"/>
     <w:p>
       <w:pPr>
         <w:pStyle w:val="Heading1"/>
@@ -24626,7 +24897,7 @@
         <w:t xml:space="preserve">Characters ready to play, for one-shots, new players, or a group in a hurry. Each follows the creation rules exactly, and their connections tie them together. In the creator, choose one from the ready-made list to open it and make it your own.</w:t>
       </w:r>
     </w:p>
-    <w:bookmarkStart w:id="98" w:name="rachel-kwan"/>
+    <w:bookmarkStart w:id="99" w:name="rachel-kwan"/>
     <w:p>
       <w:pPr>
         <w:pStyle w:val="Heading2"/>
@@ -24855,8 +25126,8 @@
         <w:t xml:space="preserve">Jess Calloway is the only reporter who asked about her missing partner. Kwan hasn’t decided whether to trust her.</w:t>
       </w:r>
     </w:p>
-    <w:bookmarkEnd w:id="98"/>
-    <w:bookmarkStart w:id="99" w:name="luis-bulldog-ortega"/>
+    <w:bookmarkEnd w:id="99"/>
+    <w:bookmarkStart w:id="100" w:name="luis-bulldog-ortega"/>
     <w:p>
       <w:pPr>
         <w:pStyle w:val="Heading2"/>
@@ -25081,8 +25352,8 @@
         <w:t xml:space="preserve">He flew cover for Rachel Kwan the night her partner vanished, and saw something he never put in the report.</w:t>
       </w:r>
     </w:p>
-    <w:bookmarkEnd w:id="99"/>
-    <w:bookmarkStart w:id="100" w:name="naomi-price"/>
+    <w:bookmarkEnd w:id="100"/>
+    <w:bookmarkStart w:id="101" w:name="naomi-price"/>
     <w:p>
       <w:pPr>
         <w:pStyle w:val="Heading2"/>
@@ -25289,8 +25560,8 @@
         <w:t xml:space="preserve">Static saved her from a Foundation snatch team on live TV, and vanished before the cameras turned.</w:t>
       </w:r>
     </w:p>
-    <w:bookmarkEnd w:id="100"/>
-    <w:bookmarkStart w:id="101" w:name="dr.-tobias-wren"/>
+    <w:bookmarkEnd w:id="101"/>
+    <w:bookmarkStart w:id="102" w:name="dr.-tobias-wren"/>
     <w:p>
       <w:pPr>
         <w:pStyle w:val="Heading2"/>
@@ -25519,8 +25790,8 @@
         <w:t xml:space="preserve">He taught Maeve Ashgrove’s handler, and was the one who recognized what Maeve really is.</w:t>
       </w:r>
     </w:p>
-    <w:bookmarkEnd w:id="101"/>
-    <w:bookmarkStart w:id="102" w:name="jess-calloway"/>
+    <w:bookmarkEnd w:id="102"/>
+    <w:bookmarkStart w:id="103" w:name="jess-calloway"/>
     <w:p>
       <w:pPr>
         <w:pStyle w:val="Heading2"/>
@@ -25749,8 +26020,8 @@
         <w:t xml:space="preserve">Rachel Kwan’s missing partner was her source. She hasn’t told Kwan yet.</w:t>
       </w:r>
     </w:p>
-    <w:bookmarkEnd w:id="102"/>
-    <w:bookmarkStart w:id="103" w:name="subject-19"/>
+    <w:bookmarkEnd w:id="103"/>
+    <w:bookmarkStart w:id="104" w:name="subject-19"/>
     <w:p>
       <w:pPr>
         <w:pStyle w:val="Heading2"/>
@@ -26000,8 +26271,8 @@
         <w:t xml:space="preserve">Saved Daybreak from a Foundation snatch team on live TV, and ran before the cameras turned.</w:t>
       </w:r>
     </w:p>
-    <w:bookmarkEnd w:id="103"/>
-    <w:bookmarkStart w:id="104" w:name="maeve-ashgrove"/>
+    <w:bookmarkEnd w:id="104"/>
+    <w:bookmarkStart w:id="105" w:name="maeve-ashgrove"/>
     <w:p>
       <w:pPr>
         <w:pStyle w:val="Heading2"/>
@@ -26230,9 +26501,9 @@
         <w:t xml:space="preserve">Dr. Tobias Wren saw through her glamour the first day. He’s kept her secret; she wonders what it’ll cost.</w:t>
       </w:r>
     </w:p>
-    <w:bookmarkEnd w:id="104"/>
     <w:bookmarkEnd w:id="105"/>
-    <w:bookmarkStart w:id="106" w:name="advantages"/>
+    <w:bookmarkEnd w:id="106"/>
+    <w:bookmarkStart w:id="107" w:name="advantages"/>
     <w:p>
       <w:pPr>
         <w:pStyle w:val="Heading1"/>
@@ -27086,8 +27357,8 @@
         <w:t xml:space="preserve">complication unless the GM agrees otherwise. Origin advantages (in each origin’s entry) are often the most flavorful choice for an Operant.</w:t>
       </w:r>
     </w:p>
-    <w:bookmarkEnd w:id="106"/>
-    <w:bookmarkStart w:id="117" w:name="origins"/>
+    <w:bookmarkEnd w:id="107"/>
+    <w:bookmarkStart w:id="118" w:name="origins"/>
     <w:p>
       <w:pPr>
         <w:pStyle w:val="Heading1"/>
@@ -27825,7 +28096,7 @@
         </w:tc>
       </w:tr>
     </w:tbl>
-    <w:bookmarkStart w:id="107" w:name="non-operant"/>
+    <w:bookmarkStart w:id="108" w:name="non-operant"/>
     <w:p>
       <w:pPr>
         <w:pStyle w:val="Heading2"/>
@@ -28174,8 +28445,8 @@
         </w:tc>
       </w:tr>
     </w:tbl>
-    <w:bookmarkEnd w:id="107"/>
-    <w:bookmarkStart w:id="108" w:name="adept"/>
+    <w:bookmarkEnd w:id="108"/>
+    <w:bookmarkStart w:id="109" w:name="adept"/>
     <w:p>
       <w:pPr>
         <w:pStyle w:val="Heading2"/>
@@ -28536,8 +28807,8 @@
         </w:tc>
       </w:tr>
     </w:tbl>
-    <w:bookmarkEnd w:id="108"/>
-    <w:bookmarkStart w:id="109" w:name="aurora-born"/>
+    <w:bookmarkEnd w:id="109"/>
+    <w:bookmarkStart w:id="110" w:name="aurora-born"/>
     <w:p>
       <w:pPr>
         <w:pStyle w:val="Heading2"/>
@@ -28886,8 +29157,8 @@
         </w:tc>
       </w:tr>
     </w:tbl>
-    <w:bookmarkEnd w:id="109"/>
-    <w:bookmarkStart w:id="110" w:name="bonded"/>
+    <w:bookmarkEnd w:id="110"/>
+    <w:bookmarkStart w:id="111" w:name="bonded"/>
     <w:p>
       <w:pPr>
         <w:pStyle w:val="Heading2"/>
@@ -29248,8 +29519,8 @@
         </w:tc>
       </w:tr>
     </w:tbl>
-    <w:bookmarkEnd w:id="110"/>
-    <w:bookmarkStart w:id="111" w:name="lab-made"/>
+    <w:bookmarkEnd w:id="111"/>
+    <w:bookmarkStart w:id="112" w:name="lab-made"/>
     <w:p>
       <w:pPr>
         <w:pStyle w:val="Heading2"/>
@@ -29598,8 +29869,8 @@
         </w:tc>
       </w:tr>
     </w:tbl>
-    <w:bookmarkEnd w:id="111"/>
-    <w:bookmarkStart w:id="112" w:name="otherworlder"/>
+    <w:bookmarkEnd w:id="112"/>
+    <w:bookmarkStart w:id="113" w:name="otherworlder"/>
     <w:p>
       <w:pPr>
         <w:pStyle w:val="Heading2"/>
@@ -29948,8 +30219,8 @@
         </w:tc>
       </w:tr>
     </w:tbl>
-    <w:bookmarkEnd w:id="112"/>
-    <w:bookmarkStart w:id="113" w:name="shadow-earth-defector"/>
+    <w:bookmarkEnd w:id="113"/>
+    <w:bookmarkStart w:id="114" w:name="shadow-earth-defector"/>
     <w:p>
       <w:pPr>
         <w:pStyle w:val="Heading2"/>
@@ -30310,8 +30581,8 @@
         </w:tc>
       </w:tr>
     </w:tbl>
-    <w:bookmarkEnd w:id="113"/>
-    <w:bookmarkStart w:id="114" w:name="touched"/>
+    <w:bookmarkEnd w:id="114"/>
+    <w:bookmarkStart w:id="115" w:name="touched"/>
     <w:p>
       <w:pPr>
         <w:pStyle w:val="Heading2"/>
@@ -30675,8 +30946,8 @@
         </w:tc>
       </w:tr>
     </w:tbl>
-    <w:bookmarkEnd w:id="114"/>
-    <w:bookmarkStart w:id="115" w:name="ambrosia"/>
+    <w:bookmarkEnd w:id="115"/>
+    <w:bookmarkStart w:id="116" w:name="ambrosia"/>
     <w:p>
       <w:pPr>
         <w:pStyle w:val="Heading2"/>
@@ -31037,8 +31308,8 @@
         </w:tc>
       </w:tr>
     </w:tbl>
-    <w:bookmarkEnd w:id="115"/>
-    <w:bookmarkStart w:id="116" w:name="mythic"/>
+    <w:bookmarkEnd w:id="116"/>
+    <w:bookmarkStart w:id="117" w:name="mythic"/>
     <w:p>
       <w:pPr>
         <w:pStyle w:val="Heading2"/>
@@ -31399,9 +31670,9 @@
         </w:tc>
       </w:tr>
     </w:tbl>
-    <w:bookmarkEnd w:id="116"/>
     <w:bookmarkEnd w:id="117"/>
-    <w:bookmarkStart w:id="128" w:name="making-your-own"/>
+    <w:bookmarkEnd w:id="118"/>
+    <w:bookmarkStart w:id="129" w:name="making-your-own"/>
     <w:p>
       <w:pPr>
         <w:pStyle w:val="Heading1"/>
@@ -31434,7 +31705,7 @@
         <w:t xml:space="preserve">option at the end of each list, and its checklist holds a custom choice to the same rules as everything else.</w:t>
       </w:r>
     </w:p>
-    <w:bookmarkStart w:id="118" w:name="a-custom-calling"/>
+    <w:bookmarkStart w:id="119" w:name="a-custom-calling"/>
     <w:p>
       <w:pPr>
         <w:pStyle w:val="Heading2"/>
@@ -31610,8 +31881,8 @@
         <w:t xml:space="preserve">.</w:t>
       </w:r>
     </w:p>
-    <w:bookmarkEnd w:id="118"/>
-    <w:bookmarkStart w:id="127" w:name="a-custom-origin"/>
+    <w:bookmarkEnd w:id="119"/>
+    <w:bookmarkStart w:id="128" w:name="a-custom-origin"/>
     <w:p>
       <w:pPr>
         <w:pStyle w:val="Heading2"/>
@@ -31628,7 +31899,7 @@
         <w:t xml:space="preserve">Build it with the GM, one step at a time.</w:t>
       </w:r>
     </w:p>
-    <w:bookmarkStart w:id="119" w:name="the-concept"/>
+    <w:bookmarkStart w:id="120" w:name="the-concept"/>
     <w:p>
       <w:pPr>
         <w:pStyle w:val="Heading3"/>
@@ -31645,8 +31916,8 @@
         <w:t xml:space="preserve">Two or three sentences: where they come from, what sets them apart, and how others see them. It should be something the origins in this book don’t already cover.</w:t>
       </w:r>
     </w:p>
-    <w:bookmarkEnd w:id="119"/>
-    <w:bookmarkStart w:id="120" w:name="the-tier"/>
+    <w:bookmarkEnd w:id="120"/>
+    <w:bookmarkStart w:id="121" w:name="the-tier"/>
     <w:p>
       <w:pPr>
         <w:pStyle w:val="Heading3"/>
@@ -31943,8 +32214,8 @@
         <w:t xml:space="preserve">When in doubt, choose the higher tier.</w:t>
       </w:r>
     </w:p>
-    <w:bookmarkEnd w:id="120"/>
-    <w:bookmarkStart w:id="121" w:name="attribute-adjustments"/>
+    <w:bookmarkEnd w:id="121"/>
+    <w:bookmarkStart w:id="122" w:name="attribute-adjustments"/>
     <w:p>
       <w:pPr>
         <w:pStyle w:val="Heading3"/>
@@ -31990,8 +32261,8 @@
         <w:t xml:space="preserve">: a +2 needs a −2 or two −1s. The adjustments move the attribute’s base (+1 starts it at 11) and raise its starting maximum (13 plus the bonus). Most origins change two to four attributes.</w:t>
       </w:r>
     </w:p>
-    <w:bookmarkEnd w:id="121"/>
-    <w:bookmarkStart w:id="122" w:name="core-rules-tier-1-and-up"/>
+    <w:bookmarkEnd w:id="122"/>
+    <w:bookmarkStart w:id="123" w:name="core-rules-tier-1-and-up"/>
     <w:p>
       <w:pPr>
         <w:pStyle w:val="Heading3"/>
@@ -32008,8 +32279,8 @@
         <w:t xml:space="preserve">One to three short rules that always apply: what they can do (see in the dark, resist cold, a free Trained skill) and what it costs (a weakness, a people’s distrust, a hazard they can’t abide). A strength with no drawback is worth more than it looks, so price it a tier higher.</w:t>
       </w:r>
     </w:p>
-    <w:bookmarkEnd w:id="122"/>
-    <w:bookmarkStart w:id="123" w:name="origin-advantages"/>
+    <w:bookmarkEnd w:id="123"/>
+    <w:bookmarkStart w:id="124" w:name="origin-advantages"/>
     <w:p>
       <w:pPr>
         <w:pStyle w:val="Heading3"/>
@@ -32064,8 +32335,8 @@
         <w:t xml:space="preserve">: a problem the trait causes, with a clear trigger and a real consequence, which earns a Spark point when it bites, like any complication. A character takes one advantage, general or origin, so make them distinct choices.</w:t>
       </w:r>
     </w:p>
-    <w:bookmarkEnd w:id="123"/>
-    <w:bookmarkStart w:id="124" w:name="an-alternate-form-optional-tier-2-or-3"/>
+    <w:bookmarkEnd w:id="124"/>
+    <w:bookmarkStart w:id="125" w:name="an-alternate-form-optional-tier-2-or-3"/>
     <w:p>
       <w:pPr>
         <w:pStyle w:val="Heading3"/>
@@ -32098,8 +32369,8 @@
         <w:t xml:space="preserve">apply.</w:t>
       </w:r>
     </w:p>
-    <w:bookmarkEnd w:id="124"/>
-    <w:bookmarkStart w:id="125" w:name="in-the-creator"/>
+    <w:bookmarkEnd w:id="125"/>
+    <w:bookmarkStart w:id="126" w:name="in-the-creator"/>
     <w:p>
       <w:pPr>
         <w:pStyle w:val="Heading3"/>
@@ -32204,8 +32475,8 @@
         <w:t xml:space="preserve">and enter the advantage and its companion complication.</w:t>
       </w:r>
     </w:p>
-    <w:bookmarkEnd w:id="125"/>
-    <w:bookmarkStart w:id="126" w:name="example"/>
+    <w:bookmarkEnd w:id="126"/>
+    <w:bookmarkStart w:id="127" w:name="example"/>
     <w:p>
       <w:pPr>
         <w:pStyle w:val="Heading3"/>
@@ -32326,10 +32597,10 @@
         <w:t xml:space="preserve">one at Class II, two at Class I.</w:t>
       </w:r>
     </w:p>
-    <w:bookmarkEnd w:id="126"/>
     <w:bookmarkEnd w:id="127"/>
     <w:bookmarkEnd w:id="128"/>
-    <w:bookmarkStart w:id="129" w:name="complications"/>
+    <w:bookmarkEnd w:id="129"/>
+    <w:bookmarkStart w:id="130" w:name="complications"/>
     <w:p>
       <w:pPr>
         <w:pStyle w:val="Heading1"/>
@@ -33034,8 +33305,8 @@
         </w:tc>
       </w:tr>
     </w:tbl>
-    <w:bookmarkEnd w:id="129"/>
-    <w:bookmarkStart w:id="131" w:name="quick-reference"/>
+    <w:bookmarkEnd w:id="130"/>
+    <w:bookmarkStart w:id="132" w:name="quick-reference"/>
     <w:p>
       <w:pPr>
         <w:pStyle w:val="Heading1"/>
@@ -33226,7 +33497,7 @@
       <w:r>
         <w:t xml:space="preserve"> </w:t>
       </w:r>
-      <w:hyperlink r:id="rId130">
+      <w:hyperlink r:id="rId131">
         <w:r>
           <w:rPr>
             <w:rStyle w:val="Hyperlink"/>
@@ -33238,7 +33509,7 @@
         <w:t xml:space="preserve">. You may share, adapt, and use it for any purpose, including commercially, as long as you give appropriate credit to the author.</w:t>
       </w:r>
     </w:p>
-    <w:bookmarkEnd w:id="131"/>
+    <w:bookmarkEnd w:id="132"/>
     <w:sectPr/>
   </w:body>
 </w:document>

--- a/legend-dynamics/site/exlaw/ExLAW_Players_Guide.docx
+++ b/legend-dynamics/site/exlaw/ExLAW_Players_Guide.docx
@@ -7486,7 +7486,7 @@
     </w:p>
     <w:bookmarkEnd w:id="48"/>
     <w:bookmarkEnd w:id="49"/>
-    <w:bookmarkStart w:id="56" w:name="personal-combat"/>
+    <w:bookmarkStart w:id="57" w:name="personal-combat"/>
     <w:p>
       <w:pPr>
         <w:pStyle w:val="Heading1"/>
@@ -7509,7 +7509,7 @@
         <w:pStyle w:val="FirstParagraph"/>
       </w:pPr>
       <w:r>
-        <w:t xml:space="preserve">Act in descending Agility order. Players choose the order of tied characters; the GM resolves other ties. A round lasts a few seconds. On your turn, move a short distance and take one meaningful action, such as attacking, reloading, helping, or attempting a task.</w:t>
+        <w:t xml:space="preserve">Act in descending Agility order. Players choose the order of tied characters; the GM resolves other ties. A round lasts a few seconds. On your turn, move a short distance (up to 10 yards: the Close band below) and take one meaningful action, such as attacking, reloading, helping, or attempting a task.</w:t>
       </w:r>
     </w:p>
     <w:bookmarkEnd w:id="50"/>
@@ -7539,7 +7539,374 @@
       </w:r>
     </w:p>
     <w:bookmarkEnd w:id="51"/>
-    <w:bookmarkStart w:id="53" w:name="injury"/>
+    <w:bookmarkStart w:id="52" w:name="range"/>
+    <w:p>
+      <w:pPr>
+        <w:pStyle w:val="Heading2"/>
+      </w:pPr>
+      <w:r>
+        <w:t xml:space="preserve">Range</w:t>
+      </w:r>
+    </w:p>
+    <w:p>
+      <w:pPr>
+        <w:pStyle w:val="FirstParagraph"/>
+      </w:pPr>
+      <w:r>
+        <w:t xml:space="preserve">Distances fall into five bands:</w:t>
+      </w:r>
+    </w:p>
+    <w:tbl>
+      <w:tblPr>
+        <w:tblStyle w:val="Table"/>
+        <w:tblW w:type="pct" w:w="5000"/>
+        <w:tblLook w:firstRow="1" w:lastRow="0" w:firstColumn="0" w:lastColumn="0" w:noHBand="0" w:noVBand="0" w:val="0020"/>
+        <w:jc w:val="start"/>
+        <w:tblBorders>
+          <w:top w:val="single" w:sz="4" w:color="B8C2D3"/>
+          <w:left w:val="single" w:sz="4" w:color="B8C2D3"/>
+          <w:bottom w:val="single" w:sz="4" w:color="B8C2D3"/>
+          <w:right w:val="single" w:sz="4" w:color="B8C2D3"/>
+          <w:insideH w:val="single" w:sz="4" w:color="B8C2D3"/>
+          <w:insideV w:val="single" w:sz="4" w:color="B8C2D3"/>
+        </w:tblBorders>
+      </w:tblPr>
+      <w:tblGrid>
+        <w:gridCol w:w="2640"/>
+        <w:gridCol w:w="2640"/>
+        <w:gridCol w:w="2640"/>
+      </w:tblGrid>
+      <w:tr>
+        <w:trPr>
+          <w:tblHeader w:val="true"/>
+        </w:trPr>
+        <w:tc>
+          <w:tcPr>
+            <w:shd w:val="clear" w:fill="E8EEF8"/>
+          </w:tcPr>
+          <w:p>
+            <w:pPr>
+              <w:pStyle w:val="Compact"/>
+              <w:jc w:val="left"/>
+            </w:pPr>
+            <w:r>
+              <w:rPr>
+                <w:b/>
+                <w:sz w:val="19"/>
+              </w:rPr>
+              <w:t xml:space="preserve">Band</w:t>
+            </w:r>
+          </w:p>
+        </w:tc>
+        <w:tc>
+          <w:tcPr>
+            <w:shd w:val="clear" w:fill="E8EEF8"/>
+          </w:tcPr>
+          <w:p>
+            <w:pPr>
+              <w:pStyle w:val="Compact"/>
+              <w:jc w:val="left"/>
+            </w:pPr>
+            <w:r>
+              <w:rPr>
+                <w:b/>
+                <w:sz w:val="19"/>
+              </w:rPr>
+              <w:t xml:space="preserve">Distance</w:t>
+            </w:r>
+          </w:p>
+        </w:tc>
+        <w:tc>
+          <w:tcPr>
+            <w:shd w:val="clear" w:fill="E8EEF8"/>
+          </w:tcPr>
+          <w:p>
+            <w:pPr>
+              <w:pStyle w:val="Compact"/>
+              <w:jc w:val="left"/>
+            </w:pPr>
+            <w:r>
+              <w:rPr>
+                <w:b/>
+                <w:sz w:val="19"/>
+              </w:rPr>
+              <w:t xml:space="preserve">For example</w:t>
+            </w:r>
+          </w:p>
+        </w:tc>
+      </w:tr>
+      <w:tr>
+        <w:tc>
+          <w:tcPr/>
+          <w:p>
+            <w:pPr>
+              <w:pStyle w:val="Compact"/>
+              <w:jc w:val="left"/>
+            </w:pPr>
+            <w:r>
+              <w:rPr>
+                <w:b/>
+                <w:sz w:val="19"/>
+              </w:rPr>
+              <w:t xml:space="preserve">Close</w:t>
+            </w:r>
+          </w:p>
+        </w:tc>
+        <w:tc>
+          <w:tcPr/>
+          <w:p>
+            <w:pPr>
+              <w:pStyle w:val="Compact"/>
+              <w:jc w:val="left"/>
+            </w:pPr>
+            <w:r>
+              <w:rPr>
+                <w:sz w:val="19"/>
+              </w:rPr>
+              <w:t xml:space="preserve">Up to 10 yards</w:t>
+            </w:r>
+          </w:p>
+        </w:tc>
+        <w:tc>
+          <w:tcPr/>
+          <w:p>
+            <w:pPr>
+              <w:pStyle w:val="Compact"/>
+              <w:jc w:val="left"/>
+            </w:pPr>
+            <w:r>
+              <w:rPr>
+                <w:sz w:val="19"/>
+              </w:rPr>
+              <w:t xml:space="preserve">Across a room; one move covers it</w:t>
+            </w:r>
+          </w:p>
+        </w:tc>
+      </w:tr>
+      <w:tr>
+        <w:tc>
+          <w:tcPr/>
+          <w:p>
+            <w:pPr>
+              <w:pStyle w:val="Compact"/>
+              <w:jc w:val="left"/>
+            </w:pPr>
+            <w:r>
+              <w:rPr>
+                <w:b/>
+                <w:sz w:val="19"/>
+              </w:rPr>
+              <w:t xml:space="preserve">Short</w:t>
+            </w:r>
+          </w:p>
+        </w:tc>
+        <w:tc>
+          <w:tcPr/>
+          <w:p>
+            <w:pPr>
+              <w:pStyle w:val="Compact"/>
+              <w:jc w:val="left"/>
+            </w:pPr>
+            <w:r>
+              <w:rPr>
+                <w:sz w:val="19"/>
+              </w:rPr>
+              <w:t xml:space="preserve">Up to 50 yards</w:t>
+            </w:r>
+          </w:p>
+        </w:tc>
+        <w:tc>
+          <w:tcPr/>
+          <w:p>
+            <w:pPr>
+              <w:pStyle w:val="Compact"/>
+              <w:jc w:val="left"/>
+            </w:pPr>
+            <w:r>
+              <w:rPr>
+                <w:sz w:val="19"/>
+              </w:rPr>
+              <w:t xml:space="preserve">Across a street or a courtyard</w:t>
+            </w:r>
+          </w:p>
+        </w:tc>
+      </w:tr>
+      <w:tr>
+        <w:tc>
+          <w:tcPr/>
+          <w:p>
+            <w:pPr>
+              <w:pStyle w:val="Compact"/>
+              <w:jc w:val="left"/>
+            </w:pPr>
+            <w:r>
+              <w:rPr>
+                <w:b/>
+                <w:sz w:val="19"/>
+              </w:rPr>
+              <w:t xml:space="preserve">Medium</w:t>
+            </w:r>
+          </w:p>
+        </w:tc>
+        <w:tc>
+          <w:tcPr/>
+          <w:p>
+            <w:pPr>
+              <w:pStyle w:val="Compact"/>
+              <w:jc w:val="left"/>
+            </w:pPr>
+            <w:r>
+              <w:rPr>
+                <w:sz w:val="19"/>
+              </w:rPr>
+              <w:t xml:space="preserve">Up to 150 yards</w:t>
+            </w:r>
+          </w:p>
+        </w:tc>
+        <w:tc>
+          <w:tcPr/>
+          <w:p>
+            <w:pPr>
+              <w:pStyle w:val="Compact"/>
+              <w:jc w:val="left"/>
+            </w:pPr>
+            <w:r>
+              <w:rPr>
+                <w:sz w:val="19"/>
+              </w:rPr>
+              <w:t xml:space="preserve">A city block, a long field</w:t>
+            </w:r>
+          </w:p>
+        </w:tc>
+      </w:tr>
+      <w:tr>
+        <w:tc>
+          <w:tcPr/>
+          <w:p>
+            <w:pPr>
+              <w:pStyle w:val="Compact"/>
+              <w:jc w:val="left"/>
+            </w:pPr>
+            <w:r>
+              <w:rPr>
+                <w:b/>
+                <w:sz w:val="19"/>
+              </w:rPr>
+              <w:t xml:space="preserve">Long</w:t>
+            </w:r>
+          </w:p>
+        </w:tc>
+        <w:tc>
+          <w:tcPr/>
+          <w:p>
+            <w:pPr>
+              <w:pStyle w:val="Compact"/>
+              <w:jc w:val="left"/>
+            </w:pPr>
+            <w:r>
+              <w:rPr>
+                <w:sz w:val="19"/>
+              </w:rPr>
+              <w:t xml:space="preserve">Up to 500 yards</w:t>
+            </w:r>
+          </w:p>
+        </w:tc>
+        <w:tc>
+          <w:tcPr/>
+          <w:p>
+            <w:pPr>
+              <w:pStyle w:val="Compact"/>
+              <w:jc w:val="left"/>
+            </w:pPr>
+            <w:r>
+              <w:rPr>
+                <w:sz w:val="19"/>
+              </w:rPr>
+              <w:t xml:space="preserve">Across a valley, a park or a harbor</w:t>
+            </w:r>
+          </w:p>
+        </w:tc>
+      </w:tr>
+      <w:tr>
+        <w:tc>
+          <w:tcPr/>
+          <w:p>
+            <w:pPr>
+              <w:pStyle w:val="Compact"/>
+              <w:jc w:val="left"/>
+            </w:pPr>
+            <w:r>
+              <w:rPr>
+                <w:b/>
+                <w:sz w:val="19"/>
+              </w:rPr>
+              <w:t xml:space="preserve">Extreme</w:t>
+            </w:r>
+          </w:p>
+        </w:tc>
+        <w:tc>
+          <w:tcPr/>
+          <w:p>
+            <w:pPr>
+              <w:pStyle w:val="Compact"/>
+              <w:jc w:val="left"/>
+            </w:pPr>
+            <w:r>
+              <w:rPr>
+                <w:sz w:val="19"/>
+              </w:rPr>
+              <w:t xml:space="preserve">Up to a mile, in line of sight</w:t>
+            </w:r>
+          </w:p>
+        </w:tc>
+        <w:tc>
+          <w:tcPr/>
+          <w:p>
+            <w:pPr>
+              <w:pStyle w:val="Compact"/>
+              <w:jc w:val="left"/>
+            </w:pPr>
+            <w:r>
+              <w:rPr>
+                <w:sz w:val="19"/>
+              </w:rPr>
+              <w:t xml:space="preserve">Rooftop to rooftop across a town</w:t>
+            </w:r>
+          </w:p>
+        </w:tc>
+      </w:tr>
+    </w:tbl>
+    <w:p>
+      <w:pPr>
+        <w:pStyle w:val="BodyText"/>
+      </w:pPr>
+      <w:r>
+        <w:t xml:space="preserve">Every ranged weapon has an</w:t>
+      </w:r>
+      <w:r>
+        <w:t xml:space="preserve"> </w:t>
+      </w:r>
+      <w:r>
+        <w:rPr>
+          <w:bCs/>
+          <w:b/>
+        </w:rPr>
+        <w:t xml:space="preserve">effective band</w:t>
+      </w:r>
+      <w:r>
+        <w:t xml:space="preserve">, shown in the weapons table. Attacks within it take no penalty. One band beyond it is −2, two bands beyond is −4, and anything farther is out of range. Weapons in hand and fists reach only someone next to you; move into reach as part of your turn. A thrown weapon’s effective band is Close.</w:t>
+      </w:r>
+    </w:p>
+    <w:p>
+      <w:pPr>
+        <w:pStyle w:val="BodyText"/>
+      </w:pPr>
+      <w:r>
+        <w:t xml:space="preserve">Moving: your move each turn covers the Close band. Give up your action to run and you cover Short instead.</w:t>
+      </w:r>
+    </w:p>
+    <w:bookmarkEnd w:id="52"/>
+    <w:bookmarkStart w:id="54" w:name="injury"/>
     <w:p>
       <w:pPr>
         <w:pStyle w:val="Heading2"/>
@@ -7828,7 +8195,7 @@
         <w:t xml:space="preserve">Injury penalties replace each other rather than stacking. They apply to movement, attacks, Dodge, and other tasks the injury physically hinders.</w:t>
       </w:r>
     </w:p>
-    <w:bookmarkStart w:id="52" w:name="dying-and-death"/>
+    <w:bookmarkStart w:id="53" w:name="dying-and-death"/>
     <w:p>
       <w:pPr>
         <w:pStyle w:val="Heading3"/>
@@ -7940,9 +8307,9 @@
         <w:t xml:space="preserve">Your protection is avoiding the hit: Dodge, cover, and a Spark point, which reduces a hit by one box.</w:t>
       </w:r>
     </w:p>
-    <w:bookmarkEnd w:id="52"/>
     <w:bookmarkEnd w:id="53"/>
-    <w:bookmarkStart w:id="54" w:name="weapons-and-damage"/>
+    <w:bookmarkEnd w:id="54"/>
+    <w:bookmarkStart w:id="55" w:name="weapons-and-damage"/>
     <w:p>
       <w:pPr>
         <w:pStyle w:val="Heading2"/>
@@ -8070,10 +8437,11 @@
         </w:tblBorders>
       </w:tblPr>
       <w:tblGrid>
-        <w:gridCol w:w="1980"/>
-        <w:gridCol w:w="1980"/>
-        <w:gridCol w:w="1980"/>
-        <w:gridCol w:w="1980"/>
+        <w:gridCol w:w="1584"/>
+        <w:gridCol w:w="1584"/>
+        <w:gridCol w:w="1584"/>
+        <w:gridCol w:w="1584"/>
+        <w:gridCol w:w="1584"/>
       </w:tblGrid>
       <w:tr>
         <w:trPr>
@@ -8111,7 +8479,7 @@
                 <w:b/>
                 <w:sz w:val="19"/>
               </w:rPr>
-              <w:t xml:space="preserve">Class</w:t>
+              <w:t xml:space="preserve">Range</w:t>
             </w:r>
           </w:p>
         </w:tc>
@@ -8129,7 +8497,7 @@
                 <w:b/>
                 <w:sz w:val="19"/>
               </w:rPr>
-              <w:t xml:space="preserve">Boxes on a hit</w:t>
+              <w:t xml:space="preserve">Class</w:t>
             </w:r>
           </w:p>
         </w:tc>
@@ -8147,6 +8515,24 @@
                 <w:b/>
                 <w:sz w:val="19"/>
               </w:rPr>
+              <w:t xml:space="preserve">Boxes on a hit</w:t>
+            </w:r>
+          </w:p>
+        </w:tc>
+        <w:tc>
+          <w:tcPr>
+            <w:shd w:val="clear" w:fill="E8EEF8"/>
+          </w:tcPr>
+          <w:p>
+            <w:pPr>
+              <w:pStyle w:val="Compact"/>
+              <w:jc w:val="left"/>
+            </w:pPr>
+            <w:r>
+              <w:rPr>
+                <w:b/>
+                <w:sz w:val="19"/>
+              </w:rPr>
               <w:t xml:space="preserve">What the injury looks like</w:t>
             </w:r>
           </w:p>
@@ -8180,6 +8566,21 @@
               <w:rPr>
                 <w:sz w:val="19"/>
               </w:rPr>
+              <w:t xml:space="preserve">Melee</w:t>
+            </w:r>
+          </w:p>
+        </w:tc>
+        <w:tc>
+          <w:tcPr/>
+          <w:p>
+            <w:pPr>
+              <w:pStyle w:val="Compact"/>
+              <w:jc w:val="left"/>
+            </w:pPr>
+            <w:r>
+              <w:rPr>
+                <w:sz w:val="19"/>
+              </w:rPr>
               <w:t xml:space="preserve">I</w:t>
             </w:r>
           </w:p>
@@ -8243,6 +8644,21 @@
               <w:rPr>
                 <w:sz w:val="19"/>
               </w:rPr>
+              <w:t xml:space="preserve">Melee; Close thrown</w:t>
+            </w:r>
+          </w:p>
+        </w:tc>
+        <w:tc>
+          <w:tcPr/>
+          <w:p>
+            <w:pPr>
+              <w:pStyle w:val="Compact"/>
+              <w:jc w:val="left"/>
+            </w:pPr>
+            <w:r>
+              <w:rPr>
+                <w:sz w:val="19"/>
+              </w:rPr>
               <w:t xml:space="preserve">I</w:t>
             </w:r>
           </w:p>
@@ -8291,7 +8707,22 @@
                 <w:b/>
                 <w:sz w:val="19"/>
               </w:rPr>
-              <w:t xml:space="preserve">Pistol, submachine gun or rifle</w:t>
+              <w:t xml:space="preserve">Pistol or submachine gun</w:t>
+            </w:r>
+          </w:p>
+        </w:tc>
+        <w:tc>
+          <w:tcPr/>
+          <w:p>
+            <w:pPr>
+              <w:pStyle w:val="Compact"/>
+              <w:jc w:val="left"/>
+            </w:pPr>
+            <w:r>
+              <w:rPr>
+                <w:sz w:val="19"/>
+              </w:rPr>
+              <w:t xml:space="preserve">Short</w:t>
             </w:r>
           </w:p>
         </w:tc>
@@ -8354,7 +8785,22 @@
                 <w:b/>
                 <w:sz w:val="19"/>
               </w:rPr>
-              <w:t xml:space="preserve">Shotgun, within a few paces</w:t>
+              <w:t xml:space="preserve">Rifle</w:t>
+            </w:r>
+          </w:p>
+        </w:tc>
+        <w:tc>
+          <w:tcPr/>
+          <w:p>
+            <w:pPr>
+              <w:pStyle w:val="Compact"/>
+              <w:jc w:val="left"/>
+            </w:pPr>
+            <w:r>
+              <w:rPr>
+                <w:sz w:val="19"/>
+              </w:rPr>
+              <w:t xml:space="preserve">Long</w:t>
             </w:r>
           </w:p>
         </w:tc>
@@ -8384,6 +8830,84 @@
               <w:rPr>
                 <w:sz w:val="19"/>
               </w:rPr>
+              <w:t xml:space="preserve">2</w:t>
+            </w:r>
+          </w:p>
+        </w:tc>
+        <w:tc>
+          <w:tcPr/>
+          <w:p>
+            <w:pPr>
+              <w:pStyle w:val="Compact"/>
+              <w:jc w:val="left"/>
+            </w:pPr>
+            <w:r>
+              <w:rPr>
+                <w:sz w:val="19"/>
+              </w:rPr>
+              <w:t xml:space="preserve">A gunshot wound</w:t>
+            </w:r>
+          </w:p>
+        </w:tc>
+      </w:tr>
+      <w:tr>
+        <w:tc>
+          <w:tcPr/>
+          <w:p>
+            <w:pPr>
+              <w:pStyle w:val="Compact"/>
+              <w:jc w:val="left"/>
+            </w:pPr>
+            <w:r>
+              <w:rPr>
+                <w:b/>
+                <w:sz w:val="19"/>
+              </w:rPr>
+              <w:t xml:space="preserve">Shotgun, at Close range</w:t>
+            </w:r>
+          </w:p>
+        </w:tc>
+        <w:tc>
+          <w:tcPr/>
+          <w:p>
+            <w:pPr>
+              <w:pStyle w:val="Compact"/>
+              <w:jc w:val="left"/>
+            </w:pPr>
+            <w:r>
+              <w:rPr>
+                <w:sz w:val="19"/>
+              </w:rPr>
+              <w:t xml:space="preserve">Close</w:t>
+            </w:r>
+          </w:p>
+        </w:tc>
+        <w:tc>
+          <w:tcPr/>
+          <w:p>
+            <w:pPr>
+              <w:pStyle w:val="Compact"/>
+              <w:jc w:val="left"/>
+            </w:pPr>
+            <w:r>
+              <w:rPr>
+                <w:sz w:val="19"/>
+              </w:rPr>
+              <w:t xml:space="preserve">I</w:t>
+            </w:r>
+          </w:p>
+        </w:tc>
+        <w:tc>
+          <w:tcPr/>
+          <w:p>
+            <w:pPr>
+              <w:pStyle w:val="Compact"/>
+              <w:jc w:val="left"/>
+            </w:pPr>
+            <w:r>
+              <w:rPr>
+                <w:sz w:val="19"/>
+              </w:rPr>
               <w:t xml:space="preserve">3, and Dying</w:t>
             </w:r>
           </w:p>
@@ -8417,7 +8941,22 @@
                 <w:b/>
                 <w:sz w:val="19"/>
               </w:rPr>
-              <w:t xml:space="preserve">Shotgun, farther away</w:t>
+              <w:t xml:space="preserve">Shotgun, at Short range</w:t>
+            </w:r>
+          </w:p>
+        </w:tc>
+        <w:tc>
+          <w:tcPr/>
+          <w:p>
+            <w:pPr>
+              <w:pStyle w:val="Compact"/>
+              <w:jc w:val="left"/>
+            </w:pPr>
+            <w:r>
+              <w:rPr>
+                <w:sz w:val="19"/>
+              </w:rPr>
+              <w:t xml:space="preserve">Short (no effect beyond)</w:t>
             </w:r>
           </w:p>
         </w:tc>
@@ -8495,6 +9034,21 @@
               <w:rPr>
                 <w:sz w:val="19"/>
               </w:rPr>
+              <w:t xml:space="preserve">Extreme (−2 at Close)</w:t>
+            </w:r>
+          </w:p>
+        </w:tc>
+        <w:tc>
+          <w:tcPr/>
+          <w:p>
+            <w:pPr>
+              <w:pStyle w:val="Compact"/>
+              <w:jc w:val="left"/>
+            </w:pPr>
+            <w:r>
+              <w:rPr>
+                <w:sz w:val="19"/>
+              </w:rPr>
               <w:t xml:space="preserve">II</w:t>
             </w:r>
           </w:p>
@@ -8558,6 +9112,21 @@
               <w:rPr>
                 <w:sz w:val="19"/>
               </w:rPr>
+              <w:t xml:space="preserve">Close</w:t>
+            </w:r>
+          </w:p>
+        </w:tc>
+        <w:tc>
+          <w:tcPr/>
+          <w:p>
+            <w:pPr>
+              <w:pStyle w:val="Compact"/>
+              <w:jc w:val="left"/>
+            </w:pPr>
+            <w:r>
+              <w:rPr>
+                <w:sz w:val="19"/>
+              </w:rPr>
               <w:t xml:space="preserve">—</w:t>
             </w:r>
           </w:p>
@@ -8621,6 +9190,21 @@
               <w:rPr>
                 <w:sz w:val="19"/>
               </w:rPr>
+              <w:t xml:space="preserve">Long</w:t>
+            </w:r>
+          </w:p>
+        </w:tc>
+        <w:tc>
+          <w:tcPr/>
+          <w:p>
+            <w:pPr>
+              <w:pStyle w:val="Compact"/>
+              <w:jc w:val="left"/>
+            </w:pPr>
+            <w:r>
+              <w:rPr>
+                <w:sz w:val="19"/>
+              </w:rPr>
               <w:t xml:space="preserve">II</w:t>
             </w:r>
           </w:p>
@@ -8645,24 +9229,46 @@
           <w:p>
             <w:pPr>
               <w:pStyle w:val="Compact"/>
-            </w:pPr>
-          </w:p>
-        </w:tc>
-      </w:tr>
-      <w:tr>
-        <w:tc>
-          <w:tcPr/>
-          <w:p>
-            <w:pPr>
-              <w:pStyle w:val="Compact"/>
-              <w:jc w:val="left"/>
-            </w:pPr>
-            <w:r>
-              <w:rPr>
-                <w:b/>
-                <w:sz w:val="19"/>
-              </w:rPr>
-              <w:t xml:space="preserve">Anti-tank rocket, explosives</w:t>
+              <w:jc w:val="left"/>
+            </w:pPr>
+            <w:r>
+              <w:rPr>
+                <w:sz w:val="19"/>
+              </w:rPr>
+              <w:t xml:space="preserve">Torn apart</w:t>
+            </w:r>
+          </w:p>
+        </w:tc>
+      </w:tr>
+      <w:tr>
+        <w:tc>
+          <w:tcPr/>
+          <w:p>
+            <w:pPr>
+              <w:pStyle w:val="Compact"/>
+              <w:jc w:val="left"/>
+            </w:pPr>
+            <w:r>
+              <w:rPr>
+                <w:b/>
+                <w:sz w:val="19"/>
+              </w:rPr>
+              <w:t xml:space="preserve">Anti-tank rocket</w:t>
+            </w:r>
+          </w:p>
+        </w:tc>
+        <w:tc>
+          <w:tcPr/>
+          <w:p>
+            <w:pPr>
+              <w:pStyle w:val="Compact"/>
+              <w:jc w:val="left"/>
+            </w:pPr>
+            <w:r>
+              <w:rPr>
+                <w:sz w:val="19"/>
+              </w:rPr>
+              <w:t xml:space="preserve">Long</w:t>
             </w:r>
           </w:p>
         </w:tc>
@@ -8725,6 +9331,84 @@
                 <w:b/>
                 <w:sz w:val="19"/>
               </w:rPr>
+              <w:t xml:space="preserve">Grenade or explosive charge</w:t>
+            </w:r>
+          </w:p>
+        </w:tc>
+        <w:tc>
+          <w:tcPr/>
+          <w:p>
+            <w:pPr>
+              <w:pStyle w:val="Compact"/>
+              <w:jc w:val="left"/>
+            </w:pPr>
+            <w:r>
+              <w:rPr>
+                <w:sz w:val="19"/>
+              </w:rPr>
+              <w:t xml:space="preserve">Close (thrown)</w:t>
+            </w:r>
+          </w:p>
+        </w:tc>
+        <w:tc>
+          <w:tcPr/>
+          <w:p>
+            <w:pPr>
+              <w:pStyle w:val="Compact"/>
+              <w:jc w:val="left"/>
+            </w:pPr>
+            <w:r>
+              <w:rPr>
+                <w:sz w:val="19"/>
+              </w:rPr>
+              <w:t xml:space="preserve">III</w:t>
+            </w:r>
+          </w:p>
+        </w:tc>
+        <w:tc>
+          <w:tcPr/>
+          <w:p>
+            <w:pPr>
+              <w:pStyle w:val="Compact"/>
+              <w:jc w:val="left"/>
+            </w:pPr>
+            <w:r>
+              <w:rPr>
+                <w:sz w:val="19"/>
+              </w:rPr>
+              <w:t xml:space="preserve">3 and Dying at the center; 1 to everyone nearby</w:t>
+            </w:r>
+          </w:p>
+        </w:tc>
+        <w:tc>
+          <w:tcPr/>
+          <w:p>
+            <w:pPr>
+              <w:pStyle w:val="Compact"/>
+              <w:jc w:val="left"/>
+            </w:pPr>
+            <w:r>
+              <w:rPr>
+                <w:sz w:val="19"/>
+              </w:rPr>
+              <w:t xml:space="preserve">Blast and shrapnel; Dodge means diving clear</w:t>
+            </w:r>
+          </w:p>
+        </w:tc>
+      </w:tr>
+      <w:tr>
+        <w:tc>
+          <w:tcPr/>
+          <w:p>
+            <w:pPr>
+              <w:pStyle w:val="Compact"/>
+              <w:jc w:val="left"/>
+            </w:pPr>
+            <w:r>
+              <w:rPr>
+                <w:b/>
+                <w:sz w:val="19"/>
+              </w:rPr>
               <w:t xml:space="preserve">Fall</w:t>
             </w:r>
           </w:p>
@@ -8755,6 +9439,21 @@
               <w:rPr>
                 <w:sz w:val="19"/>
               </w:rPr>
+              <w:t xml:space="preserve">—</w:t>
+            </w:r>
+          </w:p>
+        </w:tc>
+        <w:tc>
+          <w:tcPr/>
+          <w:p>
+            <w:pPr>
+              <w:pStyle w:val="Compact"/>
+              <w:jc w:val="left"/>
+            </w:pPr>
+            <w:r>
+              <w:rPr>
+                <w:sz w:val="19"/>
+              </w:rPr>
               <w:t xml:space="preserve">1 for a bad fall, 2 for a long one</w:t>
             </w:r>
           </w:p>
@@ -8789,6 +9488,21 @@
                 <w:sz w:val="19"/>
               </w:rPr>
               <w:t xml:space="preserve">Fire</w:t>
+            </w:r>
+          </w:p>
+        </w:tc>
+        <w:tc>
+          <w:tcPr/>
+          <w:p>
+            <w:pPr>
+              <w:pStyle w:val="Compact"/>
+              <w:jc w:val="left"/>
+            </w:pPr>
+            <w:r>
+              <w:rPr>
+                <w:sz w:val="19"/>
+              </w:rPr>
+              <w:t xml:space="preserve">—</w:t>
             </w:r>
           </w:p>
         </w:tc>
@@ -8963,8 +9677,8 @@
         <w:t xml:space="preserve">(three rounds, +1 to hit). Firearms jam on a natural 18. To take someone down without killing them, use fists, a taser, dampening cuffs, or a power used with care.</w:t>
       </w:r>
     </w:p>
-    <w:bookmarkEnd w:id="54"/>
-    <w:bookmarkStart w:id="55" w:name="weapon-and-ammunition"/>
+    <w:bookmarkEnd w:id="55"/>
+    <w:bookmarkStart w:id="56" w:name="weapon-and-ammunition"/>
     <w:p>
       <w:pPr>
         <w:pStyle w:val="Heading2"/>
@@ -9457,9 +10171,9 @@
         <w:t xml:space="preserve">A natural 18 with this weapon also jams it: clearing it takes an action.</w:t>
       </w:r>
     </w:p>
-    <w:bookmarkEnd w:id="55"/>
     <w:bookmarkEnd w:id="56"/>
-    <w:bookmarkStart w:id="61" w:name="medical-care"/>
+    <w:bookmarkEnd w:id="57"/>
+    <w:bookmarkStart w:id="62" w:name="medical-care"/>
     <w:p>
       <w:pPr>
         <w:pStyle w:val="Heading1"/>
@@ -9505,7 +10219,7 @@
         <w:t xml:space="preserve">).</w:t>
       </w:r>
     </w:p>
-    <w:bookmarkStart w:id="57" w:name="diagnosis-and-stabilization"/>
+    <w:bookmarkStart w:id="58" w:name="diagnosis-and-stabilization"/>
     <w:p>
       <w:pPr>
         <w:pStyle w:val="Heading2"/>
@@ -9522,8 +10236,8 @@
         <w:t xml:space="preserve">Roll Medicine when the diagnosis is uncertain or an urgent treatment decision matters. Emergency stabilization takes one action and a successful Medicine roll with a first-aid kit. It ends Dying and stops deterioration, but removes no boxes.</w:t>
       </w:r>
     </w:p>
-    <w:bookmarkEnd w:id="57"/>
-    <w:bookmarkStart w:id="58" w:name="field-treatment"/>
+    <w:bookmarkEnd w:id="58"/>
+    <w:bookmarkStart w:id="59" w:name="field-treatment"/>
     <w:p>
       <w:pPr>
         <w:pStyle w:val="Heading2"/>
@@ -9540,8 +10254,8 @@
         <w:t xml:space="preserve">With a first-aid kit and several uninterrupted minutes, successful Medicine removes one injury box; success by 5 or more removes two. Each injury receives one field-treatment attempt; further attempts need changed circumstances.</w:t>
       </w:r>
     </w:p>
-    <w:bookmarkEnd w:id="58"/>
-    <w:bookmarkStart w:id="59" w:name="proper-care"/>
+    <w:bookmarkEnd w:id="59"/>
+    <w:bookmarkStart w:id="60" w:name="proper-care"/>
     <w:p>
       <w:pPr>
         <w:pStyle w:val="Heading2"/>
@@ -9558,8 +10272,8 @@
         <w:t xml:space="preserve">A hospital with an Operant ward grants +2 to Medicine. A successful treatment removes two boxes; success by 5 or more removes three. Allow the time the treatment requires.</w:t>
       </w:r>
     </w:p>
-    <w:bookmarkEnd w:id="59"/>
-    <w:bookmarkStart w:id="60" w:name="natural-recovery"/>
+    <w:bookmarkEnd w:id="60"/>
+    <w:bookmarkStart w:id="61" w:name="natural-recovery"/>
     <w:p>
       <w:pPr>
         <w:pStyle w:val="Heading2"/>
@@ -9592,9 +10306,9 @@
         <w:t xml:space="preserve">of rest clears one injury box. Rest means nothing strenuous. At three boxes, rest alone clears nothing: treatment must clear the first box.</w:t>
       </w:r>
     </w:p>
-    <w:bookmarkEnd w:id="60"/>
     <w:bookmarkEnd w:id="61"/>
-    <w:bookmarkStart w:id="65" w:name="spark-points-and-tracks"/>
+    <w:bookmarkEnd w:id="62"/>
+    <w:bookmarkStart w:id="66" w:name="spark-points-and-tracks"/>
     <w:p>
       <w:pPr>
         <w:pStyle w:val="Heading1"/>
@@ -9603,7 +10317,7 @@
         <w:t xml:space="preserve">Spark points and tracks</w:t>
       </w:r>
     </w:p>
-    <w:bookmarkStart w:id="62" w:name="using-spark-points"/>
+    <w:bookmarkStart w:id="63" w:name="using-spark-points"/>
     <w:p>
       <w:pPr>
         <w:pStyle w:val="Heading2"/>
@@ -9788,8 +10502,8 @@
         <w:t xml:space="preserve">Gain one point when one of your complications creates a meaningful problem you accept, including a companion complication. You can decline the proposed complication without penalty.</w:t>
       </w:r>
     </w:p>
-    <w:bookmarkEnd w:id="62"/>
-    <w:bookmarkStart w:id="63" w:name="collateral-scrutiny-and-backlash"/>
+    <w:bookmarkEnd w:id="63"/>
+    <w:bookmarkStart w:id="64" w:name="collateral-scrutiny-and-backlash"/>
     <w:p>
       <w:pPr>
         <w:pStyle w:val="Heading2"/>
@@ -10156,8 +10870,8 @@
         </w:tc>
       </w:tr>
     </w:tbl>
-    <w:bookmarkEnd w:id="63"/>
-    <w:bookmarkStart w:id="64" w:name="advancement"/>
+    <w:bookmarkEnd w:id="64"/>
+    <w:bookmarkStart w:id="65" w:name="advancement"/>
     <w:p>
       <w:pPr>
         <w:pStyle w:val="Heading2"/>
@@ -10174,9 +10888,9 @@
         <w:t xml:space="preserve">After a significant case, the GM may authorize one relevant skill to advance from Untrained to Trained or from Trained to Specialty, or allow revision of an advantage or complication. Only a Specialist’s starting skill is Expert; a skill raised later tops out at Specialty (+3) unless they broaden (see Step 3).</w:t>
       </w:r>
     </w:p>
-    <w:bookmarkEnd w:id="64"/>
     <w:bookmarkEnd w:id="65"/>
-    <w:bookmarkStart w:id="68" w:name="running-cases"/>
+    <w:bookmarkEnd w:id="66"/>
+    <w:bookmarkStart w:id="69" w:name="running-cases"/>
     <w:p>
       <w:pPr>
         <w:pStyle w:val="Heading1"/>
@@ -10185,7 +10899,7 @@
         <w:t xml:space="preserve">Running cases</w:t>
       </w:r>
     </w:p>
-    <w:bookmarkStart w:id="66" w:name="case-seeds"/>
+    <w:bookmarkStart w:id="67" w:name="case-seeds"/>
     <w:p>
       <w:pPr>
         <w:pStyle w:val="Heading2"/>
@@ -12417,8 +13131,8 @@
         </w:tc>
       </w:tr>
     </w:tbl>
-    <w:bookmarkEnd w:id="66"/>
-    <w:bookmarkStart w:id="67" w:name="the-case-files"/>
+    <w:bookmarkEnd w:id="67"/>
+    <w:bookmarkStart w:id="68" w:name="the-case-files"/>
     <w:p>
       <w:pPr>
         <w:pStyle w:val="Heading2"/>
@@ -12545,9 +13259,9 @@
         <w:t xml:space="preserve">After a significant case, the GM may authorize one skill step for each character.</w:t>
       </w:r>
     </w:p>
-    <w:bookmarkEnd w:id="67"/>
     <w:bookmarkEnd w:id="68"/>
-    <w:bookmarkStart w:id="76" w:name="the-world-of-exlaw"/>
+    <w:bookmarkEnd w:id="69"/>
+    <w:bookmarkStart w:id="77" w:name="the-world-of-exlaw"/>
     <w:p>
       <w:pPr>
         <w:pStyle w:val="Heading1"/>
@@ -12556,7 +13270,7 @@
         <w:t xml:space="preserve">The world of ExLAW</w:t>
       </w:r>
     </w:p>
-    <w:bookmarkStart w:id="69" w:name="the-first-wave"/>
+    <w:bookmarkStart w:id="70" w:name="the-first-wave"/>
     <w:p>
       <w:pPr>
         <w:pStyle w:val="Heading2"/>
@@ -12791,8 +13505,8 @@
         <w:t xml:space="preserve">fought for the Allies and destroyed the first Steel Falcon.</w:t>
       </w:r>
     </w:p>
-    <w:bookmarkEnd w:id="69"/>
-    <w:bookmarkStart w:id="70" w:name="the-public-years"/>
+    <w:bookmarkEnd w:id="70"/>
+    <w:bookmarkStart w:id="71" w:name="the-public-years"/>
     <w:p>
       <w:pPr>
         <w:pStyle w:val="Heading2"/>
@@ -13046,8 +13760,8 @@
         <w:t xml:space="preserve">.</w:t>
       </w:r>
     </w:p>
-    <w:bookmarkEnd w:id="70"/>
-    <w:bookmarkStart w:id="71" w:name="exlaw"/>
+    <w:bookmarkEnd w:id="71"/>
+    <w:bookmarkStart w:id="72" w:name="exlaw"/>
     <w:p>
       <w:pPr>
         <w:pStyle w:val="Heading2"/>
@@ -13367,8 +14081,8 @@
         <w:t xml:space="preserve">.</w:t>
       </w:r>
     </w:p>
-    <w:bookmarkEnd w:id="71"/>
-    <w:bookmarkStart w:id="72" w:name="the-second-wave"/>
+    <w:bookmarkEnd w:id="72"/>
+    <w:bookmarkStart w:id="73" w:name="the-second-wave"/>
     <w:p>
       <w:pPr>
         <w:pStyle w:val="Heading2"/>
@@ -13598,8 +14312,8 @@
         <w:t xml:space="preserve">, pooling the resources of the US, the Commonwealth of Independent States, Britain, China and many others against terrorism and Operant crime.</w:t>
       </w:r>
     </w:p>
-    <w:bookmarkEnd w:id="72"/>
-    <w:bookmarkStart w:id="73" w:name="a-new-century"/>
+    <w:bookmarkEnd w:id="73"/>
+    <w:bookmarkStart w:id="74" w:name="a-new-century"/>
     <w:p>
       <w:pPr>
         <w:pStyle w:val="Heading2"/>
@@ -13904,8 +14618,8 @@
         <w:t xml:space="preserve">took office.</w:t>
       </w:r>
     </w:p>
-    <w:bookmarkEnd w:id="73"/>
-    <w:bookmarkStart w:id="74" w:name="the-umkas-invasion"/>
+    <w:bookmarkEnd w:id="74"/>
+    <w:bookmarkStart w:id="75" w:name="the-umkas-invasion"/>
     <w:p>
       <w:pPr>
         <w:pStyle w:val="Heading2"/>
@@ -14337,8 +15051,8 @@
         <w:t xml:space="preserve">The Atomic Man found a grey hair. Federal attempts to stop the march to the Haven brought standoff after standoff; Celerity intervened at every one, and a federal warrant was issued for her arrest.</w:t>
       </w:r>
     </w:p>
-    <w:bookmarkEnd w:id="74"/>
-    <w:bookmarkStart w:id="75" w:name="section"/>
+    <w:bookmarkEnd w:id="75"/>
+    <w:bookmarkStart w:id="76" w:name="section"/>
     <w:p>
       <w:pPr>
         <w:pStyle w:val="Heading2"/>
@@ -14368,9 +15082,9 @@
         <w:t xml:space="preserve">, is expanding through Korea under Hyun Wang. And in a pocket dimension no one has found, Director Humbacht’s other prison is filling up.</w:t>
       </w:r>
     </w:p>
-    <w:bookmarkEnd w:id="75"/>
     <w:bookmarkEnd w:id="76"/>
-    <w:bookmarkStart w:id="81" w:name="the-law"/>
+    <w:bookmarkEnd w:id="77"/>
+    <w:bookmarkStart w:id="82" w:name="the-law"/>
     <w:p>
       <w:pPr>
         <w:pStyle w:val="Heading1"/>
@@ -14379,7 +15093,7 @@
         <w:t xml:space="preserve">The law</w:t>
       </w:r>
     </w:p>
-    <w:bookmarkStart w:id="77" w:name="the-extraordinary-powers-act"/>
+    <w:bookmarkStart w:id="78" w:name="the-extraordinary-powers-act"/>
     <w:p>
       <w:pPr>
         <w:pStyle w:val="Heading2"/>
@@ -14443,8 +15157,8 @@
         <w:t xml:space="preserve">became the official term). Registered Operants may use their powers in self-defense and emergencies; using powers in public otherwise, or being an unregistered Operant, is a federal crime.</w:t>
       </w:r>
     </w:p>
-    <w:bookmarkEnd w:id="77"/>
-    <w:bookmarkStart w:id="78" w:name="emd-classifications"/>
+    <w:bookmarkEnd w:id="78"/>
+    <w:bookmarkStart w:id="79" w:name="emd-classifications"/>
     <w:p>
       <w:pPr>
         <w:pStyle w:val="Heading2"/>
@@ -14842,8 +15556,8 @@
         </w:tc>
       </w:tr>
     </w:tbl>
-    <w:bookmarkEnd w:id="78"/>
-    <w:bookmarkStart w:id="79" w:name="legal-status"/>
+    <w:bookmarkEnd w:id="79"/>
+    <w:bookmarkStart w:id="80" w:name="legal-status"/>
     <w:p>
       <w:pPr>
         <w:pStyle w:val="Heading2"/>
@@ -15255,8 +15969,8 @@
         <w:t xml:space="preserve">A status can change in play: a Non-registered vigilante caught by ExLAW may be offered Reserve status, or a cell. Losing Reserve status means losing the Director’s protection of your identity.</w:t>
       </w:r>
     </w:p>
-    <w:bookmarkEnd w:id="79"/>
-    <w:bookmarkStart w:id="80" w:name="the-rasters"/>
+    <w:bookmarkEnd w:id="80"/>
+    <w:bookmarkStart w:id="81" w:name="the-rasters"/>
     <w:p>
       <w:pPr>
         <w:pStyle w:val="Heading2"/>
@@ -15347,9 +16061,9 @@
         <w:t xml:space="preserve">(GM: Director Humbacht’s DARPA cabal runs it in a pocket dimension, as a prison and a lab: a rival to the Foundation. ExLAW doesn’t know.)</w:t>
       </w:r>
     </w:p>
-    <w:bookmarkEnd w:id="80"/>
     <w:bookmarkEnd w:id="81"/>
-    <w:bookmarkStart w:id="94" w:name="powers"/>
+    <w:bookmarkEnd w:id="82"/>
+    <w:bookmarkStart w:id="96" w:name="powers"/>
     <w:p>
       <w:pPr>
         <w:pStyle w:val="Heading1"/>
@@ -15382,7 +16096,7 @@
         <w:t xml:space="preserve">from I to VI. Player characters start at Class I to III; Classes IV to VI belong to the GM’s characters, and follow the same pattern a step further each time.</w:t>
       </w:r>
     </w:p>
-    <w:bookmarkStart w:id="82" w:name="using-powers"/>
+    <w:bookmarkStart w:id="83" w:name="using-powers"/>
     <w:p>
       <w:pPr>
         <w:pStyle w:val="Heading2"/>
@@ -15532,6 +16246,57 @@
       </w:r>
       <w:r>
         <w:t xml:space="preserve">An attack above your Defense hits in full; an equal one marks a box fewer; a lower one does nothing.</w:t>
+      </w:r>
+    </w:p>
+    <w:p>
+      <w:pPr>
+        <w:numPr>
+          <w:ilvl w:val="0"/>
+          <w:numId w:val="1016"/>
+        </w:numPr>
+        <w:pStyle w:val="Compact"/>
+      </w:pPr>
+      <w:r>
+        <w:rPr>
+          <w:bCs/>
+          <w:b/>
+        </w:rPr>
+        <w:t xml:space="preserve">Range.</w:t>
+      </w:r>
+      <w:r>
+        <w:t xml:space="preserve"> </w:t>
+      </w:r>
+      <w:r>
+        <w:t xml:space="preserve">Unless a power says otherwise, a ranged power’s effective band (see</w:t>
+      </w:r>
+      <w:r>
+        <w:t xml:space="preserve"> </w:t>
+      </w:r>
+      <w:r>
+        <w:rPr>
+          <w:iCs/>
+          <w:i/>
+        </w:rPr>
+        <w:t xml:space="preserve">Range</w:t>
+      </w:r>
+      <w:r>
+        <w:t xml:space="preserve"> </w:t>
+      </w:r>
+      <w:r>
+        <w:t xml:space="preserve">in Personal combat) is</w:t>
+      </w:r>
+      <w:r>
+        <w:t xml:space="preserve"> </w:t>
+      </w:r>
+      <w:r>
+        <w:rPr>
+          <w:bCs/>
+          <w:b/>
+        </w:rPr>
+        <w:t xml:space="preserve">Short at Class I, Long at Class II, Extreme at Class III</w:t>
+      </w:r>
+      <w:r>
+        <w:t xml:space="preserve">, and miles at Class IV and above, out to the horizon. Mind powers keep the reach their descriptions give: touch, a room, sight or a city.</w:t>
       </w:r>
     </w:p>
     <w:p>
@@ -15821,8 +16586,8 @@
         <w:t xml:space="preserve">A night’s sleep clears one box; a full day’s rest clears them all.</w:t>
       </w:r>
     </w:p>
-    <w:bookmarkEnd w:id="82"/>
-    <w:bookmarkStart w:id="83" w:name="powers-at-creation"/>
+    <w:bookmarkEnd w:id="83"/>
+    <w:bookmarkStart w:id="84" w:name="powers-at-creation"/>
     <w:p>
       <w:pPr>
         <w:pStyle w:val="Heading2"/>
@@ -16072,8 +16837,8 @@
         <w:t xml:space="preserve">character takes.</w:t>
       </w:r>
     </w:p>
-    <w:bookmarkEnd w:id="83"/>
-    <w:bookmarkStart w:id="84" w:name="growing-your-powers"/>
+    <w:bookmarkEnd w:id="84"/>
+    <w:bookmarkStart w:id="85" w:name="growing-your-powers"/>
     <w:p>
       <w:pPr>
         <w:pStyle w:val="Heading2"/>
@@ -16343,8 +17108,8 @@
         <w:t xml:space="preserve">.</w:t>
       </w:r>
     </w:p>
-    <w:bookmarkEnd w:id="84"/>
-    <w:bookmarkStart w:id="85" w:name="the-powers"/>
+    <w:bookmarkEnd w:id="85"/>
+    <w:bookmarkStart w:id="86" w:name="the-powers"/>
     <w:p>
       <w:pPr>
         <w:pStyle w:val="Heading2"/>
@@ -16353,8 +17118,8 @@
         <w:t xml:space="preserve">The powers</w:t>
       </w:r>
     </w:p>
-    <w:bookmarkEnd w:id="85"/>
-    <w:bookmarkStart w:id="86" w:name="energy-and-attack"/>
+    <w:bookmarkEnd w:id="86"/>
+    <w:bookmarkStart w:id="87" w:name="energy-and-attack"/>
     <w:p>
       <w:pPr>
         <w:pStyle w:val="Heading2"/>
@@ -16504,37 +17269,37 @@
               <w:rPr>
                 <w:sz w:val="19"/>
               </w:rPr>
-              <w:t xml:space="preserve">Class I attack at pistol range.</w:t>
-            </w:r>
-          </w:p>
-        </w:tc>
-        <w:tc>
-          <w:tcPr/>
-          <w:p>
-            <w:pPr>
-              <w:pStyle w:val="Compact"/>
-              <w:jc w:val="left"/>
-            </w:pPr>
-            <w:r>
-              <w:rPr>
-                <w:sz w:val="19"/>
-              </w:rPr>
-              <w:t xml:space="preserve">Class II attack at rifle range.</w:t>
-            </w:r>
-          </w:p>
-        </w:tc>
-        <w:tc>
-          <w:tcPr/>
-          <w:p>
-            <w:pPr>
-              <w:pStyle w:val="Compact"/>
-              <w:jc w:val="left"/>
-            </w:pPr>
-            <w:r>
-              <w:rPr>
-                <w:sz w:val="19"/>
-              </w:rPr>
-              <w:t xml:space="preserve">Class III attack; or Class II against everyone in a small area.</w:t>
+              <w:t xml:space="preserve">Class I attack; effective at Short range, like a pistol.</w:t>
+            </w:r>
+          </w:p>
+        </w:tc>
+        <w:tc>
+          <w:tcPr/>
+          <w:p>
+            <w:pPr>
+              <w:pStyle w:val="Compact"/>
+              <w:jc w:val="left"/>
+            </w:pPr>
+            <w:r>
+              <w:rPr>
+                <w:sz w:val="19"/>
+              </w:rPr>
+              <w:t xml:space="preserve">Class II attack; effective at Long range, like a rifle.</w:t>
+            </w:r>
+          </w:p>
+        </w:tc>
+        <w:tc>
+          <w:tcPr/>
+          <w:p>
+            <w:pPr>
+              <w:pStyle w:val="Compact"/>
+              <w:jc w:val="left"/>
+            </w:pPr>
+            <w:r>
+              <w:rPr>
+                <w:sz w:val="19"/>
+              </w:rPr>
+              <w:t xml:space="preserve">Class III attack, effective at Extreme range; or Class II against everyone in a small area.</w:t>
             </w:r>
           </w:p>
         </w:tc>
@@ -17044,8 +17809,8 @@
         </w:tc>
       </w:tr>
     </w:tbl>
-    <w:bookmarkEnd w:id="86"/>
-    <w:bookmarkStart w:id="87" w:name="body-and-movement"/>
+    <w:bookmarkEnd w:id="87"/>
+    <w:bookmarkStart w:id="88" w:name="body-and-movement"/>
     <w:p>
       <w:pPr>
         <w:pStyle w:val="Heading2"/>
@@ -17501,37 +18266,37 @@
               <w:rPr>
                 <w:sz w:val="19"/>
               </w:rPr>
-              <w:t xml:space="preserve">Leap onto a rooftop.</w:t>
-            </w:r>
-          </w:p>
-        </w:tc>
-        <w:tc>
-          <w:tcPr/>
-          <w:p>
-            <w:pPr>
-              <w:pStyle w:val="Compact"/>
-              <w:jc w:val="left"/>
-            </w:pPr>
-            <w:r>
-              <w:rPr>
-                <w:sz w:val="19"/>
-              </w:rPr>
-              <w:t xml:space="preserve">Leap a city block.</w:t>
-            </w:r>
-          </w:p>
-        </w:tc>
-        <w:tc>
-          <w:tcPr/>
-          <w:p>
-            <w:pPr>
-              <w:pStyle w:val="Compact"/>
-              <w:jc w:val="left"/>
-            </w:pPr>
-            <w:r>
-              <w:rPr>
-                <w:sz w:val="19"/>
-              </w:rPr>
-              <w:t xml:space="preserve">Leap a mile.</w:t>
+              <w:t xml:space="preserve">Leap 30 ft up or 100 ft across: onto a three-story roof.</w:t>
+            </w:r>
+          </w:p>
+        </w:tc>
+        <w:tc>
+          <w:tcPr/>
+          <w:p>
+            <w:pPr>
+              <w:pStyle w:val="Compact"/>
+              <w:jc w:val="left"/>
+            </w:pPr>
+            <w:r>
+              <w:rPr>
+                <w:sz w:val="19"/>
+              </w:rPr>
+              <w:t xml:space="preserve">Leap 100 ft up or a city block (300 ft) across.</w:t>
+            </w:r>
+          </w:p>
+        </w:tc>
+        <w:tc>
+          <w:tcPr/>
+          <w:p>
+            <w:pPr>
+              <w:pStyle w:val="Compact"/>
+              <w:jc w:val="left"/>
+            </w:pPr>
+            <w:r>
+              <w:rPr>
+                <w:sz w:val="19"/>
+              </w:rPr>
+              <w:t xml:space="preserve">Leap a quarter mile up or a mile across.</w:t>
             </w:r>
           </w:p>
         </w:tc>
@@ -18223,8 +18988,8 @@
         </w:tc>
       </w:tr>
     </w:tbl>
-    <w:bookmarkEnd w:id="87"/>
-    <w:bookmarkStart w:id="88" w:name="mind-and-senses"/>
+    <w:bookmarkEnd w:id="88"/>
+    <w:bookmarkStart w:id="89" w:name="mind-and-senses"/>
     <w:p>
       <w:pPr>
         <w:pStyle w:val="Heading2"/>
@@ -19132,8 +19897,8 @@
         </w:tc>
       </w:tr>
     </w:tbl>
-    <w:bookmarkEnd w:id="88"/>
-    <w:bookmarkStart w:id="89" w:name="control-and-the-strange"/>
+    <w:bookmarkEnd w:id="89"/>
+    <w:bookmarkStart w:id="90" w:name="control-and-the-strange"/>
     <w:p>
       <w:pPr>
         <w:pStyle w:val="Heading2"/>
@@ -19333,37 +20098,37 @@
               <w:rPr>
                 <w:sz w:val="19"/>
               </w:rPr>
-              <w:t xml:space="preserve">Jump to a place you can see.</w:t>
-            </w:r>
-          </w:p>
-        </w:tc>
-        <w:tc>
-          <w:tcPr/>
-          <w:p>
-            <w:pPr>
-              <w:pStyle w:val="Compact"/>
-              <w:jc w:val="left"/>
-            </w:pPr>
-            <w:r>
-              <w:rPr>
-                <w:sz w:val="19"/>
-              </w:rPr>
-              <w:t xml:space="preserve">Jump to a place you know within a city, with one passenger.</w:t>
-            </w:r>
-          </w:p>
-        </w:tc>
-        <w:tc>
-          <w:tcPr/>
-          <w:p>
-            <w:pPr>
-              <w:pStyle w:val="Compact"/>
-              <w:jc w:val="left"/>
-            </w:pPr>
-            <w:r>
-              <w:rPr>
-                <w:sz w:val="19"/>
-              </w:rPr>
-              <w:t xml:space="preserve">Jump across the world with a small group.</w:t>
+              <w:t xml:space="preserve">Jump to a place in line of sight, up to about 100 yards; just you.</w:t>
+            </w:r>
+          </w:p>
+        </w:tc>
+        <w:tc>
+          <w:tcPr/>
+          <w:p>
+            <w:pPr>
+              <w:pStyle w:val="Compact"/>
+              <w:jc w:val="left"/>
+            </w:pPr>
+            <w:r>
+              <w:rPr>
+                <w:sz w:val="19"/>
+              </w:rPr>
+              <w:t xml:space="preserve">Jump anywhere you know within 50 miles, with one passenger.</w:t>
+            </w:r>
+          </w:p>
+        </w:tc>
+        <w:tc>
+          <w:tcPr/>
+          <w:p>
+            <w:pPr>
+              <w:pStyle w:val="Compact"/>
+              <w:jc w:val="left"/>
+            </w:pPr>
+            <w:r>
+              <w:rPr>
+                <w:sz w:val="19"/>
+              </w:rPr>
+              <w:t xml:space="preserve">Jump anywhere on Earth you know, with up to 4 passengers.</w:t>
             </w:r>
           </w:p>
         </w:tc>
@@ -20185,8 +20950,8 @@
         </w:tc>
       </w:tr>
     </w:tbl>
-    <w:bookmarkEnd w:id="89"/>
-    <w:bookmarkStart w:id="90" w:name="escalated-classes"/>
+    <w:bookmarkEnd w:id="90"/>
+    <w:bookmarkStart w:id="91" w:name="escalated-classes"/>
     <w:p>
       <w:pPr>
         <w:pStyle w:val="Heading2"/>
@@ -20200,7 +20965,7 @@
         <w:pStyle w:val="FirstParagraph"/>
       </w:pPr>
       <w:r>
-        <w:t xml:space="preserve">Most powers simply go further at Classes IV to VI. Speed and Flight have set top speeds at every Class, measured in multiples of the speed of sound (Mach 1 is about 760 mph). Player characters reach these Classes only by pushing (one action, one box of Strain); the GM’s characters may have them outright.</w:t>
+        <w:t xml:space="preserve">Most powers simply go further at Classes IV to VI. Speed, Flight, Super Leaping and Teleport have set limits at every Class: speeds in multiples of the speed of sound (Mach 1 is about 760 mph), and distances in feet and miles. Player characters reach these Classes only by pushing (one action, one box of Strain); the GM’s characters may have them outright.</w:t>
       </w:r>
     </w:p>
     <w:tbl>
@@ -20429,36 +21194,143 @@
           </w:p>
         </w:tc>
       </w:tr>
+      <w:tr>
+        <w:tc>
+          <w:tcPr/>
+          <w:p>
+            <w:pPr>
+              <w:pStyle w:val="Compact"/>
+              <w:jc w:val="left"/>
+            </w:pPr>
+            <w:r>
+              <w:rPr>
+                <w:bCs/>
+                <w:b/>
+                <w:sz w:val="19"/>
+              </w:rPr>
+              <w:t xml:space="preserve">Super Leaping</w:t>
+            </w:r>
+          </w:p>
+        </w:tc>
+        <w:tc>
+          <w:tcPr/>
+          <w:p>
+            <w:pPr>
+              <w:pStyle w:val="Compact"/>
+              <w:jc w:val="left"/>
+            </w:pPr>
+            <w:r>
+              <w:rPr>
+                <w:sz w:val="19"/>
+              </w:rPr>
+              <w:t xml:space="preserve">Leap a mile up or 5 miles across.</w:t>
+            </w:r>
+          </w:p>
+        </w:tc>
+        <w:tc>
+          <w:tcPr/>
+          <w:p>
+            <w:pPr>
+              <w:pStyle w:val="Compact"/>
+              <w:jc w:val="left"/>
+            </w:pPr>
+            <w:r>
+              <w:rPr>
+                <w:sz w:val="19"/>
+              </w:rPr>
+              <w:t xml:space="preserve">Leap 5 miles up or 25 miles across.</w:t>
+            </w:r>
+          </w:p>
+        </w:tc>
+        <w:tc>
+          <w:tcPr/>
+          <w:p>
+            <w:pPr>
+              <w:pStyle w:val="Compact"/>
+              <w:jc w:val="left"/>
+            </w:pPr>
+            <w:r>
+              <w:rPr>
+                <w:sz w:val="19"/>
+              </w:rPr>
+              <w:t xml:space="preserve">Leap into the stratosphere, or 100 miles and more across.</w:t>
+            </w:r>
+          </w:p>
+        </w:tc>
+      </w:tr>
+      <w:tr>
+        <w:tc>
+          <w:tcPr/>
+          <w:p>
+            <w:pPr>
+              <w:pStyle w:val="Compact"/>
+              <w:jc w:val="left"/>
+            </w:pPr>
+            <w:r>
+              <w:rPr>
+                <w:bCs/>
+                <w:b/>
+                <w:sz w:val="19"/>
+              </w:rPr>
+              <w:t xml:space="preserve">Teleport</w:t>
+            </w:r>
+          </w:p>
+        </w:tc>
+        <w:tc>
+          <w:tcPr/>
+          <w:p>
+            <w:pPr>
+              <w:pStyle w:val="Compact"/>
+              <w:jc w:val="left"/>
+            </w:pPr>
+            <w:r>
+              <w:rPr>
+                <w:sz w:val="19"/>
+              </w:rPr>
+              <w:t xml:space="preserve">Anywhere on Earth, even places you’ve only seen in photos; up to 20 passengers or a vehicle.</w:t>
+            </w:r>
+          </w:p>
+        </w:tc>
+        <w:tc>
+          <w:tcPr/>
+          <w:p>
+            <w:pPr>
+              <w:pStyle w:val="Compact"/>
+              <w:jc w:val="left"/>
+            </w:pPr>
+            <w:r>
+              <w:rPr>
+                <w:sz w:val="19"/>
+              </w:rPr>
+              <w:t xml:space="preserve">Low orbit or the Moon; a building’s worth of people and things.</w:t>
+            </w:r>
+          </w:p>
+        </w:tc>
+        <w:tc>
+          <w:tcPr/>
+          <w:p>
+            <w:pPr>
+              <w:pStyle w:val="Compact"/>
+              <w:jc w:val="left"/>
+            </w:pPr>
+            <w:r>
+              <w:rPr>
+                <w:sz w:val="19"/>
+              </w:rPr>
+              <w:t xml:space="preserve">Another world or dimension, without a door.</w:t>
+            </w:r>
+          </w:p>
+        </w:tc>
+      </w:tr>
     </w:tbl>
-    <w:bookmarkEnd w:id="90"/>
-    <w:bookmarkStart w:id="91" w:name="rituals"/>
+    <w:bookmarkEnd w:id="91"/>
+    <w:bookmarkStart w:id="92" w:name="leaping-and-teleporting"/>
     <w:p>
       <w:pPr>
         <w:pStyle w:val="Heading2"/>
       </w:pPr>
       <w:r>
-        <w:t xml:space="preserve">Rituals</w:t>
-      </w:r>
-    </w:p>
-    <w:p>
-      <w:pPr>
-        <w:pStyle w:val="FirstParagraph"/>
-      </w:pPr>
-      <w:r>
-        <w:t xml:space="preserve">Adepts can</w:t>
-      </w:r>
-      <w:r>
-        <w:t xml:space="preserve"> </w:t>
-      </w:r>
-      <w:r>
-        <w:rPr>
-          <w:bCs/>
-          <w:b/>
-        </w:rPr>
-        <w:t xml:space="preserve">emulate any power by ritual</w:t>
-      </w:r>
-      <w:r>
-        <w:t xml:space="preserve">, at any Class up to their own highest.</w:t>
+        <w:t xml:space="preserve">Leaping and teleporting</w:t>
       </w:r>
     </w:p>
     <w:p>
@@ -20474,13 +21346,13 @@
           <w:bCs/>
           <w:b/>
         </w:rPr>
-        <w:t xml:space="preserve">Time:</w:t>
-      </w:r>
-      <w:r>
-        <w:t xml:space="preserve"> </w:t>
-      </w:r>
-      <w:r>
-        <w:t xml:space="preserve">Class I takes ten minutes, Class II an hour, Class III a night. A ritual can’t be done in the middle of a fight.</w:t>
+        <w:t xml:space="preserve">Super Leaping:</w:t>
+      </w:r>
+      <w:r>
+        <w:t xml:space="preserve"> </w:t>
+      </w:r>
+      <w:r>
+        <w:t xml:space="preserve">one leap is your move for the turn. You land safely from any height your Class can leap; falling from higher marks boxes like any fall.</w:t>
       </w:r>
     </w:p>
     <w:p>
@@ -20496,20 +21368,51 @@
           <w:bCs/>
           <w:b/>
         </w:rPr>
-        <w:t xml:space="preserve">The roll:</w:t>
-      </w:r>
-      <w:r>
-        <w:t xml:space="preserve"> </w:t>
-      </w:r>
-      <w:r>
-        <w:t xml:space="preserve">Powers, at −2 for Class II and −4 for Class III.</w:t>
+        <w:t xml:space="preserve">Teleport:</w:t>
+      </w:r>
+      <w:r>
+        <w:t xml:space="preserve"> </w:t>
+      </w:r>
+      <w:r>
+        <w:t xml:space="preserve">one action. You can’t arrive inside solid matter. A place you’ve never been is −2 to the Powers roll. On a natural 18 you arrive off target, as the GM decides: the wrong room, the wrong street, or somewhere much worse.</w:t>
+      </w:r>
+    </w:p>
+    <w:bookmarkEnd w:id="92"/>
+    <w:bookmarkStart w:id="93" w:name="rituals"/>
+    <w:p>
+      <w:pPr>
+        <w:pStyle w:val="Heading2"/>
+      </w:pPr>
+      <w:r>
+        <w:t xml:space="preserve">Rituals</w:t>
+      </w:r>
+    </w:p>
+    <w:p>
+      <w:pPr>
+        <w:pStyle w:val="FirstParagraph"/>
+      </w:pPr>
+      <w:r>
+        <w:t xml:space="preserve">Adepts can</w:t>
+      </w:r>
+      <w:r>
+        <w:t xml:space="preserve"> </w:t>
+      </w:r>
+      <w:r>
+        <w:rPr>
+          <w:bCs/>
+          <w:b/>
+        </w:rPr>
+        <w:t xml:space="preserve">emulate any power by ritual</w:t>
+      </w:r>
+      <w:r>
+        <w:t xml:space="preserve">, at any Class up to their own highest.</w:t>
       </w:r>
     </w:p>
     <w:p>
       <w:pPr>
         <w:numPr>
           <w:ilvl w:val="0"/>
-          <w:numId w:val="1017"/>
+          <w:numId w:val="1018"/>
         </w:numPr>
         <w:pStyle w:val="Compact"/>
       </w:pPr>
@@ -20518,20 +21421,20 @@
           <w:bCs/>
           <w:b/>
         </w:rPr>
-        <w:t xml:space="preserve">Effect:</w:t>
-      </w:r>
-      <w:r>
-        <w:t xml:space="preserve"> </w:t>
-      </w:r>
-      <w:r>
-        <w:t xml:space="preserve">the power works once, or for one scene, as the GM judges, and can be cast on someone else.</w:t>
+        <w:t xml:space="preserve">Time:</w:t>
+      </w:r>
+      <w:r>
+        <w:t xml:space="preserve"> </w:t>
+      </w:r>
+      <w:r>
+        <w:t xml:space="preserve">Class I takes ten minutes, Class II an hour, Class III a night. A ritual can’t be done in the middle of a fight.</w:t>
       </w:r>
     </w:p>
     <w:p>
       <w:pPr>
         <w:numPr>
           <w:ilvl w:val="0"/>
-          <w:numId w:val="1017"/>
+          <w:numId w:val="1018"/>
         </w:numPr>
         <w:pStyle w:val="Compact"/>
       </w:pPr>
@@ -20540,20 +21443,64 @@
           <w:bCs/>
           <w:b/>
         </w:rPr>
-        <w:t xml:space="preserve">Cost:</w:t>
-      </w:r>
-      <w:r>
-        <w:t xml:space="preserve"> </w:t>
-      </w:r>
-      <w:r>
-        <w:t xml:space="preserve">a failed ritual marks a box of Strain. A natural 18 means something answered that shouldn’t have.</w:t>
+        <w:t xml:space="preserve">The roll:</w:t>
+      </w:r>
+      <w:r>
+        <w:t xml:space="preserve"> </w:t>
+      </w:r>
+      <w:r>
+        <w:t xml:space="preserve">Powers, at −2 for Class II and −4 for Class III.</w:t>
       </w:r>
     </w:p>
     <w:p>
       <w:pPr>
         <w:numPr>
           <w:ilvl w:val="0"/>
-          <w:numId w:val="1017"/>
+          <w:numId w:val="1018"/>
+        </w:numPr>
+        <w:pStyle w:val="Compact"/>
+      </w:pPr>
+      <w:r>
+        <w:rPr>
+          <w:bCs/>
+          <w:b/>
+        </w:rPr>
+        <w:t xml:space="preserve">Effect:</w:t>
+      </w:r>
+      <w:r>
+        <w:t xml:space="preserve"> </w:t>
+      </w:r>
+      <w:r>
+        <w:t xml:space="preserve">the power works once, or for one scene, as the GM judges, and can be cast on someone else.</w:t>
+      </w:r>
+    </w:p>
+    <w:p>
+      <w:pPr>
+        <w:numPr>
+          <w:ilvl w:val="0"/>
+          <w:numId w:val="1018"/>
+        </w:numPr>
+        <w:pStyle w:val="Compact"/>
+      </w:pPr>
+      <w:r>
+        <w:rPr>
+          <w:bCs/>
+          <w:b/>
+        </w:rPr>
+        <w:t xml:space="preserve">Cost:</w:t>
+      </w:r>
+      <w:r>
+        <w:t xml:space="preserve"> </w:t>
+      </w:r>
+      <w:r>
+        <w:t xml:space="preserve">a failed ritual marks a box of Strain. A natural 18 means something answered that shouldn’t have.</w:t>
+      </w:r>
+    </w:p>
+    <w:p>
+      <w:pPr>
+        <w:numPr>
+          <w:ilvl w:val="0"/>
+          <w:numId w:val="1018"/>
         </w:numPr>
         <w:pStyle w:val="Compact"/>
       </w:pPr>
@@ -21340,8 +22287,8 @@
         <w:t xml:space="preserve">Without fuel, a ritual fails before it begins. Fuel taken from an unwilling person works, and is exactly how the Foundation and Raster Zero do it; for player characters it’s a crime under the EPA, and a black mark on any Adept.</w:t>
       </w:r>
     </w:p>
-    <w:bookmarkEnd w:id="91"/>
-    <w:bookmarkStart w:id="92" w:name="aegis-suits"/>
+    <w:bookmarkEnd w:id="93"/>
+    <w:bookmarkStart w:id="94" w:name="aegis-suits"/>
     <w:p>
       <w:pPr>
         <w:pStyle w:val="Heading2"/>
@@ -21419,8 +22366,8 @@
         <w:t xml:space="preserve">fired with Firearms. Suiting up takes a minute. A shot at the power pack (−2 to aim) that gets through shuts the suit down until it’s repaired with Engineering. The suits belong to ExLAW, or to whoever stole one.</w:t>
       </w:r>
     </w:p>
-    <w:bookmarkEnd w:id="92"/>
-    <w:bookmarkStart w:id="93" w:name="the-labs-want-you"/>
+    <w:bookmarkEnd w:id="94"/>
+    <w:bookmarkStart w:id="95" w:name="the-labs-want-you"/>
     <w:p>
       <w:pPr>
         <w:pStyle w:val="Heading2"/>
@@ -21437,9 +22384,9 @@
         <w:t xml:space="preserve">A character with a Class III power, or any (GM) power, draws interest from the Foundation and Raster Zero. That interest is a story hook, not a rule.</w:t>
       </w:r>
     </w:p>
-    <w:bookmarkEnd w:id="93"/>
-    <w:bookmarkEnd w:id="94"/>
-    <w:bookmarkStart w:id="95" w:name="factions"/>
+    <w:bookmarkEnd w:id="95"/>
+    <w:bookmarkEnd w:id="96"/>
+    <w:bookmarkStart w:id="97" w:name="factions"/>
     <w:p>
       <w:pPr>
         <w:pStyle w:val="Heading1"/>
@@ -21458,128 +22405,6 @@
           <w:b/>
         </w:rPr>
         <w:t xml:space="preserve">Law and government</w:t>
-      </w:r>
-    </w:p>
-    <w:p>
-      <w:pPr>
-        <w:numPr>
-          <w:ilvl w:val="0"/>
-          <w:numId w:val="1018"/>
-        </w:numPr>
-        <w:pStyle w:val="Compact"/>
-      </w:pPr>
-      <w:r>
-        <w:rPr>
-          <w:bCs/>
-          <w:b/>
-        </w:rPr>
-        <w:t xml:space="preserve">ExLAW.</w:t>
-      </w:r>
-      <w:r>
-        <w:t xml:space="preserve"> </w:t>
-      </w:r>
-      <w:r>
-        <w:t xml:space="preserve">The federal Operant agency, under Director Steven Humbacht: six regional commands, Operant agents, Reserve Agents and Aegis wings, and a public-relations office as busy as any of them.</w:t>
-      </w:r>
-    </w:p>
-    <w:p>
-      <w:pPr>
-        <w:numPr>
-          <w:ilvl w:val="0"/>
-          <w:numId w:val="1018"/>
-        </w:numPr>
-        <w:pStyle w:val="Compact"/>
-      </w:pPr>
-      <w:r>
-        <w:rPr>
-          <w:bCs/>
-          <w:b/>
-        </w:rPr>
-        <w:t xml:space="preserve">The EPAOC.</w:t>
-      </w:r>
-      <w:r>
-        <w:t xml:space="preserve"> </w:t>
-      </w:r>
-      <w:r>
-        <w:t xml:space="preserve">The congressional watchdog, always looking for a scandal; a hearing can end a career.</w:t>
-      </w:r>
-    </w:p>
-    <w:p>
-      <w:pPr>
-        <w:numPr>
-          <w:ilvl w:val="0"/>
-          <w:numId w:val="1018"/>
-        </w:numPr>
-        <w:pStyle w:val="Compact"/>
-      </w:pPr>
-      <w:r>
-        <w:rPr>
-          <w:bCs/>
-          <w:b/>
-        </w:rPr>
-        <w:t xml:space="preserve">DIRE.</w:t>
-      </w:r>
-      <w:r>
-        <w:t xml:space="preserve"> </w:t>
-      </w:r>
-      <w:r>
-        <w:t xml:space="preserve">The Army’s Defense Intelligence and Research Enterprise, founded after 2012. It made Helios with a modified Ambrosia, and wants more like him.</w:t>
-      </w:r>
-    </w:p>
-    <w:p>
-      <w:pPr>
-        <w:numPr>
-          <w:ilvl w:val="0"/>
-          <w:numId w:val="1018"/>
-        </w:numPr>
-        <w:pStyle w:val="Compact"/>
-      </w:pPr>
-      <w:r>
-        <w:rPr>
-          <w:bCs/>
-          <w:b/>
-        </w:rPr>
-        <w:t xml:space="preserve">UNILED.</w:t>
-      </w:r>
-      <w:r>
-        <w:t xml:space="preserve"> </w:t>
-      </w:r>
-      <w:r>
-        <w:t xml:space="preserve">The UN’s international enforcement directorate, which runs Raster Eight.</w:t>
-      </w:r>
-    </w:p>
-    <w:p>
-      <w:pPr>
-        <w:numPr>
-          <w:ilvl w:val="0"/>
-          <w:numId w:val="1018"/>
-        </w:numPr>
-        <w:pStyle w:val="Compact"/>
-      </w:pPr>
-      <w:r>
-        <w:rPr>
-          <w:bCs/>
-          <w:b/>
-        </w:rPr>
-        <w:t xml:space="preserve">Affaires spéciales.</w:t>
-      </w:r>
-      <w:r>
-        <w:t xml:space="preserve"> </w:t>
-      </w:r>
-      <w:r>
-        <w:t xml:space="preserve">France’s special affairs branch, home to Chat Roux.</w:t>
-      </w:r>
-    </w:p>
-    <w:p>
-      <w:pPr>
-        <w:pStyle w:val="FirstParagraph"/>
-      </w:pPr>
-      <w:r>
-        <w:rPr>
-          <w:bCs/>
-          <w:b/>
-        </w:rPr>
-        <w:t xml:space="preserve">Heroes and orders</w:t>
       </w:r>
     </w:p>
     <w:p>
@@ -21595,13 +22420,13 @@
           <w:bCs/>
           <w:b/>
         </w:rPr>
-        <w:t xml:space="preserve">The New Power Legion.</w:t>
-      </w:r>
-      <w:r>
-        <w:t xml:space="preserve"> </w:t>
-      </w:r>
-      <w:r>
-        <w:t xml:space="preserve">Sponsored, televised heroes; Mr. Marvel’s old team reborn, with Sanders Communication’s money and cameras behind it.</w:t>
+        <w:t xml:space="preserve">ExLAW.</w:t>
+      </w:r>
+      <w:r>
+        <w:t xml:space="preserve"> </w:t>
+      </w:r>
+      <w:r>
+        <w:t xml:space="preserve">The federal Operant agency, under Director Steven Humbacht: six regional commands, Operant agents, Reserve Agents and Aegis wings, and a public-relations office as busy as any of them.</w:t>
       </w:r>
     </w:p>
     <w:p>
@@ -21617,41 +22442,13 @@
           <w:bCs/>
           <w:b/>
         </w:rPr>
-        <w:t xml:space="preserve">The Shadow Knights.</w:t>
-      </w:r>
-      <w:r>
-        <w:t xml:space="preserve"> </w:t>
-      </w:r>
-      <w:r>
-        <w:t xml:space="preserve">The</w:t>
-      </w:r>
-      <w:r>
-        <w:t xml:space="preserve"> </w:t>
-      </w:r>
-      <w:r>
-        <w:rPr>
-          <w:iCs/>
-          <w:i/>
-        </w:rPr>
-        <w:t xml:space="preserve">Ordo Viarum Lucidarum</w:t>
-      </w:r>
-      <w:r>
-        <w:t xml:space="preserve">,</w:t>
-      </w:r>
-      <w:r>
-        <w:t xml:space="preserve"> </w:t>
-      </w:r>
-      <w:r>
-        <w:t xml:space="preserve">“</w:t>
-      </w:r>
-      <w:r>
-        <w:t xml:space="preserve">to bring the light of Christ into the shadows</w:t>
-      </w:r>
-      <w:r>
-        <w:t xml:space="preserve">”</w:t>
-      </w:r>
-      <w:r>
-        <w:t xml:space="preserve">, founded (its members say) by a 12th-century knight who defied a corrupt king. A few Knights on each continent, each supported by a cell of five to twenty doctors, magicians, technicians and administrators. Grant Douglas is the Shadow Knight of North America.</w:t>
+        <w:t xml:space="preserve">The EPAOC.</w:t>
+      </w:r>
+      <w:r>
+        <w:t xml:space="preserve"> </w:t>
+      </w:r>
+      <w:r>
+        <w:t xml:space="preserve">The congressional watchdog, always looking for a scandal; a hearing can end a career.</w:t>
       </w:r>
     </w:p>
     <w:p>
@@ -21667,29 +22464,13 @@
           <w:bCs/>
           <w:b/>
         </w:rPr>
-        <w:t xml:space="preserve">The Earth Wardens.</w:t>
-      </w:r>
-      <w:r>
-        <w:t xml:space="preserve"> </w:t>
-      </w:r>
-      <w:r>
-        <w:t xml:space="preserve">A worldwide network of Adepts gathered by a reawakened Merlin after Lord Colslo opened the Celtic Gate in 1952. They guard the re-energized</w:t>
-      </w:r>
-      <w:r>
-        <w:t xml:space="preserve"> </w:t>
-      </w:r>
-      <w:r>
-        <w:rPr>
-          <w:bCs/>
-          <w:b/>
-        </w:rPr>
-        <w:t xml:space="preserve">Earth Gates</w:t>
-      </w:r>
-      <w:r>
-        <w:t xml:space="preserve"> </w:t>
-      </w:r>
-      <w:r>
-        <w:t xml:space="preserve">against demons, faeries and malcontent gods.</w:t>
+        <w:t xml:space="preserve">DIRE.</w:t>
+      </w:r>
+      <w:r>
+        <w:t xml:space="preserve"> </w:t>
+      </w:r>
+      <w:r>
+        <w:t xml:space="preserve">The Army’s Defense Intelligence and Research Enterprise, founded after 2012. It made Helios with a modified Ambrosia, and wants more like him.</w:t>
       </w:r>
     </w:p>
     <w:p>
@@ -21705,13 +22486,35 @@
           <w:bCs/>
           <w:b/>
         </w:rPr>
-        <w:t xml:space="preserve">The Haven.</w:t>
-      </w:r>
-      <w:r>
-        <w:t xml:space="preserve"> </w:t>
-      </w:r>
-      <w:r>
-        <w:t xml:space="preserve">The Green Man’s refuge in the Mad Forest, defended by Celerity.</w:t>
+        <w:t xml:space="preserve">UNILED.</w:t>
+      </w:r>
+      <w:r>
+        <w:t xml:space="preserve"> </w:t>
+      </w:r>
+      <w:r>
+        <w:t xml:space="preserve">The UN’s international enforcement directorate, which runs Raster Eight.</w:t>
+      </w:r>
+    </w:p>
+    <w:p>
+      <w:pPr>
+        <w:numPr>
+          <w:ilvl w:val="0"/>
+          <w:numId w:val="1019"/>
+        </w:numPr>
+        <w:pStyle w:val="Compact"/>
+      </w:pPr>
+      <w:r>
+        <w:rPr>
+          <w:bCs/>
+          <w:b/>
+        </w:rPr>
+        <w:t xml:space="preserve">Affaires spéciales.</w:t>
+      </w:r>
+      <w:r>
+        <w:t xml:space="preserve"> </w:t>
+      </w:r>
+      <w:r>
+        <w:t xml:space="preserve">France’s special affairs branch, home to Chat Roux.</w:t>
       </w:r>
     </w:p>
     <w:p>
@@ -21723,7 +22526,7 @@
           <w:bCs/>
           <w:b/>
         </w:rPr>
-        <w:t xml:space="preserve">Criminals and secrets</w:t>
+        <w:t xml:space="preserve">Heroes and orders</w:t>
       </w:r>
     </w:p>
     <w:p>
@@ -21739,26 +22542,13 @@
           <w:bCs/>
           <w:b/>
         </w:rPr>
-        <w:t xml:space="preserve">The Morcain.</w:t>
-      </w:r>
-      <w:r>
-        <w:t xml:space="preserve"> </w:t>
-      </w:r>
-      <w:r>
-        <w:t xml:space="preserve">A global crime syndicate ruled by</w:t>
-      </w:r>
-      <w:r>
-        <w:t xml:space="preserve"> </w:t>
-      </w:r>
-      <w:r>
-        <w:rPr>
-          <w:bCs/>
-          <w:b/>
-        </w:rPr>
-        <w:t xml:space="preserve">the 12</w:t>
-      </w:r>
-      <w:r>
-        <w:t xml:space="preserve">, Hyun Wang among them; employer of Lord Marrow and Steel Hawk, and of anyone else who sells power.</w:t>
+        <w:t xml:space="preserve">The New Power Legion.</w:t>
+      </w:r>
+      <w:r>
+        <w:t xml:space="preserve"> </w:t>
+      </w:r>
+      <w:r>
+        <w:t xml:space="preserve">Sponsored, televised heroes; Mr. Marvel’s old team reborn, with Sanders Communication’s money and cameras behind it.</w:t>
       </w:r>
     </w:p>
     <w:p>
@@ -21774,13 +22564,41 @@
           <w:bCs/>
           <w:b/>
         </w:rPr>
-        <w:t xml:space="preserve">The White Hand.</w:t>
-      </w:r>
-      <w:r>
-        <w:t xml:space="preserve"> </w:t>
-      </w:r>
-      <w:r>
-        <w:t xml:space="preserve">Autuarch’s Operant army in Argentina, responsible for Chicago 2001.</w:t>
+        <w:t xml:space="preserve">The Shadow Knights.</w:t>
+      </w:r>
+      <w:r>
+        <w:t xml:space="preserve"> </w:t>
+      </w:r>
+      <w:r>
+        <w:t xml:space="preserve">The</w:t>
+      </w:r>
+      <w:r>
+        <w:t xml:space="preserve"> </w:t>
+      </w:r>
+      <w:r>
+        <w:rPr>
+          <w:iCs/>
+          <w:i/>
+        </w:rPr>
+        <w:t xml:space="preserve">Ordo Viarum Lucidarum</w:t>
+      </w:r>
+      <w:r>
+        <w:t xml:space="preserve">,</w:t>
+      </w:r>
+      <w:r>
+        <w:t xml:space="preserve"> </w:t>
+      </w:r>
+      <w:r>
+        <w:t xml:space="preserve">“</w:t>
+      </w:r>
+      <w:r>
+        <w:t xml:space="preserve">to bring the light of Christ into the shadows</w:t>
+      </w:r>
+      <w:r>
+        <w:t xml:space="preserve">”</w:t>
+      </w:r>
+      <w:r>
+        <w:t xml:space="preserve">, founded (its members say) by a 12th-century knight who defied a corrupt king. A few Knights on each continent, each supported by a cell of five to twenty doctors, magicians, technicians and administrators. Grant Douglas is the Shadow Knight of North America.</w:t>
       </w:r>
     </w:p>
     <w:p>
@@ -21796,13 +22614,29 @@
           <w:bCs/>
           <w:b/>
         </w:rPr>
-        <w:t xml:space="preserve">The Foundation.</w:t>
-      </w:r>
-      <w:r>
-        <w:t xml:space="preserve"> </w:t>
-      </w:r>
-      <w:r>
-        <w:t xml:space="preserve">The black labs that kidnap people, make Operants and hunt down those who escape. Sergei Grachyov is their troubleshooter. Nobody knows who runs it.</w:t>
+        <w:t xml:space="preserve">The Earth Wardens.</w:t>
+      </w:r>
+      <w:r>
+        <w:t xml:space="preserve"> </w:t>
+      </w:r>
+      <w:r>
+        <w:t xml:space="preserve">A worldwide network of Adepts gathered by a reawakened Merlin after Lord Colslo opened the Celtic Gate in 1952. They guard the re-energized</w:t>
+      </w:r>
+      <w:r>
+        <w:t xml:space="preserve"> </w:t>
+      </w:r>
+      <w:r>
+        <w:rPr>
+          <w:bCs/>
+          <w:b/>
+        </w:rPr>
+        <w:t xml:space="preserve">Earth Gates</w:t>
+      </w:r>
+      <w:r>
+        <w:t xml:space="preserve"> </w:t>
+      </w:r>
+      <w:r>
+        <w:t xml:space="preserve">against demons, faeries and malcontent gods.</w:t>
       </w:r>
     </w:p>
     <w:p>
@@ -21818,20 +22652,32 @@
           <w:bCs/>
           <w:b/>
         </w:rPr>
-        <w:t xml:space="preserve">The Proteus Group.</w:t>
-      </w:r>
-      <w:r>
-        <w:t xml:space="preserve"> </w:t>
-      </w:r>
-      <w:r>
-        <w:t xml:space="preserve">A criminal consortium the EMD tracks but can’t map.</w:t>
+        <w:t xml:space="preserve">The Haven.</w:t>
+      </w:r>
+      <w:r>
+        <w:t xml:space="preserve"> </w:t>
+      </w:r>
+      <w:r>
+        <w:t xml:space="preserve">The Green Man’s refuge in the Mad Forest, defended by Celerity.</w:t>
+      </w:r>
+    </w:p>
+    <w:p>
+      <w:pPr>
+        <w:pStyle w:val="FirstParagraph"/>
+      </w:pPr>
+      <w:r>
+        <w:rPr>
+          <w:bCs/>
+          <w:b/>
+        </w:rPr>
+        <w:t xml:space="preserve">Criminals and secrets</w:t>
       </w:r>
     </w:p>
     <w:p>
       <w:pPr>
         <w:numPr>
           <w:ilvl w:val="0"/>
-          <w:numId w:val="1020"/>
+          <w:numId w:val="1021"/>
         </w:numPr>
         <w:pStyle w:val="Compact"/>
       </w:pPr>
@@ -21840,6 +22686,107 @@
           <w:bCs/>
           <w:b/>
         </w:rPr>
+        <w:t xml:space="preserve">The Morcain.</w:t>
+      </w:r>
+      <w:r>
+        <w:t xml:space="preserve"> </w:t>
+      </w:r>
+      <w:r>
+        <w:t xml:space="preserve">A global crime syndicate ruled by</w:t>
+      </w:r>
+      <w:r>
+        <w:t xml:space="preserve"> </w:t>
+      </w:r>
+      <w:r>
+        <w:rPr>
+          <w:bCs/>
+          <w:b/>
+        </w:rPr>
+        <w:t xml:space="preserve">the 12</w:t>
+      </w:r>
+      <w:r>
+        <w:t xml:space="preserve">, Hyun Wang among them; employer of Lord Marrow and Steel Hawk, and of anyone else who sells power.</w:t>
+      </w:r>
+    </w:p>
+    <w:p>
+      <w:pPr>
+        <w:numPr>
+          <w:ilvl w:val="0"/>
+          <w:numId w:val="1021"/>
+        </w:numPr>
+        <w:pStyle w:val="Compact"/>
+      </w:pPr>
+      <w:r>
+        <w:rPr>
+          <w:bCs/>
+          <w:b/>
+        </w:rPr>
+        <w:t xml:space="preserve">The White Hand.</w:t>
+      </w:r>
+      <w:r>
+        <w:t xml:space="preserve"> </w:t>
+      </w:r>
+      <w:r>
+        <w:t xml:space="preserve">Autuarch’s Operant army in Argentina, responsible for Chicago 2001.</w:t>
+      </w:r>
+    </w:p>
+    <w:p>
+      <w:pPr>
+        <w:numPr>
+          <w:ilvl w:val="0"/>
+          <w:numId w:val="1021"/>
+        </w:numPr>
+        <w:pStyle w:val="Compact"/>
+      </w:pPr>
+      <w:r>
+        <w:rPr>
+          <w:bCs/>
+          <w:b/>
+        </w:rPr>
+        <w:t xml:space="preserve">The Foundation.</w:t>
+      </w:r>
+      <w:r>
+        <w:t xml:space="preserve"> </w:t>
+      </w:r>
+      <w:r>
+        <w:t xml:space="preserve">The black labs that kidnap people, make Operants and hunt down those who escape. Sergei Grachyov is their troubleshooter. Nobody knows who runs it.</w:t>
+      </w:r>
+    </w:p>
+    <w:p>
+      <w:pPr>
+        <w:numPr>
+          <w:ilvl w:val="0"/>
+          <w:numId w:val="1021"/>
+        </w:numPr>
+        <w:pStyle w:val="Compact"/>
+      </w:pPr>
+      <w:r>
+        <w:rPr>
+          <w:bCs/>
+          <w:b/>
+        </w:rPr>
+        <w:t xml:space="preserve">The Proteus Group.</w:t>
+      </w:r>
+      <w:r>
+        <w:t xml:space="preserve"> </w:t>
+      </w:r>
+      <w:r>
+        <w:t xml:space="preserve">A criminal consortium the EMD tracks but can’t map.</w:t>
+      </w:r>
+    </w:p>
+    <w:p>
+      <w:pPr>
+        <w:numPr>
+          <w:ilvl w:val="0"/>
+          <w:numId w:val="1021"/>
+        </w:numPr>
+        <w:pStyle w:val="Compact"/>
+      </w:pPr>
+      <w:r>
+        <w:rPr>
+          <w:bCs/>
+          <w:b/>
+        </w:rPr>
         <w:t xml:space="preserve">Raster Zero.</w:t>
       </w:r>
       <w:r>
@@ -21863,7 +22810,7 @@
       <w:pPr>
         <w:numPr>
           <w:ilvl w:val="0"/>
-          <w:numId w:val="1020"/>
+          <w:numId w:val="1021"/>
         </w:numPr>
         <w:pStyle w:val="Compact"/>
       </w:pPr>
@@ -21891,8 +22838,8 @@
         <w:t xml:space="preserve">The dark reflection of our world, sending duplicates through the thinning walls.</w:t>
       </w:r>
     </w:p>
-    <w:bookmarkEnd w:id="95"/>
-    <w:bookmarkStart w:id="96" w:name="otherworld-and-shadow-earth"/>
+    <w:bookmarkEnd w:id="97"/>
+    <w:bookmarkStart w:id="98" w:name="otherworld-and-shadow-earth"/>
     <w:p>
       <w:pPr>
         <w:pStyle w:val="Heading1"/>
@@ -22069,8 +23016,8 @@
         <w:t xml:space="preserve">of our own people, who serve as the rulers’ minions. Since 2012 the walls have been thin, and more of them get through every year.</w:t>
       </w:r>
     </w:p>
-    <w:bookmarkEnd w:id="96"/>
-    <w:bookmarkStart w:id="97" w:name="notable-operants"/>
+    <w:bookmarkEnd w:id="98"/>
+    <w:bookmarkStart w:id="99" w:name="notable-operants"/>
     <w:p>
       <w:pPr>
         <w:pStyle w:val="Heading1"/>
@@ -22640,8 +23587,8 @@
         <w:t xml:space="preserve">Once an adjunct professor of comparative folklore in New York, obsessed with a single current of power he believed older than civilization. In a university archive he found untranslated manuscripts in a 19th-century occultist’s papers: a ritual encoded in language itself. He spoke the words aloud, and his mind opened for a few burning moments to the raw currents of Otherworld. It shattered him. He lost his job and his name, and wanders New York’s alleys and subway tunnels muttering. Yet his chalk sigils ward whole stations by accident, his ramblings predict murders and market crashes, pigeons land on his shoulders as if awaiting orders, and children sometimes see a crown of burning letters over his head. He is part prophet, part lunatic, part guardian and part danger.</w:t>
       </w:r>
     </w:p>
-    <w:bookmarkEnd w:id="97"/>
-    <w:bookmarkStart w:id="98" w:name="threats"/>
+    <w:bookmarkEnd w:id="99"/>
+    <w:bookmarkStart w:id="100" w:name="threats"/>
     <w:p>
       <w:pPr>
         <w:pStyle w:val="Heading1"/>
@@ -24879,8 +25826,8 @@
         <w:t xml:space="preserve">For a tougher version, add +1 to its targets and one box, or raise a power one Class; for a weaker one, subtract.</w:t>
       </w:r>
     </w:p>
-    <w:bookmarkEnd w:id="98"/>
-    <w:bookmarkStart w:id="106" w:name="ready-made-characters"/>
+    <w:bookmarkEnd w:id="100"/>
+    <w:bookmarkStart w:id="108" w:name="ready-made-characters"/>
     <w:p>
       <w:pPr>
         <w:pStyle w:val="Heading1"/>
@@ -24897,7 +25844,7 @@
         <w:t xml:space="preserve">Characters ready to play, for one-shots, new players, or a group in a hurry. Each follows the creation rules exactly, and their connections tie them together. In the creator, choose one from the ready-made list to open it and make it your own.</w:t>
       </w:r>
     </w:p>
-    <w:bookmarkStart w:id="99" w:name="rachel-kwan"/>
+    <w:bookmarkStart w:id="101" w:name="rachel-kwan"/>
     <w:p>
       <w:pPr>
         <w:pStyle w:val="Heading2"/>
@@ -24922,254 +25869,6 @@
       </w:r>
       <w:r>
         <w:t xml:space="preserve">Carries a jade seal that holds a guardian spirit, inherited from her grandmother. Her partner vanished on a case Director Humbacht closed personally.</w:t>
-      </w:r>
-    </w:p>
-    <w:p>
-      <w:pPr>
-        <w:numPr>
-          <w:ilvl w:val="0"/>
-          <w:numId w:val="1021"/>
-        </w:numPr>
-        <w:pStyle w:val="Compact"/>
-      </w:pPr>
-      <w:r>
-        <w:rPr>
-          <w:bCs/>
-          <w:b/>
-        </w:rPr>
-        <w:t xml:space="preserve">Attributes:</w:t>
-      </w:r>
-      <w:r>
-        <w:t xml:space="preserve"> </w:t>
-      </w:r>
-      <w:r>
-        <w:t xml:space="preserve">Body 10, Agility 10, Intellect 13, Presence 9, Will 13.</w:t>
-      </w:r>
-      <w:r>
-        <w:t xml:space="preserve"> </w:t>
-      </w:r>
-      <w:r>
-        <w:rPr>
-          <w:bCs/>
-          <w:b/>
-        </w:rPr>
-        <w:t xml:space="preserve">Dodge</w:t>
-      </w:r>
-      <w:r>
-        <w:t xml:space="preserve"> </w:t>
-      </w:r>
-      <w:r>
-        <w:t xml:space="preserve">9.</w:t>
-      </w:r>
-    </w:p>
-    <w:p>
-      <w:pPr>
-        <w:numPr>
-          <w:ilvl w:val="0"/>
-          <w:numId w:val="1021"/>
-        </w:numPr>
-        <w:pStyle w:val="Compact"/>
-      </w:pPr>
-      <w:r>
-        <w:rPr>
-          <w:bCs/>
-          <w:b/>
-        </w:rPr>
-        <w:t xml:space="preserve">Skills:</w:t>
-      </w:r>
-      <w:r>
-        <w:t xml:space="preserve"> </w:t>
-      </w:r>
-      <w:r>
-        <w:t xml:space="preserve">Investigation 16 (Specialty). Trained: Computers 14, Law 14, Occult 14, Powers 14, Read People 14, Athletics 11, Brawling 11, Firearms 11, Persuasion 10.</w:t>
-      </w:r>
-    </w:p>
-    <w:p>
-      <w:pPr>
-        <w:numPr>
-          <w:ilvl w:val="0"/>
-          <w:numId w:val="1021"/>
-        </w:numPr>
-        <w:pStyle w:val="Compact"/>
-      </w:pPr>
-      <w:r>
-        <w:rPr>
-          <w:bCs/>
-          <w:b/>
-        </w:rPr>
-        <w:t xml:space="preserve">Edges:</w:t>
-      </w:r>
-      <w:r>
-        <w:t xml:space="preserve"> </w:t>
-      </w:r>
-      <w:r>
-        <w:t xml:space="preserve">Extra Spark.</w:t>
-      </w:r>
-    </w:p>
-    <w:p>
-      <w:pPr>
-        <w:numPr>
-          <w:ilvl w:val="0"/>
-          <w:numId w:val="1021"/>
-        </w:numPr>
-        <w:pStyle w:val="Compact"/>
-      </w:pPr>
-      <w:r>
-        <w:rPr>
-          <w:bCs/>
-          <w:b/>
-        </w:rPr>
-        <w:t xml:space="preserve">Advantage:</w:t>
-      </w:r>
-      <w:r>
-        <w:t xml:space="preserve"> </w:t>
-      </w:r>
-      <w:r>
-        <w:t xml:space="preserve">The Voice Within (origin; companion: Two Minds).</w:t>
-      </w:r>
-      <w:r>
-        <w:t xml:space="preserve"> </w:t>
-      </w:r>
-      <w:r>
-        <w:rPr>
-          <w:bCs/>
-          <w:b/>
-        </w:rPr>
-        <w:t xml:space="preserve">Complication:</w:t>
-      </w:r>
-      <w:r>
-        <w:t xml:space="preserve"> </w:t>
-      </w:r>
-      <w:r>
-        <w:t xml:space="preserve">Can’t Leave It Alone; trigger: a file that shouldn’t exist.</w:t>
-      </w:r>
-    </w:p>
-    <w:p>
-      <w:pPr>
-        <w:numPr>
-          <w:ilvl w:val="0"/>
-          <w:numId w:val="1021"/>
-        </w:numPr>
-        <w:pStyle w:val="Compact"/>
-      </w:pPr>
-      <w:r>
-        <w:rPr>
-          <w:bCs/>
-          <w:b/>
-        </w:rPr>
-        <w:t xml:space="preserve">Powers:</w:t>
-      </w:r>
-      <w:r>
-        <w:t xml:space="preserve"> </w:t>
-      </w:r>
-      <w:r>
-        <w:t xml:space="preserve">Force Field II, Mystic Sight I, Telepathy I.</w:t>
-      </w:r>
-    </w:p>
-    <w:p>
-      <w:pPr>
-        <w:numPr>
-          <w:ilvl w:val="0"/>
-          <w:numId w:val="1021"/>
-        </w:numPr>
-        <w:pStyle w:val="Compact"/>
-      </w:pPr>
-      <w:r>
-        <w:rPr>
-          <w:bCs/>
-          <w:b/>
-        </w:rPr>
-        <w:t xml:space="preserve">Legal status:</w:t>
-      </w:r>
-      <w:r>
-        <w:t xml:space="preserve"> </w:t>
-      </w:r>
-      <w:r>
-        <w:t xml:space="preserve">Full Agent.</w:t>
-      </w:r>
-    </w:p>
-    <w:p>
-      <w:pPr>
-        <w:numPr>
-          <w:ilvl w:val="0"/>
-          <w:numId w:val="1021"/>
-        </w:numPr>
-        <w:pStyle w:val="Compact"/>
-      </w:pPr>
-      <w:r>
-        <w:rPr>
-          <w:bCs/>
-          <w:b/>
-        </w:rPr>
-        <w:t xml:space="preserve">Why I do this:</w:t>
-      </w:r>
-      <w:r>
-        <w:t xml:space="preserve"> </w:t>
-      </w:r>
-      <w:r>
-        <w:t xml:space="preserve">The law should mean something, for Operants and everyone else.</w:t>
-      </w:r>
-      <w:r>
-        <w:t xml:space="preserve"> </w:t>
-      </w:r>
-      <w:r>
-        <w:rPr>
-          <w:bCs/>
-          <w:b/>
-        </w:rPr>
-        <w:t xml:space="preserve">Connection:</w:t>
-      </w:r>
-      <w:r>
-        <w:t xml:space="preserve"> </w:t>
-      </w:r>
-      <w:r>
-        <w:t xml:space="preserve">Jess Calloway is the only reporter who asked about her missing partner. Kwan hasn’t decided whether to trust her.</w:t>
-      </w:r>
-    </w:p>
-    <w:bookmarkEnd w:id="99"/>
-    <w:bookmarkStart w:id="100" w:name="luis-bulldog-ortega"/>
-    <w:p>
-      <w:pPr>
-        <w:pStyle w:val="Heading2"/>
-      </w:pPr>
-      <w:r>
-        <w:t xml:space="preserve">Luis</w:t>
-      </w:r>
-      <w:r>
-        <w:t xml:space="preserve"> </w:t>
-      </w:r>
-      <w:r>
-        <w:t xml:space="preserve">“</w:t>
-      </w:r>
-      <w:r>
-        <w:t xml:space="preserve">Bulldog</w:t>
-      </w:r>
-      <w:r>
-        <w:t xml:space="preserve">”</w:t>
-      </w:r>
-      <w:r>
-        <w:t xml:space="preserve"> </w:t>
-      </w:r>
-      <w:r>
-        <w:t xml:space="preserve">Ortega</w:t>
-      </w:r>
-    </w:p>
-    <w:p>
-      <w:pPr>
-        <w:pStyle w:val="FirstParagraph"/>
-      </w:pPr>
-      <w:r>
-        <w:rPr>
-          <w:iCs/>
-          <w:i/>
-        </w:rPr>
-        <w:t xml:space="preserve">Aegis pilot, Chicago wing, Aegis Pilot. Non-Operant (tier 0); Specialist.</w:t>
-      </w:r>
-      <w:r>
-        <w:t xml:space="preserve"> </w:t>
-      </w:r>
-      <w:r>
-        <w:t xml:space="preserve">Twelve years in the suit, three of them in Iraq. The AS-6’s new firmware came from a contractor nobody can trace, and lately the suit hesitates when he doesn’t.</w:t>
       </w:r>
     </w:p>
     <w:p>
@@ -25191,7 +25890,7 @@
         <w:t xml:space="preserve"> </w:t>
       </w:r>
       <w:r>
-        <w:t xml:space="preserve">Body 12, Agility 13, Intellect 11, Presence 10, Will 10.</w:t>
+        <w:t xml:space="preserve">Body 10, Agility 10, Intellect 13, Presence 9, Will 13.</w:t>
       </w:r>
       <w:r>
         <w:t xml:space="preserve"> </w:t>
@@ -25207,7 +25906,7 @@
         <w:t xml:space="preserve"> </w:t>
       </w:r>
       <w:r>
-        <w:t xml:space="preserve">12.</w:t>
+        <w:t xml:space="preserve">9.</w:t>
       </w:r>
     </w:p>
     <w:p>
@@ -25229,7 +25928,7 @@
         <w:t xml:space="preserve"> </w:t>
       </w:r>
       <w:r>
-        <w:t xml:space="preserve">Piloting 18 (Expert). Trained: Firearms 14, Athletics 13, Brawling 13, Computers 12, Engineering 12, Law 12, Leadership 11, Read People 11.</w:t>
+        <w:t xml:space="preserve">Investigation 16 (Specialty). Trained: Computers 14, Law 14, Occult 14, Powers 14, Read People 14, Athletics 11, Brawling 11, Firearms 11, Persuasion 10.</w:t>
       </w:r>
     </w:p>
     <w:p>
@@ -25251,7 +25950,7 @@
         <w:t xml:space="preserve"> </w:t>
       </w:r>
       <w:r>
-        <w:t xml:space="preserve">+1 attribute point, Extra Trained skill, A friend; a friend: a DIRE engineer who still owes him for Basra.</w:t>
+        <w:t xml:space="preserve">Extra Spark.</w:t>
       </w:r>
     </w:p>
     <w:p>
@@ -25273,7 +25972,7 @@
         <w:t xml:space="preserve"> </w:t>
       </w:r>
       <w:r>
-        <w:t xml:space="preserve">Nerves of Steel (origin; companion: Ordinary Body).</w:t>
+        <w:t xml:space="preserve">The Voice Within (origin; companion: Two Minds).</w:t>
       </w:r>
       <w:r>
         <w:t xml:space="preserve"> </w:t>
@@ -25289,7 +25988,7 @@
         <w:t xml:space="preserve"> </w:t>
       </w:r>
       <w:r>
-        <w:t xml:space="preserve">Orders; trigger: orders to stand down.</w:t>
+        <w:t xml:space="preserve">Can’t Leave It Alone; trigger: a file that shouldn’t exist.</w:t>
       </w:r>
     </w:p>
     <w:p>
@@ -25305,13 +26004,13 @@
           <w:bCs/>
           <w:b/>
         </w:rPr>
-        <w:t xml:space="preserve">Legal status:</w:t>
-      </w:r>
-      <w:r>
-        <w:t xml:space="preserve"> </w:t>
-      </w:r>
-      <w:r>
-        <w:t xml:space="preserve">Full Agent.</w:t>
+        <w:t xml:space="preserve">Powers:</w:t>
+      </w:r>
+      <w:r>
+        <w:t xml:space="preserve"> </w:t>
+      </w:r>
+      <w:r>
+        <w:t xml:space="preserve">Force Field II, Mystic Sight I, Telepathy I.</w:t>
       </w:r>
     </w:p>
     <w:p>
@@ -25327,13 +26026,35 @@
           <w:bCs/>
           <w:b/>
         </w:rPr>
+        <w:t xml:space="preserve">Legal status:</w:t>
+      </w:r>
+      <w:r>
+        <w:t xml:space="preserve"> </w:t>
+      </w:r>
+      <w:r>
+        <w:t xml:space="preserve">Full Agent.</w:t>
+      </w:r>
+    </w:p>
+    <w:p>
+      <w:pPr>
+        <w:numPr>
+          <w:ilvl w:val="0"/>
+          <w:numId w:val="1022"/>
+        </w:numPr>
+        <w:pStyle w:val="Compact"/>
+      </w:pPr>
+      <w:r>
+        <w:rPr>
+          <w:bCs/>
+          <w:b/>
+        </w:rPr>
         <w:t xml:space="preserve">Why I do this:</w:t>
       </w:r>
       <w:r>
         <w:t xml:space="preserve"> </w:t>
       </w:r>
       <w:r>
-        <w:t xml:space="preserve">Someone has to stand between ordinary people and what’s out there.</w:t>
+        <w:t xml:space="preserve">The law should mean something, for Operants and everyone else.</w:t>
       </w:r>
       <w:r>
         <w:t xml:space="preserve"> </w:t>
@@ -25349,17 +26070,35 @@
         <w:t xml:space="preserve"> </w:t>
       </w:r>
       <w:r>
-        <w:t xml:space="preserve">He flew cover for Rachel Kwan the night her partner vanished, and saw something he never put in the report.</w:t>
-      </w:r>
-    </w:p>
-    <w:bookmarkEnd w:id="100"/>
-    <w:bookmarkStart w:id="101" w:name="naomi-price"/>
+        <w:t xml:space="preserve">Jess Calloway is the only reporter who asked about her missing partner. Kwan hasn’t decided whether to trust her.</w:t>
+      </w:r>
+    </w:p>
+    <w:bookmarkEnd w:id="101"/>
+    <w:bookmarkStart w:id="102" w:name="luis-bulldog-ortega"/>
     <w:p>
       <w:pPr>
         <w:pStyle w:val="Heading2"/>
       </w:pPr>
       <w:r>
-        <w:t xml:space="preserve">Naomi Price</w:t>
+        <w:t xml:space="preserve">Luis</w:t>
+      </w:r>
+      <w:r>
+        <w:t xml:space="preserve"> </w:t>
+      </w:r>
+      <w:r>
+        <w:t xml:space="preserve">“</w:t>
+      </w:r>
+      <w:r>
+        <w:t xml:space="preserve">Bulldog</w:t>
+      </w:r>
+      <w:r>
+        <w:t xml:space="preserve">”</w:t>
+      </w:r>
+      <w:r>
+        <w:t xml:space="preserve"> </w:t>
+      </w:r>
+      <w:r>
+        <w:t xml:space="preserve">Ortega</w:t>
       </w:r>
     </w:p>
     <w:p>
@@ -25371,13 +26110,13 @@
           <w:iCs/>
           <w:i/>
         </w:rPr>
-        <w:t xml:space="preserve">Daybreak, New Power Legion, Public Hero. Ambrosia (tier 3).</w:t>
-      </w:r>
-      <w:r>
-        <w:t xml:space="preserve"> </w:t>
-      </w:r>
-      <w:r>
-        <w:t xml:space="preserve">The Legion’s rising star, dosed with Ambrosia in a sponsor’s clinic at nineteen. Her sponsor owns her image, her schedule and, she’s starting to suspect, her secrets.</w:t>
+        <w:t xml:space="preserve">Aegis pilot, Chicago wing, Aegis Pilot. Non-Operant (tier 0); Specialist.</w:t>
+      </w:r>
+      <w:r>
+        <w:t xml:space="preserve"> </w:t>
+      </w:r>
+      <w:r>
+        <w:t xml:space="preserve">Twelve years in the suit, three of them in Iraq. The AS-6’s new firmware came from a contractor nobody can trace, and lately the suit hesitates when he doesn’t.</w:t>
       </w:r>
     </w:p>
     <w:p>
@@ -25399,7 +26138,7 @@
         <w:t xml:space="preserve"> </w:t>
       </w:r>
       <w:r>
-        <w:t xml:space="preserve">Body 13, Agility 9, Intellect 9, Presence 14, Will 10.</w:t>
+        <w:t xml:space="preserve">Body 12, Agility 13, Intellect 11, Presence 10, Will 10.</w:t>
       </w:r>
       <w:r>
         <w:t xml:space="preserve"> </w:t>
@@ -25415,7 +26154,7 @@
         <w:t xml:space="preserve"> </w:t>
       </w:r>
       <w:r>
-        <w:t xml:space="preserve">8.</w:t>
+        <w:t xml:space="preserve">12.</w:t>
       </w:r>
     </w:p>
     <w:p>
@@ -25437,7 +26176,7 @@
         <w:t xml:space="preserve"> </w:t>
       </w:r>
       <w:r>
-        <w:t xml:space="preserve">Media 17 (Specialty). Trained: Deception 15, Leadership 15, Persuasion 15, Athletics 14, Brawling 14, Powers 11, Read People 11, Law 10, Piloting 10.</w:t>
+        <w:t xml:space="preserve">Piloting 18 (Expert). Trained: Firearms 14, Athletics 13, Brawling 13, Computers 12, Engineering 12, Law 12, Leadership 11, Read People 11.</w:t>
       </w:r>
     </w:p>
     <w:p>
@@ -25453,29 +26192,13 @@
           <w:bCs/>
           <w:b/>
         </w:rPr>
-        <w:t xml:space="preserve">Advantage:</w:t>
-      </w:r>
-      <w:r>
-        <w:t xml:space="preserve"> </w:t>
-      </w:r>
-      <w:r>
-        <w:t xml:space="preserve">Golden Ideal (origin; companion: The Anger).</w:t>
-      </w:r>
-      <w:r>
-        <w:t xml:space="preserve"> </w:t>
-      </w:r>
-      <w:r>
-        <w:rPr>
-          <w:bCs/>
-          <w:b/>
-        </w:rPr>
-        <w:t xml:space="preserve">Complication:</w:t>
-      </w:r>
-      <w:r>
-        <w:t xml:space="preserve"> </w:t>
-      </w:r>
-      <w:r>
-        <w:t xml:space="preserve">Media Darling; trigger: a crowd with phones out.</w:t>
+        <w:t xml:space="preserve">Edges:</w:t>
+      </w:r>
+      <w:r>
+        <w:t xml:space="preserve"> </w:t>
+      </w:r>
+      <w:r>
+        <w:t xml:space="preserve">+1 attribute point, Extra Trained skill, A friend; a friend: a DIRE engineer who still owes him for Basra.</w:t>
       </w:r>
     </w:p>
     <w:p>
@@ -25491,13 +26214,29 @@
           <w:bCs/>
           <w:b/>
         </w:rPr>
-        <w:t xml:space="preserve">Powers:</w:t>
-      </w:r>
-      <w:r>
-        <w:t xml:space="preserve"> </w:t>
-      </w:r>
-      <w:r>
-        <w:t xml:space="preserve">Strength III, Flight II, Toughness I.</w:t>
+        <w:t xml:space="preserve">Advantage:</w:t>
+      </w:r>
+      <w:r>
+        <w:t xml:space="preserve"> </w:t>
+      </w:r>
+      <w:r>
+        <w:t xml:space="preserve">Nerves of Steel (origin; companion: Ordinary Body).</w:t>
+      </w:r>
+      <w:r>
+        <w:t xml:space="preserve"> </w:t>
+      </w:r>
+      <w:r>
+        <w:rPr>
+          <w:bCs/>
+          <w:b/>
+        </w:rPr>
+        <w:t xml:space="preserve">Complication:</w:t>
+      </w:r>
+      <w:r>
+        <w:t xml:space="preserve"> </w:t>
+      </w:r>
+      <w:r>
+        <w:t xml:space="preserve">Orders; trigger: orders to stand down.</w:t>
       </w:r>
     </w:p>
     <w:p>
@@ -25519,7 +26258,7 @@
         <w:t xml:space="preserve"> </w:t>
       </w:r>
       <w:r>
-        <w:t xml:space="preserve">Registered.</w:t>
+        <w:t xml:space="preserve">Full Agent.</w:t>
       </w:r>
     </w:p>
     <w:p>
@@ -25541,7 +26280,7 @@
         <w:t xml:space="preserve"> </w:t>
       </w:r>
       <w:r>
-        <w:t xml:space="preserve">The cameras love an Operant, and I love the cameras.</w:t>
+        <w:t xml:space="preserve">Someone has to stand between ordinary people and what’s out there.</w:t>
       </w:r>
       <w:r>
         <w:t xml:space="preserve"> </w:t>
@@ -25557,17 +26296,17 @@
         <w:t xml:space="preserve"> </w:t>
       </w:r>
       <w:r>
-        <w:t xml:space="preserve">Static saved her from a Foundation snatch team on live TV, and vanished before the cameras turned.</w:t>
-      </w:r>
-    </w:p>
-    <w:bookmarkEnd w:id="101"/>
-    <w:bookmarkStart w:id="102" w:name="dr.-tobias-wren"/>
+        <w:t xml:space="preserve">He flew cover for Rachel Kwan the night her partner vanished, and saw something he never put in the report.</w:t>
+      </w:r>
+    </w:p>
+    <w:bookmarkEnd w:id="102"/>
+    <w:bookmarkStart w:id="103" w:name="naomi-price"/>
     <w:p>
       <w:pPr>
         <w:pStyle w:val="Heading2"/>
       </w:pPr>
       <w:r>
-        <w:t xml:space="preserve">Dr. Tobias Wren</w:t>
+        <w:t xml:space="preserve">Naomi Price</w:t>
       </w:r>
     </w:p>
     <w:p>
@@ -25579,13 +26318,13 @@
           <w:iCs/>
           <w:i/>
         </w:rPr>
-        <w:t xml:space="preserve">Professor of comparative religion; Earth Warden, Occultist. Adept (tier 1); Specialist.</w:t>
-      </w:r>
-      <w:r>
-        <w:t xml:space="preserve"> </w:t>
-      </w:r>
-      <w:r>
-        <w:t xml:space="preserve">A collector of forbidden books who once traded a year of his life to something in Avalon for a translation. The year is coming due.</w:t>
+        <w:t xml:space="preserve">Daybreak, New Power Legion, Public Hero. Ambrosia (tier 3).</w:t>
+      </w:r>
+      <w:r>
+        <w:t xml:space="preserve"> </w:t>
+      </w:r>
+      <w:r>
+        <w:t xml:space="preserve">The Legion’s rising star, dosed with Ambrosia in a sponsor’s clinic at nineteen. Her sponsor owns her image, her schedule and, she’s starting to suspect, her secrets.</w:t>
       </w:r>
     </w:p>
     <w:p>
@@ -25607,7 +26346,7 @@
         <w:t xml:space="preserve"> </w:t>
       </w:r>
       <w:r>
-        <w:t xml:space="preserve">Body 9, Agility 10, Intellect 14, Presence 10, Will 13.</w:t>
+        <w:t xml:space="preserve">Body 13, Agility 9, Intellect 9, Presence 14, Will 10.</w:t>
       </w:r>
       <w:r>
         <w:t xml:space="preserve"> </w:t>
@@ -25645,7 +26384,7 @@
         <w:t xml:space="preserve"> </w:t>
       </w:r>
       <w:r>
-        <w:t xml:space="preserve">Powers 18 (Expert). Trained: Investigation 15, Law 15, Medicine 15, Occult 15, Science 15, Read People 14, Persuasion 11.</w:t>
+        <w:t xml:space="preserve">Media 17 (Specialty). Trained: Deception 15, Leadership 15, Persuasion 15, Athletics 14, Brawling 14, Powers 11, Read People 11, Law 10, Piloting 10.</w:t>
       </w:r>
     </w:p>
     <w:p>
@@ -25661,13 +26400,29 @@
           <w:bCs/>
           <w:b/>
         </w:rPr>
-        <w:t xml:space="preserve">Edges:</w:t>
-      </w:r>
-      <w:r>
-        <w:t xml:space="preserve"> </w:t>
-      </w:r>
-      <w:r>
-        <w:t xml:space="preserve">+1 attribute point, A fine weapon or tool; a fine tool: the Lammas Grimoire, annotated in four hands (+2 Occult).</w:t>
+        <w:t xml:space="preserve">Advantage:</w:t>
+      </w:r>
+      <w:r>
+        <w:t xml:space="preserve"> </w:t>
+      </w:r>
+      <w:r>
+        <w:t xml:space="preserve">Golden Ideal (origin; companion: The Anger).</w:t>
+      </w:r>
+      <w:r>
+        <w:t xml:space="preserve"> </w:t>
+      </w:r>
+      <w:r>
+        <w:rPr>
+          <w:bCs/>
+          <w:b/>
+        </w:rPr>
+        <w:t xml:space="preserve">Complication:</w:t>
+      </w:r>
+      <w:r>
+        <w:t xml:space="preserve"> </w:t>
+      </w:r>
+      <w:r>
+        <w:t xml:space="preserve">Media Darling; trigger: a crowd with phones out.</w:t>
       </w:r>
     </w:p>
     <w:p>
@@ -25683,29 +26438,13 @@
           <w:bCs/>
           <w:b/>
         </w:rPr>
-        <w:t xml:space="preserve">Advantage:</w:t>
-      </w:r>
-      <w:r>
-        <w:t xml:space="preserve"> </w:t>
-      </w:r>
-      <w:r>
-        <w:t xml:space="preserve">Ritualist (origin; companion: Obsessed).</w:t>
-      </w:r>
-      <w:r>
-        <w:t xml:space="preserve"> </w:t>
-      </w:r>
-      <w:r>
-        <w:rPr>
-          <w:bCs/>
-          <w:b/>
-        </w:rPr>
-        <w:t xml:space="preserve">Complication:</w:t>
-      </w:r>
-      <w:r>
-        <w:t xml:space="preserve"> </w:t>
-      </w:r>
-      <w:r>
-        <w:t xml:space="preserve">Haunted; trigger: your bond demands something.</w:t>
+        <w:t xml:space="preserve">Powers:</w:t>
+      </w:r>
+      <w:r>
+        <w:t xml:space="preserve"> </w:t>
+      </w:r>
+      <w:r>
+        <w:t xml:space="preserve">Strength III, Flight II, Toughness I.</w:t>
       </w:r>
     </w:p>
     <w:p>
@@ -25721,13 +26460,13 @@
           <w:bCs/>
           <w:b/>
         </w:rPr>
-        <w:t xml:space="preserve">Powers:</w:t>
-      </w:r>
-      <w:r>
-        <w:t xml:space="preserve"> </w:t>
-      </w:r>
-      <w:r>
-        <w:t xml:space="preserve">Warding II, Mystic Sight I.</w:t>
+        <w:t xml:space="preserve">Legal status:</w:t>
+      </w:r>
+      <w:r>
+        <w:t xml:space="preserve"> </w:t>
+      </w:r>
+      <w:r>
+        <w:t xml:space="preserve">Registered.</w:t>
       </w:r>
     </w:p>
     <w:p>
@@ -25743,35 +26482,13 @@
           <w:bCs/>
           <w:b/>
         </w:rPr>
-        <w:t xml:space="preserve">Legal status:</w:t>
-      </w:r>
-      <w:r>
-        <w:t xml:space="preserve"> </w:t>
-      </w:r>
-      <w:r>
-        <w:t xml:space="preserve">Registered.</w:t>
-      </w:r>
-    </w:p>
-    <w:p>
-      <w:pPr>
-        <w:numPr>
-          <w:ilvl w:val="0"/>
-          <w:numId w:val="1024"/>
-        </w:numPr>
-        <w:pStyle w:val="Compact"/>
-      </w:pPr>
-      <w:r>
-        <w:rPr>
-          <w:bCs/>
-          <w:b/>
-        </w:rPr>
         <w:t xml:space="preserve">Why I do this:</w:t>
       </w:r>
       <w:r>
         <w:t xml:space="preserve"> </w:t>
       </w:r>
       <w:r>
-        <w:t xml:space="preserve">Someone has to stand between ordinary people and what’s out there.</w:t>
+        <w:t xml:space="preserve">The cameras love an Operant, and I love the cameras.</w:t>
       </w:r>
       <w:r>
         <w:t xml:space="preserve"> </w:t>
@@ -25787,17 +26504,17 @@
         <w:t xml:space="preserve"> </w:t>
       </w:r>
       <w:r>
-        <w:t xml:space="preserve">He taught Maeve Ashgrove’s handler, and was the one who recognized what Maeve really is.</w:t>
-      </w:r>
-    </w:p>
-    <w:bookmarkEnd w:id="102"/>
-    <w:bookmarkStart w:id="103" w:name="jess-calloway"/>
+        <w:t xml:space="preserve">Static saved her from a Foundation snatch team on live TV, and vanished before the cameras turned.</w:t>
+      </w:r>
+    </w:p>
+    <w:bookmarkEnd w:id="103"/>
+    <w:bookmarkStart w:id="104" w:name="dr.-tobias-wren"/>
     <w:p>
       <w:pPr>
         <w:pStyle w:val="Heading2"/>
       </w:pPr>
       <w:r>
-        <w:t xml:space="preserve">Jess Calloway</w:t>
+        <w:t xml:space="preserve">Dr. Tobias Wren</w:t>
       </w:r>
     </w:p>
     <w:p>
@@ -25809,13 +26526,13 @@
           <w:iCs/>
           <w:i/>
         </w:rPr>
-        <w:t xml:space="preserve">Freelance investigative reporter, Journalist. Touched (tier 2).</w:t>
-      </w:r>
-      <w:r>
-        <w:t xml:space="preserve"> </w:t>
-      </w:r>
-      <w:r>
-        <w:t xml:space="preserve">Touched a Raster Zero file in 2024 and saw the room it came from. Nobody knows she’s an Operant; she’s been pulling the thread ever since.</w:t>
+        <w:t xml:space="preserve">Professor of comparative religion; Earth Warden, Occultist. Adept (tier 1); Specialist.</w:t>
+      </w:r>
+      <w:r>
+        <w:t xml:space="preserve"> </w:t>
+      </w:r>
+      <w:r>
+        <w:t xml:space="preserve">A collector of forbidden books who once traded a year of his life to something in Avalon for a translation. The year is coming due.</w:t>
       </w:r>
     </w:p>
     <w:p>
@@ -25837,7 +26554,7 @@
         <w:t xml:space="preserve"> </w:t>
       </w:r>
       <w:r>
-        <w:t xml:space="preserve">Body 10, Agility 11, Intellect 11, Presence 12, Will 12.</w:t>
+        <w:t xml:space="preserve">Body 9, Agility 10, Intellect 14, Presence 10, Will 13.</w:t>
       </w:r>
       <w:r>
         <w:t xml:space="preserve"> </w:t>
@@ -25853,7 +26570,7 @@
         <w:t xml:space="preserve"> </w:t>
       </w:r>
       <w:r>
-        <w:t xml:space="preserve">9.</w:t>
+        <w:t xml:space="preserve">8.</w:t>
       </w:r>
     </w:p>
     <w:p>
@@ -25875,7 +26592,7 @@
         <w:t xml:space="preserve"> </w:t>
       </w:r>
       <w:r>
-        <w:t xml:space="preserve">Investigation 14 (Specialty). Trained: Deception 13, Media 13, Persuasion 13, Powers 13, Read People 13, Streetwise 13, Computers 12, Law 12, Stealth 12.</w:t>
+        <w:t xml:space="preserve">Powers 18 (Expert). Trained: Investigation 15, Law 15, Medicine 15, Occult 15, Science 15, Read People 14, Persuasion 11.</w:t>
       </w:r>
     </w:p>
     <w:p>
@@ -25897,7 +26614,7 @@
         <w:t xml:space="preserve"> </w:t>
       </w:r>
       <w:r>
-        <w:t xml:space="preserve">+1 attribute point.</w:t>
+        <w:t xml:space="preserve">+1 attribute point, A fine weapon or tool; a fine tool: the Lammas Grimoire, annotated in four hands (+2 Occult).</w:t>
       </w:r>
     </w:p>
     <w:p>
@@ -25919,7 +26636,7 @@
         <w:t xml:space="preserve"> </w:t>
       </w:r>
       <w:r>
-        <w:t xml:space="preserve">The Glimpse (origin; companion: Cracked).</w:t>
+        <w:t xml:space="preserve">Ritualist (origin; companion: Obsessed).</w:t>
       </w:r>
       <w:r>
         <w:t xml:space="preserve"> </w:t>
@@ -25935,7 +26652,7 @@
         <w:t xml:space="preserve"> </w:t>
       </w:r>
       <w:r>
-        <w:t xml:space="preserve">Secret Identity; trigger: someone close asks where you were.</w:t>
+        <w:t xml:space="preserve">Haunted; trigger: your bond demands something.</w:t>
       </w:r>
     </w:p>
     <w:p>
@@ -25957,7 +26674,7 @@
         <w:t xml:space="preserve"> </w:t>
       </w:r>
       <w:r>
-        <w:t xml:space="preserve">Psychometry II, Precognition I, Empathy I.</w:t>
+        <w:t xml:space="preserve">Warding II, Mystic Sight I.</w:t>
       </w:r>
     </w:p>
     <w:p>
@@ -25979,7 +26696,7 @@
         <w:t xml:space="preserve"> </w:t>
       </w:r>
       <w:r>
-        <w:t xml:space="preserve">Non-registered.</w:t>
+        <w:t xml:space="preserve">Registered.</w:t>
       </w:r>
     </w:p>
     <w:p>
@@ -26001,7 +26718,7 @@
         <w:t xml:space="preserve"> </w:t>
       </w:r>
       <w:r>
-        <w:t xml:space="preserve">There’s a story nobody’s telling. I’m going to tell it.</w:t>
+        <w:t xml:space="preserve">Someone has to stand between ordinary people and what’s out there.</w:t>
       </w:r>
       <w:r>
         <w:t xml:space="preserve"> </w:t>
@@ -26017,17 +26734,17 @@
         <w:t xml:space="preserve"> </w:t>
       </w:r>
       <w:r>
-        <w:t xml:space="preserve">Rachel Kwan’s missing partner was her source. She hasn’t told Kwan yet.</w:t>
-      </w:r>
-    </w:p>
-    <w:bookmarkEnd w:id="103"/>
-    <w:bookmarkStart w:id="104" w:name="subject-19"/>
+        <w:t xml:space="preserve">He taught Maeve Ashgrove’s handler, and was the one who recognized what Maeve really is.</w:t>
+      </w:r>
+    </w:p>
+    <w:bookmarkEnd w:id="104"/>
+    <w:bookmarkStart w:id="105" w:name="jess-calloway"/>
     <w:p>
       <w:pPr>
         <w:pStyle w:val="Heading2"/>
       </w:pPr>
       <w:r>
-        <w:t xml:space="preserve">Subject 19</w:t>
+        <w:t xml:space="preserve">Jess Calloway</w:t>
       </w:r>
     </w:p>
     <w:p>
@@ -26039,34 +26756,13 @@
           <w:iCs/>
           <w:i/>
         </w:rPr>
-        <w:t xml:space="preserve">“</w:t>
-      </w:r>
-      <w:r>
-        <w:rPr>
-          <w:iCs/>
-          <w:i/>
-        </w:rPr>
-        <w:t xml:space="preserve">Static</w:t>
-      </w:r>
-      <w:r>
-        <w:rPr>
-          <w:iCs/>
-          <w:i/>
-        </w:rPr>
-        <w:t xml:space="preserve">”</w:t>
-      </w:r>
-      <w:r>
-        <w:rPr>
-          <w:iCs/>
-          <w:i/>
-        </w:rPr>
-        <w:t xml:space="preserve">, escaped Foundation subject, Fugitive. Lab-made (tier 2).</w:t>
-      </w:r>
-      <w:r>
-        <w:t xml:space="preserve"> </w:t>
-      </w:r>
-      <w:r>
-        <w:t xml:space="preserve">Escaped a Foundation black lab a year ago with electric powers, no memory of a name, and a number tattooed on one wrist. Grachyov’s retrieval team is still looking.</w:t>
+        <w:t xml:space="preserve">Freelance investigative reporter, Journalist. Touched (tier 2).</w:t>
+      </w:r>
+      <w:r>
+        <w:t xml:space="preserve"> </w:t>
+      </w:r>
+      <w:r>
+        <w:t xml:space="preserve">Touched a Raster Zero file in 2024 and saw the room it came from. Nobody knows she’s an Operant; she’s been pulling the thread ever since.</w:t>
       </w:r>
     </w:p>
     <w:p>
@@ -26088,7 +26784,7 @@
         <w:t xml:space="preserve"> </w:t>
       </w:r>
       <w:r>
-        <w:t xml:space="preserve">Body 12, Agility 13, Intellect 11, Presence 9, Will 10.</w:t>
+        <w:t xml:space="preserve">Body 10, Agility 11, Intellect 11, Presence 12, Will 12.</w:t>
       </w:r>
       <w:r>
         <w:t xml:space="preserve"> </w:t>
@@ -26104,7 +26800,7 @@
         <w:t xml:space="preserve"> </w:t>
       </w:r>
       <w:r>
-        <w:t xml:space="preserve">12.</w:t>
+        <w:t xml:space="preserve">9.</w:t>
       </w:r>
     </w:p>
     <w:p>
@@ -26126,7 +26822,7 @@
         <w:t xml:space="preserve"> </w:t>
       </w:r>
       <w:r>
-        <w:t xml:space="preserve">Powers 13 (Specialty). Trained: Piloting 14, Stealth 14, Athletics 13, Brawling 13, Computers 12, Engineering 12, Read People 11, Deception 10, Streetwise 10.</w:t>
+        <w:t xml:space="preserve">Investigation 14 (Specialty). Trained: Deception 13, Media 13, Persuasion 13, Powers 13, Read People 13, Streetwise 13, Computers 12, Law 12, Stealth 12.</w:t>
       </w:r>
     </w:p>
     <w:p>
@@ -26148,7 +26844,7 @@
         <w:t xml:space="preserve"> </w:t>
       </w:r>
       <w:r>
-        <w:t xml:space="preserve">Extra Spark.</w:t>
+        <w:t xml:space="preserve">+1 attribute point.</w:t>
       </w:r>
     </w:p>
     <w:p>
@@ -26170,7 +26866,7 @@
         <w:t xml:space="preserve"> </w:t>
       </w:r>
       <w:r>
-        <w:t xml:space="preserve">Lab Instincts (origin; companion: Test Subject).</w:t>
+        <w:t xml:space="preserve">The Glimpse (origin; companion: Cracked).</w:t>
       </w:r>
       <w:r>
         <w:t xml:space="preserve"> </w:t>
@@ -26186,7 +26882,7 @@
         <w:t xml:space="preserve"> </w:t>
       </w:r>
       <w:r>
-        <w:t xml:space="preserve">Hunted by a Lab; trigger: a van with no plates outside.</w:t>
+        <w:t xml:space="preserve">Secret Identity; trigger: someone close asks where you were.</w:t>
       </w:r>
     </w:p>
     <w:p>
@@ -26208,7 +26904,7 @@
         <w:t xml:space="preserve"> </w:t>
       </w:r>
       <w:r>
-        <w:t xml:space="preserve">Blast II, Speed I, Technopathy I.</w:t>
+        <w:t xml:space="preserve">Psychometry II, Precognition I, Empathy I.</w:t>
       </w:r>
     </w:p>
     <w:p>
@@ -26252,7 +26948,7 @@
         <w:t xml:space="preserve"> </w:t>
       </w:r>
       <w:r>
-        <w:t xml:space="preserve">No lab, no registry and no government owns me.</w:t>
+        <w:t xml:space="preserve">There’s a story nobody’s telling. I’m going to tell it.</w:t>
       </w:r>
       <w:r>
         <w:t xml:space="preserve"> </w:t>
@@ -26268,17 +26964,17 @@
         <w:t xml:space="preserve"> </w:t>
       </w:r>
       <w:r>
-        <w:t xml:space="preserve">Saved Daybreak from a Foundation snatch team on live TV, and ran before the cameras turned.</w:t>
-      </w:r>
-    </w:p>
-    <w:bookmarkEnd w:id="104"/>
-    <w:bookmarkStart w:id="105" w:name="maeve-ashgrove"/>
+        <w:t xml:space="preserve">Rachel Kwan’s missing partner was her source. She hasn’t told Kwan yet.</w:t>
+      </w:r>
+    </w:p>
+    <w:bookmarkEnd w:id="105"/>
+    <w:bookmarkStart w:id="106" w:name="subject-19"/>
     <w:p>
       <w:pPr>
         <w:pStyle w:val="Heading2"/>
       </w:pPr>
       <w:r>
-        <w:t xml:space="preserve">Maeve Ashgrove</w:t>
+        <w:t xml:space="preserve">Subject 19</w:t>
       </w:r>
     </w:p>
     <w:p>
@@ -26290,13 +26986,34 @@
           <w:iCs/>
           <w:i/>
         </w:rPr>
-        <w:t xml:space="preserve">Cat burglar, on an ExLAW deal, Thief. Otherworlder (tier 2).</w:t>
-      </w:r>
-      <w:r>
-        <w:t xml:space="preserve"> </w:t>
-      </w:r>
-      <w:r>
-        <w:t xml:space="preserve">A fey-born thief from Avalon, caught stealing from a Morcain vault and handed to ExLAW. She works off her sentence; her handler is the only one who knows where she came from.</w:t>
+        <w:t xml:space="preserve">“</w:t>
+      </w:r>
+      <w:r>
+        <w:rPr>
+          <w:iCs/>
+          <w:i/>
+        </w:rPr>
+        <w:t xml:space="preserve">Static</w:t>
+      </w:r>
+      <w:r>
+        <w:rPr>
+          <w:iCs/>
+          <w:i/>
+        </w:rPr>
+        <w:t xml:space="preserve">”</w:t>
+      </w:r>
+      <w:r>
+        <w:rPr>
+          <w:iCs/>
+          <w:i/>
+        </w:rPr>
+        <w:t xml:space="preserve">, escaped Foundation subject, Fugitive. Lab-made (tier 2).</w:t>
+      </w:r>
+      <w:r>
+        <w:t xml:space="preserve"> </w:t>
+      </w:r>
+      <w:r>
+        <w:t xml:space="preserve">Escaped a Foundation black lab a year ago with electric powers, no memory of a name, and a number tattooed on one wrist. Grachyov’s retrieval team is still looking.</w:t>
       </w:r>
     </w:p>
     <w:p>
@@ -26318,7 +27035,7 @@
         <w:t xml:space="preserve"> </w:t>
       </w:r>
       <w:r>
-        <w:t xml:space="preserve">Body 10, Agility 14, Intellect 11, Presence 11, Will 9.</w:t>
+        <w:t xml:space="preserve">Body 12, Agility 13, Intellect 11, Presence 9, Will 10.</w:t>
       </w:r>
       <w:r>
         <w:t xml:space="preserve"> </w:t>
@@ -26334,7 +27051,7 @@
         <w:t xml:space="preserve"> </w:t>
       </w:r>
       <w:r>
-        <w:t xml:space="preserve">13.</w:t>
+        <w:t xml:space="preserve">12.</w:t>
       </w:r>
     </w:p>
     <w:p>
@@ -26356,7 +27073,7 @@
         <w:t xml:space="preserve"> </w:t>
       </w:r>
       <w:r>
-        <w:t xml:space="preserve">Stealth 17 (Specialty). Trained: Melee 15, Deception 12, Engineering 12, Occult 12, Persuasion 12, Streetwise 12, Athletics 11, Powers 10, Read People 10.</w:t>
+        <w:t xml:space="preserve">Powers 13 (Specialty). Trained: Piloting 14, Stealth 14, Athletics 13, Brawling 13, Computers 12, Engineering 12, Read People 11, Deception 10, Streetwise 10.</w:t>
       </w:r>
     </w:p>
     <w:p>
@@ -26378,7 +27095,7 @@
         <w:t xml:space="preserve"> </w:t>
       </w:r>
       <w:r>
-        <w:t xml:space="preserve">A friend; a friend: her ExLAW handler, Agent Dorsey, who covers for her more than he should.</w:t>
+        <w:t xml:space="preserve">Extra Spark.</w:t>
       </w:r>
     </w:p>
     <w:p>
@@ -26400,7 +27117,7 @@
         <w:t xml:space="preserve"> </w:t>
       </w:r>
       <w:r>
-        <w:t xml:space="preserve">Inhuman Grace (origin; companion: Exile).</w:t>
+        <w:t xml:space="preserve">Lab Instincts (origin; companion: Test Subject).</w:t>
       </w:r>
       <w:r>
         <w:t xml:space="preserve"> </w:t>
@@ -26416,7 +27133,7 @@
         <w:t xml:space="preserve"> </w:t>
       </w:r>
       <w:r>
-        <w:t xml:space="preserve">Outsider; trigger: a form that asks for papers you don’t have.</w:t>
+        <w:t xml:space="preserve">Hunted by a Lab; trigger: a van with no plates outside.</w:t>
       </w:r>
     </w:p>
     <w:p>
@@ -26438,7 +27155,7 @@
         <w:t xml:space="preserve"> </w:t>
       </w:r>
       <w:r>
-        <w:t xml:space="preserve">Invisibility II, Phasing I, Illusion I.</w:t>
+        <w:t xml:space="preserve">Blast II, Speed I, Technopathy I.</w:t>
       </w:r>
     </w:p>
     <w:p>
@@ -26460,7 +27177,7 @@
         <w:t xml:space="preserve"> </w:t>
       </w:r>
       <w:r>
-        <w:t xml:space="preserve">Convict.</w:t>
+        <w:t xml:space="preserve">Non-registered.</w:t>
       </w:r>
     </w:p>
     <w:p>
@@ -26498,12 +27215,242 @@
         <w:t xml:space="preserve"> </w:t>
       </w:r>
       <w:r>
+        <w:t xml:space="preserve">Saved Daybreak from a Foundation snatch team on live TV, and ran before the cameras turned.</w:t>
+      </w:r>
+    </w:p>
+    <w:bookmarkEnd w:id="106"/>
+    <w:bookmarkStart w:id="107" w:name="maeve-ashgrove"/>
+    <w:p>
+      <w:pPr>
+        <w:pStyle w:val="Heading2"/>
+      </w:pPr>
+      <w:r>
+        <w:t xml:space="preserve">Maeve Ashgrove</w:t>
+      </w:r>
+    </w:p>
+    <w:p>
+      <w:pPr>
+        <w:pStyle w:val="FirstParagraph"/>
+      </w:pPr>
+      <w:r>
+        <w:rPr>
+          <w:iCs/>
+          <w:i/>
+        </w:rPr>
+        <w:t xml:space="preserve">Cat burglar, on an ExLAW deal, Thief. Otherworlder (tier 2).</w:t>
+      </w:r>
+      <w:r>
+        <w:t xml:space="preserve"> </w:t>
+      </w:r>
+      <w:r>
+        <w:t xml:space="preserve">A fey-born thief from Avalon, caught stealing from a Morcain vault and handed to ExLAW. She works off her sentence; her handler is the only one who knows where she came from.</w:t>
+      </w:r>
+    </w:p>
+    <w:p>
+      <w:pPr>
+        <w:numPr>
+          <w:ilvl w:val="0"/>
+          <w:numId w:val="1028"/>
+        </w:numPr>
+        <w:pStyle w:val="Compact"/>
+      </w:pPr>
+      <w:r>
+        <w:rPr>
+          <w:bCs/>
+          <w:b/>
+        </w:rPr>
+        <w:t xml:space="preserve">Attributes:</w:t>
+      </w:r>
+      <w:r>
+        <w:t xml:space="preserve"> </w:t>
+      </w:r>
+      <w:r>
+        <w:t xml:space="preserve">Body 10, Agility 14, Intellect 11, Presence 11, Will 9.</w:t>
+      </w:r>
+      <w:r>
+        <w:t xml:space="preserve"> </w:t>
+      </w:r>
+      <w:r>
+        <w:rPr>
+          <w:bCs/>
+          <w:b/>
+        </w:rPr>
+        <w:t xml:space="preserve">Dodge</w:t>
+      </w:r>
+      <w:r>
+        <w:t xml:space="preserve"> </w:t>
+      </w:r>
+      <w:r>
+        <w:t xml:space="preserve">13.</w:t>
+      </w:r>
+    </w:p>
+    <w:p>
+      <w:pPr>
+        <w:numPr>
+          <w:ilvl w:val="0"/>
+          <w:numId w:val="1028"/>
+        </w:numPr>
+        <w:pStyle w:val="Compact"/>
+      </w:pPr>
+      <w:r>
+        <w:rPr>
+          <w:bCs/>
+          <w:b/>
+        </w:rPr>
+        <w:t xml:space="preserve">Skills:</w:t>
+      </w:r>
+      <w:r>
+        <w:t xml:space="preserve"> </w:t>
+      </w:r>
+      <w:r>
+        <w:t xml:space="preserve">Stealth 17 (Specialty). Trained: Melee 15, Deception 12, Engineering 12, Occult 12, Persuasion 12, Streetwise 12, Athletics 11, Powers 10, Read People 10.</w:t>
+      </w:r>
+    </w:p>
+    <w:p>
+      <w:pPr>
+        <w:numPr>
+          <w:ilvl w:val="0"/>
+          <w:numId w:val="1028"/>
+        </w:numPr>
+        <w:pStyle w:val="Compact"/>
+      </w:pPr>
+      <w:r>
+        <w:rPr>
+          <w:bCs/>
+          <w:b/>
+        </w:rPr>
+        <w:t xml:space="preserve">Edges:</w:t>
+      </w:r>
+      <w:r>
+        <w:t xml:space="preserve"> </w:t>
+      </w:r>
+      <w:r>
+        <w:t xml:space="preserve">A friend; a friend: her ExLAW handler, Agent Dorsey, who covers for her more than he should.</w:t>
+      </w:r>
+    </w:p>
+    <w:p>
+      <w:pPr>
+        <w:numPr>
+          <w:ilvl w:val="0"/>
+          <w:numId w:val="1028"/>
+        </w:numPr>
+        <w:pStyle w:val="Compact"/>
+      </w:pPr>
+      <w:r>
+        <w:rPr>
+          <w:bCs/>
+          <w:b/>
+        </w:rPr>
+        <w:t xml:space="preserve">Advantage:</w:t>
+      </w:r>
+      <w:r>
+        <w:t xml:space="preserve"> </w:t>
+      </w:r>
+      <w:r>
+        <w:t xml:space="preserve">Inhuman Grace (origin; companion: Exile).</w:t>
+      </w:r>
+      <w:r>
+        <w:t xml:space="preserve"> </w:t>
+      </w:r>
+      <w:r>
+        <w:rPr>
+          <w:bCs/>
+          <w:b/>
+        </w:rPr>
+        <w:t xml:space="preserve">Complication:</w:t>
+      </w:r>
+      <w:r>
+        <w:t xml:space="preserve"> </w:t>
+      </w:r>
+      <w:r>
+        <w:t xml:space="preserve">Outsider; trigger: a form that asks for papers you don’t have.</w:t>
+      </w:r>
+    </w:p>
+    <w:p>
+      <w:pPr>
+        <w:numPr>
+          <w:ilvl w:val="0"/>
+          <w:numId w:val="1028"/>
+        </w:numPr>
+        <w:pStyle w:val="Compact"/>
+      </w:pPr>
+      <w:r>
+        <w:rPr>
+          <w:bCs/>
+          <w:b/>
+        </w:rPr>
+        <w:t xml:space="preserve">Powers:</w:t>
+      </w:r>
+      <w:r>
+        <w:t xml:space="preserve"> </w:t>
+      </w:r>
+      <w:r>
+        <w:t xml:space="preserve">Invisibility II, Phasing I, Illusion I.</w:t>
+      </w:r>
+    </w:p>
+    <w:p>
+      <w:pPr>
+        <w:numPr>
+          <w:ilvl w:val="0"/>
+          <w:numId w:val="1028"/>
+        </w:numPr>
+        <w:pStyle w:val="Compact"/>
+      </w:pPr>
+      <w:r>
+        <w:rPr>
+          <w:bCs/>
+          <w:b/>
+        </w:rPr>
+        <w:t xml:space="preserve">Legal status:</w:t>
+      </w:r>
+      <w:r>
+        <w:t xml:space="preserve"> </w:t>
+      </w:r>
+      <w:r>
+        <w:t xml:space="preserve">Convict.</w:t>
+      </w:r>
+    </w:p>
+    <w:p>
+      <w:pPr>
+        <w:numPr>
+          <w:ilvl w:val="0"/>
+          <w:numId w:val="1028"/>
+        </w:numPr>
+        <w:pStyle w:val="Compact"/>
+      </w:pPr>
+      <w:r>
+        <w:rPr>
+          <w:bCs/>
+          <w:b/>
+        </w:rPr>
+        <w:t xml:space="preserve">Why I do this:</w:t>
+      </w:r>
+      <w:r>
+        <w:t xml:space="preserve"> </w:t>
+      </w:r>
+      <w:r>
+        <w:t xml:space="preserve">No lab, no registry and no government owns me.</w:t>
+      </w:r>
+      <w:r>
+        <w:t xml:space="preserve"> </w:t>
+      </w:r>
+      <w:r>
+        <w:rPr>
+          <w:bCs/>
+          <w:b/>
+        </w:rPr>
+        <w:t xml:space="preserve">Connection:</w:t>
+      </w:r>
+      <w:r>
+        <w:t xml:space="preserve"> </w:t>
+      </w:r>
+      <w:r>
         <w:t xml:space="preserve">Dr. Tobias Wren saw through her glamour the first day. He’s kept her secret; she wonders what it’ll cost.</w:t>
       </w:r>
     </w:p>
-    <w:bookmarkEnd w:id="105"/>
-    <w:bookmarkEnd w:id="106"/>
-    <w:bookmarkStart w:id="107" w:name="advantages"/>
+    <w:bookmarkEnd w:id="107"/>
+    <w:bookmarkEnd w:id="108"/>
+    <w:bookmarkStart w:id="109" w:name="advantages"/>
     <w:p>
       <w:pPr>
         <w:pStyle w:val="Heading1"/>
@@ -27357,8 +28304,8 @@
         <w:t xml:space="preserve">complication unless the GM agrees otherwise. Origin advantages (in each origin’s entry) are often the most flavorful choice for an Operant.</w:t>
       </w:r>
     </w:p>
-    <w:bookmarkEnd w:id="107"/>
-    <w:bookmarkStart w:id="118" w:name="origins"/>
+    <w:bookmarkEnd w:id="109"/>
+    <w:bookmarkStart w:id="120" w:name="origins"/>
     <w:p>
       <w:pPr>
         <w:pStyle w:val="Heading1"/>
@@ -28096,7 +29043,7 @@
         </w:tc>
       </w:tr>
     </w:tbl>
-    <w:bookmarkStart w:id="108" w:name="non-operant"/>
+    <w:bookmarkStart w:id="110" w:name="non-operant"/>
     <w:p>
       <w:pPr>
         <w:pStyle w:val="Heading2"/>
@@ -28141,7 +29088,7 @@
       <w:pPr>
         <w:numPr>
           <w:ilvl w:val="0"/>
-          <w:numId w:val="1028"/>
+          <w:numId w:val="1029"/>
         </w:numPr>
         <w:pStyle w:val="Compact"/>
       </w:pPr>
@@ -28153,7 +29100,7 @@
       <w:pPr>
         <w:numPr>
           <w:ilvl w:val="0"/>
-          <w:numId w:val="1028"/>
+          <w:numId w:val="1029"/>
         </w:numPr>
         <w:pStyle w:val="Compact"/>
       </w:pPr>
@@ -28445,8 +29392,8 @@
         </w:tc>
       </w:tr>
     </w:tbl>
-    <w:bookmarkEnd w:id="108"/>
-    <w:bookmarkStart w:id="109" w:name="adept"/>
+    <w:bookmarkEnd w:id="110"/>
+    <w:bookmarkStart w:id="111" w:name="adept"/>
     <w:p>
       <w:pPr>
         <w:pStyle w:val="Heading2"/>
@@ -28491,7 +29438,7 @@
       <w:pPr>
         <w:numPr>
           <w:ilvl w:val="0"/>
-          <w:numId w:val="1029"/>
+          <w:numId w:val="1030"/>
         </w:numPr>
         <w:pStyle w:val="Compact"/>
       </w:pPr>
@@ -28503,7 +29450,7 @@
       <w:pPr>
         <w:numPr>
           <w:ilvl w:val="0"/>
-          <w:numId w:val="1029"/>
+          <w:numId w:val="1030"/>
         </w:numPr>
         <w:pStyle w:val="Compact"/>
       </w:pPr>
@@ -28515,7 +29462,7 @@
       <w:pPr>
         <w:numPr>
           <w:ilvl w:val="0"/>
-          <w:numId w:val="1029"/>
+          <w:numId w:val="1030"/>
         </w:numPr>
         <w:pStyle w:val="Compact"/>
       </w:pPr>
@@ -28807,8 +29754,8 @@
         </w:tc>
       </w:tr>
     </w:tbl>
-    <w:bookmarkEnd w:id="109"/>
-    <w:bookmarkStart w:id="110" w:name="aurora-born"/>
+    <w:bookmarkEnd w:id="111"/>
+    <w:bookmarkStart w:id="112" w:name="aurora-born"/>
     <w:p>
       <w:pPr>
         <w:pStyle w:val="Heading2"/>
@@ -28853,7 +29800,7 @@
       <w:pPr>
         <w:numPr>
           <w:ilvl w:val="0"/>
-          <w:numId w:val="1030"/>
+          <w:numId w:val="1031"/>
         </w:numPr>
         <w:pStyle w:val="Compact"/>
       </w:pPr>
@@ -28865,7 +29812,7 @@
       <w:pPr>
         <w:numPr>
           <w:ilvl w:val="0"/>
-          <w:numId w:val="1030"/>
+          <w:numId w:val="1031"/>
         </w:numPr>
         <w:pStyle w:val="Compact"/>
       </w:pPr>
@@ -29157,8 +30104,8 @@
         </w:tc>
       </w:tr>
     </w:tbl>
-    <w:bookmarkEnd w:id="110"/>
-    <w:bookmarkStart w:id="111" w:name="bonded"/>
+    <w:bookmarkEnd w:id="112"/>
+    <w:bookmarkStart w:id="113" w:name="bonded"/>
     <w:p>
       <w:pPr>
         <w:pStyle w:val="Heading2"/>
@@ -29203,7 +30150,7 @@
       <w:pPr>
         <w:numPr>
           <w:ilvl w:val="0"/>
-          <w:numId w:val="1031"/>
+          <w:numId w:val="1032"/>
         </w:numPr>
         <w:pStyle w:val="Compact"/>
       </w:pPr>
@@ -29215,7 +30162,7 @@
       <w:pPr>
         <w:numPr>
           <w:ilvl w:val="0"/>
-          <w:numId w:val="1031"/>
+          <w:numId w:val="1032"/>
         </w:numPr>
         <w:pStyle w:val="Compact"/>
       </w:pPr>
@@ -29227,7 +30174,7 @@
       <w:pPr>
         <w:numPr>
           <w:ilvl w:val="0"/>
-          <w:numId w:val="1031"/>
+          <w:numId w:val="1032"/>
         </w:numPr>
         <w:pStyle w:val="Compact"/>
       </w:pPr>
@@ -29519,8 +30466,8 @@
         </w:tc>
       </w:tr>
     </w:tbl>
-    <w:bookmarkEnd w:id="111"/>
-    <w:bookmarkStart w:id="112" w:name="lab-made"/>
+    <w:bookmarkEnd w:id="113"/>
+    <w:bookmarkStart w:id="114" w:name="lab-made"/>
     <w:p>
       <w:pPr>
         <w:pStyle w:val="Heading2"/>
@@ -29565,7 +30512,7 @@
       <w:pPr>
         <w:numPr>
           <w:ilvl w:val="0"/>
-          <w:numId w:val="1032"/>
+          <w:numId w:val="1033"/>
         </w:numPr>
         <w:pStyle w:val="Compact"/>
       </w:pPr>
@@ -29577,7 +30524,7 @@
       <w:pPr>
         <w:numPr>
           <w:ilvl w:val="0"/>
-          <w:numId w:val="1032"/>
+          <w:numId w:val="1033"/>
         </w:numPr>
         <w:pStyle w:val="Compact"/>
       </w:pPr>
@@ -29869,8 +30816,8 @@
         </w:tc>
       </w:tr>
     </w:tbl>
-    <w:bookmarkEnd w:id="112"/>
-    <w:bookmarkStart w:id="113" w:name="otherworlder"/>
+    <w:bookmarkEnd w:id="114"/>
+    <w:bookmarkStart w:id="115" w:name="otherworlder"/>
     <w:p>
       <w:pPr>
         <w:pStyle w:val="Heading2"/>
@@ -29915,7 +30862,7 @@
       <w:pPr>
         <w:numPr>
           <w:ilvl w:val="0"/>
-          <w:numId w:val="1033"/>
+          <w:numId w:val="1034"/>
         </w:numPr>
         <w:pStyle w:val="Compact"/>
       </w:pPr>
@@ -29927,7 +30874,7 @@
       <w:pPr>
         <w:numPr>
           <w:ilvl w:val="0"/>
-          <w:numId w:val="1033"/>
+          <w:numId w:val="1034"/>
         </w:numPr>
         <w:pStyle w:val="Compact"/>
       </w:pPr>
@@ -30219,8 +31166,8 @@
         </w:tc>
       </w:tr>
     </w:tbl>
-    <w:bookmarkEnd w:id="113"/>
-    <w:bookmarkStart w:id="114" w:name="shadow-earth-defector"/>
+    <w:bookmarkEnd w:id="115"/>
+    <w:bookmarkStart w:id="116" w:name="shadow-earth-defector"/>
     <w:p>
       <w:pPr>
         <w:pStyle w:val="Heading2"/>
@@ -30265,7 +31212,7 @@
       <w:pPr>
         <w:numPr>
           <w:ilvl w:val="0"/>
-          <w:numId w:val="1034"/>
+          <w:numId w:val="1035"/>
         </w:numPr>
         <w:pStyle w:val="Compact"/>
       </w:pPr>
@@ -30277,7 +31224,7 @@
       <w:pPr>
         <w:numPr>
           <w:ilvl w:val="0"/>
-          <w:numId w:val="1034"/>
+          <w:numId w:val="1035"/>
         </w:numPr>
         <w:pStyle w:val="Compact"/>
       </w:pPr>
@@ -30289,7 +31236,7 @@
       <w:pPr>
         <w:numPr>
           <w:ilvl w:val="0"/>
-          <w:numId w:val="1034"/>
+          <w:numId w:val="1035"/>
         </w:numPr>
         <w:pStyle w:val="Compact"/>
       </w:pPr>
@@ -30581,8 +31528,8 @@
         </w:tc>
       </w:tr>
     </w:tbl>
-    <w:bookmarkEnd w:id="114"/>
-    <w:bookmarkStart w:id="115" w:name="touched"/>
+    <w:bookmarkEnd w:id="116"/>
+    <w:bookmarkStart w:id="117" w:name="touched"/>
     <w:p>
       <w:pPr>
         <w:pStyle w:val="Heading2"/>
@@ -30642,7 +31589,7 @@
       <w:pPr>
         <w:numPr>
           <w:ilvl w:val="0"/>
-          <w:numId w:val="1035"/>
+          <w:numId w:val="1036"/>
         </w:numPr>
         <w:pStyle w:val="Compact"/>
       </w:pPr>
@@ -30654,7 +31601,7 @@
       <w:pPr>
         <w:numPr>
           <w:ilvl w:val="0"/>
-          <w:numId w:val="1035"/>
+          <w:numId w:val="1036"/>
         </w:numPr>
         <w:pStyle w:val="Compact"/>
       </w:pPr>
@@ -30946,8 +31893,8 @@
         </w:tc>
       </w:tr>
     </w:tbl>
-    <w:bookmarkEnd w:id="115"/>
-    <w:bookmarkStart w:id="116" w:name="ambrosia"/>
+    <w:bookmarkEnd w:id="117"/>
+    <w:bookmarkStart w:id="118" w:name="ambrosia"/>
     <w:p>
       <w:pPr>
         <w:pStyle w:val="Heading2"/>
@@ -30992,7 +31939,7 @@
       <w:pPr>
         <w:numPr>
           <w:ilvl w:val="0"/>
-          <w:numId w:val="1036"/>
+          <w:numId w:val="1037"/>
         </w:numPr>
         <w:pStyle w:val="Compact"/>
       </w:pPr>
@@ -31004,7 +31951,7 @@
       <w:pPr>
         <w:numPr>
           <w:ilvl w:val="0"/>
-          <w:numId w:val="1036"/>
+          <w:numId w:val="1037"/>
         </w:numPr>
         <w:pStyle w:val="Compact"/>
       </w:pPr>
@@ -31016,7 +31963,7 @@
       <w:pPr>
         <w:numPr>
           <w:ilvl w:val="0"/>
-          <w:numId w:val="1036"/>
+          <w:numId w:val="1037"/>
         </w:numPr>
         <w:pStyle w:val="Compact"/>
       </w:pPr>
@@ -31308,8 +32255,8 @@
         </w:tc>
       </w:tr>
     </w:tbl>
-    <w:bookmarkEnd w:id="116"/>
-    <w:bookmarkStart w:id="117" w:name="mythic"/>
+    <w:bookmarkEnd w:id="118"/>
+    <w:bookmarkStart w:id="119" w:name="mythic"/>
     <w:p>
       <w:pPr>
         <w:pStyle w:val="Heading2"/>
@@ -31354,7 +32301,7 @@
       <w:pPr>
         <w:numPr>
           <w:ilvl w:val="0"/>
-          <w:numId w:val="1037"/>
+          <w:numId w:val="1038"/>
         </w:numPr>
         <w:pStyle w:val="Compact"/>
       </w:pPr>
@@ -31366,7 +32313,7 @@
       <w:pPr>
         <w:numPr>
           <w:ilvl w:val="0"/>
-          <w:numId w:val="1037"/>
+          <w:numId w:val="1038"/>
         </w:numPr>
         <w:pStyle w:val="Compact"/>
       </w:pPr>
@@ -31378,7 +32325,7 @@
       <w:pPr>
         <w:numPr>
           <w:ilvl w:val="0"/>
-          <w:numId w:val="1037"/>
+          <w:numId w:val="1038"/>
         </w:numPr>
         <w:pStyle w:val="Compact"/>
       </w:pPr>
@@ -31670,9 +32617,9 @@
         </w:tc>
       </w:tr>
     </w:tbl>
-    <w:bookmarkEnd w:id="117"/>
-    <w:bookmarkEnd w:id="118"/>
-    <w:bookmarkStart w:id="129" w:name="making-your-own"/>
+    <w:bookmarkEnd w:id="119"/>
+    <w:bookmarkEnd w:id="120"/>
+    <w:bookmarkStart w:id="131" w:name="making-your-own"/>
     <w:p>
       <w:pPr>
         <w:pStyle w:val="Heading1"/>
@@ -31705,7 +32652,7 @@
         <w:t xml:space="preserve">option at the end of each list, and its checklist holds a custom choice to the same rules as everything else.</w:t>
       </w:r>
     </w:p>
-    <w:bookmarkStart w:id="119" w:name="a-custom-calling"/>
+    <w:bookmarkStart w:id="121" w:name="a-custom-calling"/>
     <w:p>
       <w:pPr>
         <w:pStyle w:val="Heading2"/>
@@ -31726,7 +32673,7 @@
       <w:pPr>
         <w:numPr>
           <w:ilvl w:val="0"/>
-          <w:numId w:val="1038"/>
+          <w:numId w:val="1039"/>
         </w:numPr>
         <w:pStyle w:val="Compact"/>
       </w:pPr>
@@ -31772,7 +32719,7 @@
       <w:pPr>
         <w:numPr>
           <w:ilvl w:val="0"/>
-          <w:numId w:val="1038"/>
+          <w:numId w:val="1039"/>
         </w:numPr>
         <w:pStyle w:val="Compact"/>
       </w:pPr>
@@ -31794,7 +32741,7 @@
       <w:pPr>
         <w:numPr>
           <w:ilvl w:val="0"/>
-          <w:numId w:val="1038"/>
+          <w:numId w:val="1039"/>
         </w:numPr>
         <w:pStyle w:val="Compact"/>
       </w:pPr>
@@ -31816,7 +32763,7 @@
       <w:pPr>
         <w:numPr>
           <w:ilvl w:val="0"/>
-          <w:numId w:val="1038"/>
+          <w:numId w:val="1039"/>
         </w:numPr>
         <w:pStyle w:val="Compact"/>
       </w:pPr>
@@ -31881,8 +32828,8 @@
         <w:t xml:space="preserve">.</w:t>
       </w:r>
     </w:p>
-    <w:bookmarkEnd w:id="119"/>
-    <w:bookmarkStart w:id="128" w:name="a-custom-origin"/>
+    <w:bookmarkEnd w:id="121"/>
+    <w:bookmarkStart w:id="130" w:name="a-custom-origin"/>
     <w:p>
       <w:pPr>
         <w:pStyle w:val="Heading2"/>
@@ -31899,7 +32846,7 @@
         <w:t xml:space="preserve">Build it with the GM, one step at a time.</w:t>
       </w:r>
     </w:p>
-    <w:bookmarkStart w:id="120" w:name="the-concept"/>
+    <w:bookmarkStart w:id="122" w:name="the-concept"/>
     <w:p>
       <w:pPr>
         <w:pStyle w:val="Heading3"/>
@@ -31916,8 +32863,8 @@
         <w:t xml:space="preserve">Two or three sentences: where they come from, what sets them apart, and how others see them. It should be something the origins in this book don’t already cover.</w:t>
       </w:r>
     </w:p>
-    <w:bookmarkEnd w:id="120"/>
-    <w:bookmarkStart w:id="121" w:name="the-tier"/>
+    <w:bookmarkEnd w:id="122"/>
+    <w:bookmarkStart w:id="123" w:name="the-tier"/>
     <w:p>
       <w:pPr>
         <w:pStyle w:val="Heading3"/>
@@ -32214,8 +33161,8 @@
         <w:t xml:space="preserve">When in doubt, choose the higher tier.</w:t>
       </w:r>
     </w:p>
-    <w:bookmarkEnd w:id="121"/>
-    <w:bookmarkStart w:id="122" w:name="attribute-adjustments"/>
+    <w:bookmarkEnd w:id="123"/>
+    <w:bookmarkStart w:id="124" w:name="attribute-adjustments"/>
     <w:p>
       <w:pPr>
         <w:pStyle w:val="Heading3"/>
@@ -32261,8 +33208,8 @@
         <w:t xml:space="preserve">: a +2 needs a −2 or two −1s. The adjustments move the attribute’s base (+1 starts it at 11) and raise its starting maximum (13 plus the bonus). Most origins change two to four attributes.</w:t>
       </w:r>
     </w:p>
-    <w:bookmarkEnd w:id="122"/>
-    <w:bookmarkStart w:id="123" w:name="core-rules-tier-1-and-up"/>
+    <w:bookmarkEnd w:id="124"/>
+    <w:bookmarkStart w:id="125" w:name="core-rules-tier-1-and-up"/>
     <w:p>
       <w:pPr>
         <w:pStyle w:val="Heading3"/>
@@ -32279,8 +33226,8 @@
         <w:t xml:space="preserve">One to three short rules that always apply: what they can do (see in the dark, resist cold, a free Trained skill) and what it costs (a weakness, a people’s distrust, a hazard they can’t abide). A strength with no drawback is worth more than it looks, so price it a tier higher.</w:t>
       </w:r>
     </w:p>
-    <w:bookmarkEnd w:id="123"/>
-    <w:bookmarkStart w:id="124" w:name="origin-advantages"/>
+    <w:bookmarkEnd w:id="125"/>
+    <w:bookmarkStart w:id="126" w:name="origin-advantages"/>
     <w:p>
       <w:pPr>
         <w:pStyle w:val="Heading3"/>
@@ -32335,8 +33282,8 @@
         <w:t xml:space="preserve">: a problem the trait causes, with a clear trigger and a real consequence, which earns a Spark point when it bites, like any complication. A character takes one advantage, general or origin, so make them distinct choices.</w:t>
       </w:r>
     </w:p>
-    <w:bookmarkEnd w:id="124"/>
-    <w:bookmarkStart w:id="125" w:name="an-alternate-form-optional-tier-2-or-3"/>
+    <w:bookmarkEnd w:id="126"/>
+    <w:bookmarkStart w:id="127" w:name="an-alternate-form-optional-tier-2-or-3"/>
     <w:p>
       <w:pPr>
         <w:pStyle w:val="Heading3"/>
@@ -32369,8 +33316,8 @@
         <w:t xml:space="preserve">apply.</w:t>
       </w:r>
     </w:p>
-    <w:bookmarkEnd w:id="125"/>
-    <w:bookmarkStart w:id="126" w:name="in-the-creator"/>
+    <w:bookmarkEnd w:id="127"/>
+    <w:bookmarkStart w:id="128" w:name="in-the-creator"/>
     <w:p>
       <w:pPr>
         <w:pStyle w:val="Heading3"/>
@@ -32383,7 +33330,7 @@
       <w:pPr>
         <w:numPr>
           <w:ilvl w:val="0"/>
-          <w:numId w:val="1039"/>
+          <w:numId w:val="1040"/>
         </w:numPr>
         <w:pStyle w:val="Compact"/>
       </w:pPr>
@@ -32411,7 +33358,7 @@
       <w:pPr>
         <w:numPr>
           <w:ilvl w:val="0"/>
-          <w:numId w:val="1039"/>
+          <w:numId w:val="1040"/>
         </w:numPr>
         <w:pStyle w:val="Compact"/>
       </w:pPr>
@@ -32423,7 +33370,7 @@
       <w:pPr>
         <w:numPr>
           <w:ilvl w:val="0"/>
-          <w:numId w:val="1039"/>
+          <w:numId w:val="1040"/>
         </w:numPr>
         <w:pStyle w:val="Compact"/>
       </w:pPr>
@@ -32451,7 +33398,7 @@
       <w:pPr>
         <w:numPr>
           <w:ilvl w:val="0"/>
-          <w:numId w:val="1039"/>
+          <w:numId w:val="1040"/>
         </w:numPr>
         <w:pStyle w:val="Compact"/>
       </w:pPr>
@@ -32475,8 +33422,8 @@
         <w:t xml:space="preserve">and enter the advantage and its companion complication.</w:t>
       </w:r>
     </w:p>
-    <w:bookmarkEnd w:id="126"/>
-    <w:bookmarkStart w:id="127" w:name="example"/>
+    <w:bookmarkEnd w:id="128"/>
+    <w:bookmarkStart w:id="129" w:name="example"/>
     <w:p>
       <w:pPr>
         <w:pStyle w:val="Heading3"/>
@@ -32597,10 +33544,10 @@
         <w:t xml:space="preserve">one at Class II, two at Class I.</w:t>
       </w:r>
     </w:p>
-    <w:bookmarkEnd w:id="127"/>
-    <w:bookmarkEnd w:id="128"/>
     <w:bookmarkEnd w:id="129"/>
-    <w:bookmarkStart w:id="130" w:name="complications"/>
+    <w:bookmarkEnd w:id="130"/>
+    <w:bookmarkEnd w:id="131"/>
+    <w:bookmarkStart w:id="132" w:name="complications"/>
     <w:p>
       <w:pPr>
         <w:pStyle w:val="Heading1"/>
@@ -33305,8 +34252,8 @@
         </w:tc>
       </w:tr>
     </w:tbl>
-    <w:bookmarkEnd w:id="130"/>
-    <w:bookmarkStart w:id="132" w:name="quick-reference"/>
+    <w:bookmarkEnd w:id="132"/>
+    <w:bookmarkStart w:id="134" w:name="quick-reference"/>
     <w:p>
       <w:pPr>
         <w:pStyle w:val="Heading1"/>
@@ -33497,7 +34444,7 @@
       <w:r>
         <w:t xml:space="preserve"> </w:t>
       </w:r>
-      <w:hyperlink r:id="rId131">
+      <w:hyperlink r:id="rId133">
         <w:r>
           <w:rPr>
             <w:rStyle w:val="Hyperlink"/>
@@ -33509,7 +34456,7 @@
         <w:t xml:space="preserve">. You may share, adapt, and use it for any purpose, including commercially, as long as you give appropriate credit to the author.</w:t>
       </w:r>
     </w:p>
-    <w:bookmarkEnd w:id="132"/>
+    <w:bookmarkEnd w:id="134"/>
     <w:sectPr/>
   </w:body>
 </w:document>
@@ -33973,6 +34920,9 @@
     <w:abstractNumId w:val="991"/>
   </w:num>
   <w:num w:numId="1038">
+    <w:abstractNumId w:val="991"/>
+  </w:num>
+  <w:num w:numId="1039">
     <w:abstractNumId w:val="99411"/>
     <w:lvlOverride w:ilvl="0">
       <w:startOverride w:val="1"/>
@@ -34002,7 +34952,7 @@
       <w:startOverride w:val="1"/>
     </w:lvlOverride>
   </w:num>
-  <w:num w:numId="1039">
+  <w:num w:numId="1040">
     <w:abstractNumId w:val="99411"/>
     <w:lvlOverride w:ilvl="0">
       <w:startOverride w:val="1"/>
